--- a/Docs/Gestão Piscinas - Proposta Comercial_v2.docx
+++ b/Docs/Gestão Piscinas - Proposta Comercial_v2.docx
@@ -530,7 +530,6 @@
         <w:rPr>
           <w:rFonts w:asciiTheme="majorHAnsi" w:hAnsiTheme="majorHAnsi" w:cstheme="majorHAnsi"/>
         </w:rPr>
-        <w:lastRenderedPageBreak/>
         <w:t>Autenticação e controle de perfis de acesso</w:t>
       </w:r>
     </w:p>
@@ -550,6 +549,7 @@
         <w:rPr>
           <w:rFonts w:asciiTheme="majorHAnsi" w:hAnsiTheme="majorHAnsi" w:cstheme="majorHAnsi"/>
         </w:rPr>
+        <w:lastRenderedPageBreak/>
         <w:t>Interface responsiva para desktop, tablet e celular</w:t>
       </w:r>
     </w:p>
@@ -1283,7 +1283,6 @@
           <w:b/>
           <w:bCs/>
         </w:rPr>
-        <w:lastRenderedPageBreak/>
         <w:t>Repositório:</w:t>
       </w:r>
       <w:r>
@@ -1328,6 +1327,9 @@
           <w:szCs w:val="28"/>
         </w:rPr>
       </w:pPr>
+      <w:r>
+        <w:br w:type="page"/>
+      </w:r>
     </w:p>
     <w:p>
       <w:pPr>
@@ -1337,6 +1339,7 @@
         </w:pBdr>
       </w:pPr>
       <w:r>
+        <w:lastRenderedPageBreak/>
         <w:t>5</w:t>
       </w:r>
       <w:r>
@@ -1385,10 +1388,10 @@
           <w:noProof/>
         </w:rPr>
         <w:drawing>
-          <wp:inline distT="0" distB="0" distL="0" distR="0" wp14:anchorId="6EF919D9" wp14:editId="2A632EC4">
-            <wp:extent cx="6750685" cy="2893695"/>
-            <wp:effectExtent l="0" t="0" r="0" b="1905"/>
-            <wp:docPr id="1004050328" name="Imagem 1" descr="Linha do tempo&#10;&#10;O conteúdo gerado por IA pode estar incorreto."/>
+          <wp:inline distT="0" distB="0" distL="0" distR="0" wp14:anchorId="1DFA275A" wp14:editId="4CE11E0D">
+            <wp:extent cx="6750685" cy="2905125"/>
+            <wp:effectExtent l="0" t="0" r="0" b="9525"/>
+            <wp:docPr id="1107192692" name="Imagem 1" descr="Linha do tempo&#10;&#10;O conteúdo gerado por IA pode estar incorreto."/>
             <wp:cNvGraphicFramePr>
               <a:graphicFrameLocks xmlns:a="http://schemas.openxmlformats.org/drawingml/2006/main" noChangeAspect="1"/>
             </wp:cNvGraphicFramePr>
@@ -1396,7 +1399,7 @@
               <a:graphicData uri="http://schemas.openxmlformats.org/drawingml/2006/picture">
                 <pic:pic xmlns:pic="http://schemas.openxmlformats.org/drawingml/2006/picture">
                   <pic:nvPicPr>
-                    <pic:cNvPr id="1004050328" name="Imagem 1" descr="Linha do tempo&#10;&#10;O conteúdo gerado por IA pode estar incorreto."/>
+                    <pic:cNvPr id="1107192692" name="Imagem 1" descr="Linha do tempo&#10;&#10;O conteúdo gerado por IA pode estar incorreto."/>
                     <pic:cNvPicPr/>
                   </pic:nvPicPr>
                   <pic:blipFill>
@@ -1408,7 +1411,7 @@
                   <pic:spPr>
                     <a:xfrm>
                       <a:off x="0" y="0"/>
-                      <a:ext cx="6750685" cy="2893695"/>
+                      <a:ext cx="6750685" cy="2905125"/>
                     </a:xfrm>
                     <a:prstGeom prst="rect">
                       <a:avLst/>
@@ -1434,7 +1437,6 @@
         <w:rPr>
           <w:rFonts w:cstheme="majorHAnsi"/>
         </w:rPr>
-        <w:lastRenderedPageBreak/>
         <w:t xml:space="preserve">5.2 </w:t>
       </w:r>
       <w:r>
@@ -1461,10 +1463,10 @@
           <w:noProof/>
         </w:rPr>
         <w:drawing>
-          <wp:inline distT="0" distB="0" distL="0" distR="0" wp14:anchorId="0494A6E6" wp14:editId="1042A113">
-            <wp:extent cx="6750685" cy="4982845"/>
-            <wp:effectExtent l="0" t="0" r="0" b="8255"/>
-            <wp:docPr id="681266907" name="Imagem 1" descr="Tabela&#10;&#10;O conteúdo gerado por IA pode estar incorreto."/>
+          <wp:inline distT="0" distB="0" distL="0" distR="0" wp14:anchorId="1706CFEA" wp14:editId="53792101">
+            <wp:extent cx="6308367" cy="4550735"/>
+            <wp:effectExtent l="0" t="0" r="0" b="2540"/>
+            <wp:docPr id="876857536" name="Imagem 1" descr="Tabela&#10;&#10;O conteúdo gerado por IA pode estar incorreto."/>
             <wp:cNvGraphicFramePr>
               <a:graphicFrameLocks xmlns:a="http://schemas.openxmlformats.org/drawingml/2006/main" noChangeAspect="1"/>
             </wp:cNvGraphicFramePr>
@@ -1472,7 +1474,7 @@
               <a:graphicData uri="http://schemas.openxmlformats.org/drawingml/2006/picture">
                 <pic:pic xmlns:pic="http://schemas.openxmlformats.org/drawingml/2006/picture">
                   <pic:nvPicPr>
-                    <pic:cNvPr id="681266907" name="Imagem 1" descr="Tabela&#10;&#10;O conteúdo gerado por IA pode estar incorreto."/>
+                    <pic:cNvPr id="876857536" name="Imagem 1" descr="Tabela&#10;&#10;O conteúdo gerado por IA pode estar incorreto."/>
                     <pic:cNvPicPr/>
                   </pic:nvPicPr>
                   <pic:blipFill>
@@ -1484,7 +1486,7 @@
                   <pic:spPr>
                     <a:xfrm>
                       <a:off x="0" y="0"/>
-                      <a:ext cx="6750685" cy="4982845"/>
+                      <a:ext cx="6348159" cy="4579440"/>
                     </a:xfrm>
                     <a:prstGeom prst="rect">
                       <a:avLst/>
@@ -1530,6 +1532,7 @@
         <w:pStyle w:val="Ttulo2"/>
       </w:pPr>
       <w:r>
+        <w:lastRenderedPageBreak/>
         <w:t xml:space="preserve">5.1 </w:t>
       </w:r>
       <w:r>
@@ -1719,13 +1722,7 @@
         <w:rPr>
           <w:rFonts w:asciiTheme="majorHAnsi" w:hAnsiTheme="majorHAnsi" w:cstheme="majorHAnsi"/>
         </w:rPr>
-        <w:t>2</w:t>
-      </w:r>
-      <w:r>
-        <w:rPr>
-          <w:rFonts w:asciiTheme="majorHAnsi" w:hAnsiTheme="majorHAnsi" w:cstheme="majorHAnsi"/>
-        </w:rPr>
-        <w:t xml:space="preserve"> (</w:t>
+        <w:t>2 (</w:t>
       </w:r>
       <w:r>
         <w:rPr>
@@ -1836,25 +1833,6 @@
     </w:p>
     <w:p>
       <w:pPr>
-        <w:rPr>
-          <w:rFonts w:asciiTheme="majorHAnsi" w:eastAsiaTheme="majorEastAsia" w:hAnsiTheme="majorHAnsi" w:cstheme="majorBidi"/>
-          <w:b/>
-          <w:bCs/>
-          <w:color w:val="365F91" w:themeColor="accent1" w:themeShade="BF"/>
-          <w:sz w:val="24"/>
-          <w:szCs w:val="24"/>
-        </w:rPr>
-      </w:pPr>
-      <w:r>
-        <w:rPr>
-          <w:sz w:val="24"/>
-          <w:szCs w:val="24"/>
-        </w:rPr>
-        <w:br w:type="page"/>
-      </w:r>
-    </w:p>
-    <w:p>
-      <w:pPr>
         <w:pStyle w:val="Ttulo1"/>
         <w:pBdr>
           <w:bottom w:val="single" w:sz="12" w:space="1" w:color="auto"/>
@@ -1865,7 +1843,6 @@
           <w:sz w:val="24"/>
           <w:szCs w:val="24"/>
         </w:rPr>
-        <w:lastRenderedPageBreak/>
         <w:t xml:space="preserve">6. </w:t>
       </w:r>
       <w:r>
@@ -2270,6 +2247,7 @@
         <w:spacing w:after="240"/>
       </w:pPr>
       <w:r>
+        <w:lastRenderedPageBreak/>
         <w:t xml:space="preserve">9. </w:t>
       </w:r>
       <w:r>
@@ -2297,391 +2275,4668 @@
     </w:p>
     <w:tbl>
       <w:tblPr>
-        <w:tblStyle w:val="Tabelacomgrade"/>
-        <w:tblW w:w="0" w:type="auto"/>
-        <w:tblInd w:w="720" w:type="dxa"/>
-        <w:tblBorders>
-          <w:top w:val="none" w:sz="0" w:space="0" w:color="auto"/>
-          <w:left w:val="none" w:sz="0" w:space="0" w:color="auto"/>
-          <w:bottom w:val="none" w:sz="0" w:space="0" w:color="auto"/>
-          <w:right w:val="none" w:sz="0" w:space="0" w:color="auto"/>
-          <w:insideH w:val="none" w:sz="0" w:space="0" w:color="auto"/>
-          <w:insideV w:val="none" w:sz="0" w:space="0" w:color="auto"/>
-        </w:tblBorders>
+        <w:tblW w:w="10581" w:type="dxa"/>
+        <w:tblInd w:w="75" w:type="dxa"/>
+        <w:tblCellMar>
+          <w:left w:w="70" w:type="dxa"/>
+          <w:right w:w="70" w:type="dxa"/>
+        </w:tblCellMar>
         <w:tblLook w:val="04A0" w:firstRow="1" w:lastRow="0" w:firstColumn="1" w:lastColumn="0" w:noHBand="0" w:noVBand="1"/>
       </w:tblPr>
       <w:tblGrid>
-        <w:gridCol w:w="5590"/>
-        <w:gridCol w:w="1311"/>
+        <w:gridCol w:w="593"/>
+        <w:gridCol w:w="5745"/>
+        <w:gridCol w:w="693"/>
+        <w:gridCol w:w="1025"/>
+        <w:gridCol w:w="1151"/>
+        <w:gridCol w:w="1374"/>
       </w:tblGrid>
       <w:tr>
         <w:trPr>
-          <w:trHeight w:val="280"/>
+          <w:trHeight w:val="228"/>
         </w:trPr>
         <w:tc>
           <w:tcPr>
-            <w:tcW w:w="5590" w:type="dxa"/>
+            <w:tcW w:w="279" w:type="dxa"/>
             <w:tcBorders>
-              <w:bottom w:val="single" w:sz="4" w:space="0" w:color="95B3D7" w:themeColor="accent1" w:themeTint="99"/>
+              <w:top w:val="single" w:sz="4" w:space="0" w:color="44B3E1"/>
+              <w:left w:val="single" w:sz="4" w:space="0" w:color="44B3E1"/>
+              <w:bottom w:val="single" w:sz="4" w:space="0" w:color="44B3E1"/>
+              <w:right w:val="nil"/>
             </w:tcBorders>
+            <w:shd w:val="clear" w:color="156082" w:fill="156082"/>
+            <w:noWrap/>
+            <w:vAlign w:val="center"/>
+            <w:hideMark/>
           </w:tcPr>
           <w:p>
             <w:pPr>
-              <w:rPr>
-                <w:rFonts w:asciiTheme="majorHAnsi" w:hAnsiTheme="majorHAnsi" w:cstheme="majorHAnsi"/>
+              <w:spacing w:after="0" w:line="240" w:lineRule="auto"/>
+              <w:rPr>
+                <w:rFonts w:ascii="Aptos Narrow" w:eastAsia="Times New Roman" w:hAnsi="Aptos Narrow" w:cs="Times New Roman"/>
+                <w:b/>
+                <w:bCs/>
+                <w:color w:val="FFFFFF"/>
+                <w:lang w:eastAsia="pt-BR"/>
               </w:rPr>
             </w:pPr>
             <w:r>
               <w:rPr>
-                <w:rFonts w:asciiTheme="majorHAnsi" w:hAnsiTheme="majorHAnsi" w:cstheme="majorHAnsi"/>
-              </w:rPr>
-              <w:t>2</w:t>
-            </w:r>
-            <w:r>
-              <w:rPr>
-                <w:rFonts w:asciiTheme="majorHAnsi" w:hAnsiTheme="majorHAnsi" w:cstheme="majorHAnsi"/>
-              </w:rPr>
-              <w:t>0</w:t>
-            </w:r>
-            <w:r>
-              <w:rPr>
-                <w:rFonts w:asciiTheme="majorHAnsi" w:hAnsiTheme="majorHAnsi" w:cstheme="majorHAnsi"/>
-              </w:rPr>
-              <w:t>% na aprovação da proposta</w:t>
+                <w:rFonts w:ascii="Aptos Narrow" w:eastAsia="Times New Roman" w:hAnsi="Aptos Narrow" w:cs="Times New Roman"/>
+                <w:b/>
+                <w:bCs/>
+                <w:color w:val="FFFFFF"/>
+                <w:lang w:eastAsia="pt-BR"/>
+              </w:rPr>
+              <w:t>Fase</w:t>
             </w:r>
           </w:p>
         </w:tc>
         <w:tc>
           <w:tcPr>
-            <w:tcW w:w="1311" w:type="dxa"/>
+            <w:tcW w:w="6059" w:type="dxa"/>
             <w:tcBorders>
-              <w:bottom w:val="single" w:sz="4" w:space="0" w:color="95B3D7" w:themeColor="accent1" w:themeTint="99"/>
+              <w:top w:val="single" w:sz="4" w:space="0" w:color="44B3E1"/>
+              <w:left w:val="nil"/>
+              <w:bottom w:val="single" w:sz="4" w:space="0" w:color="44B3E1"/>
+              <w:right w:val="nil"/>
             </w:tcBorders>
+            <w:shd w:val="clear" w:color="156082" w:fill="156082"/>
+            <w:vAlign w:val="center"/>
+            <w:hideMark/>
           </w:tcPr>
           <w:p>
             <w:pPr>
-              <w:rPr>
-                <w:rFonts w:asciiTheme="majorHAnsi" w:hAnsiTheme="majorHAnsi" w:cstheme="majorHAnsi"/>
+              <w:spacing w:after="0" w:line="240" w:lineRule="auto"/>
+              <w:rPr>
+                <w:rFonts w:ascii="Aptos Narrow" w:eastAsia="Times New Roman" w:hAnsi="Aptos Narrow" w:cs="Times New Roman"/>
+                <w:b/>
+                <w:bCs/>
+                <w:color w:val="FFFFFF"/>
+                <w:lang w:eastAsia="pt-BR"/>
               </w:rPr>
             </w:pPr>
             <w:r>
               <w:rPr>
-                <w:rFonts w:ascii="Aptos Narrow" w:hAnsi="Aptos Narrow"/>
-                <w:color w:val="000000"/>
-              </w:rPr>
-              <w:t>R$ 7.588,00</w:t>
+                <w:rFonts w:ascii="Aptos Narrow" w:eastAsia="Times New Roman" w:hAnsi="Aptos Narrow" w:cs="Times New Roman"/>
+                <w:b/>
+                <w:bCs/>
+                <w:color w:val="FFFFFF"/>
+                <w:lang w:eastAsia="pt-BR"/>
+              </w:rPr>
+              <w:t>Item</w:t>
+            </w:r>
+          </w:p>
+        </w:tc>
+        <w:tc>
+          <w:tcPr>
+            <w:tcW w:w="693" w:type="dxa"/>
+            <w:tcBorders>
+              <w:top w:val="single" w:sz="4" w:space="0" w:color="44B3E1"/>
+              <w:left w:val="nil"/>
+              <w:bottom w:val="single" w:sz="4" w:space="0" w:color="44B3E1"/>
+              <w:right w:val="nil"/>
+            </w:tcBorders>
+            <w:shd w:val="clear" w:color="156082" w:fill="156082"/>
+            <w:noWrap/>
+            <w:vAlign w:val="center"/>
+            <w:hideMark/>
+          </w:tcPr>
+          <w:p>
+            <w:pPr>
+              <w:spacing w:after="0" w:line="240" w:lineRule="auto"/>
+              <w:rPr>
+                <w:rFonts w:ascii="Aptos Narrow" w:eastAsia="Times New Roman" w:hAnsi="Aptos Narrow" w:cs="Times New Roman"/>
+                <w:b/>
+                <w:bCs/>
+                <w:color w:val="FFFFFF"/>
+                <w:lang w:eastAsia="pt-BR"/>
+              </w:rPr>
+            </w:pPr>
+            <w:r>
+              <w:rPr>
+                <w:rFonts w:ascii="Aptos Narrow" w:eastAsia="Times New Roman" w:hAnsi="Aptos Narrow" w:cs="Times New Roman"/>
+                <w:b/>
+                <w:bCs/>
+                <w:color w:val="FFFFFF"/>
+                <w:lang w:eastAsia="pt-BR"/>
+              </w:rPr>
+              <w:t>Horas</w:t>
+            </w:r>
+          </w:p>
+        </w:tc>
+        <w:tc>
+          <w:tcPr>
+            <w:tcW w:w="1025" w:type="dxa"/>
+            <w:tcBorders>
+              <w:top w:val="single" w:sz="4" w:space="0" w:color="44B3E1"/>
+              <w:left w:val="nil"/>
+              <w:bottom w:val="single" w:sz="4" w:space="0" w:color="44B3E1"/>
+              <w:right w:val="nil"/>
+            </w:tcBorders>
+            <w:shd w:val="clear" w:color="156082" w:fill="156082"/>
+            <w:noWrap/>
+            <w:vAlign w:val="center"/>
+            <w:hideMark/>
+          </w:tcPr>
+          <w:p>
+            <w:pPr>
+              <w:spacing w:after="0" w:line="240" w:lineRule="auto"/>
+              <w:rPr>
+                <w:rFonts w:ascii="Aptos Narrow" w:eastAsia="Times New Roman" w:hAnsi="Aptos Narrow" w:cs="Times New Roman"/>
+                <w:b/>
+                <w:bCs/>
+                <w:color w:val="FFFFFF"/>
+                <w:lang w:eastAsia="pt-BR"/>
+              </w:rPr>
+            </w:pPr>
+            <w:r>
+              <w:rPr>
+                <w:rFonts w:ascii="Aptos Narrow" w:eastAsia="Times New Roman" w:hAnsi="Aptos Narrow" w:cs="Times New Roman"/>
+                <w:b/>
+                <w:bCs/>
+                <w:color w:val="FFFFFF"/>
+                <w:lang w:eastAsia="pt-BR"/>
+              </w:rPr>
+              <w:t>Recurso</w:t>
+            </w:r>
+          </w:p>
+        </w:tc>
+        <w:tc>
+          <w:tcPr>
+            <w:tcW w:w="1151" w:type="dxa"/>
+            <w:tcBorders>
+              <w:top w:val="single" w:sz="4" w:space="0" w:color="44B3E1"/>
+              <w:left w:val="nil"/>
+              <w:bottom w:val="single" w:sz="4" w:space="0" w:color="44B3E1"/>
+              <w:right w:val="nil"/>
+            </w:tcBorders>
+            <w:shd w:val="clear" w:color="156082" w:fill="156082"/>
+            <w:noWrap/>
+            <w:vAlign w:val="center"/>
+            <w:hideMark/>
+          </w:tcPr>
+          <w:p>
+            <w:pPr>
+              <w:spacing w:after="0" w:line="240" w:lineRule="auto"/>
+              <w:rPr>
+                <w:rFonts w:ascii="Aptos Narrow" w:eastAsia="Times New Roman" w:hAnsi="Aptos Narrow" w:cs="Times New Roman"/>
+                <w:b/>
+                <w:bCs/>
+                <w:color w:val="FFFFFF"/>
+                <w:lang w:eastAsia="pt-BR"/>
+              </w:rPr>
+            </w:pPr>
+            <w:r>
+              <w:rPr>
+                <w:rFonts w:ascii="Aptos Narrow" w:eastAsia="Times New Roman" w:hAnsi="Aptos Narrow" w:cs="Times New Roman"/>
+                <w:b/>
+                <w:bCs/>
+                <w:color w:val="FFFFFF"/>
+                <w:lang w:eastAsia="pt-BR"/>
+              </w:rPr>
+              <w:t>Valor Unit.</w:t>
+            </w:r>
+          </w:p>
+        </w:tc>
+        <w:tc>
+          <w:tcPr>
+            <w:tcW w:w="1374" w:type="dxa"/>
+            <w:tcBorders>
+              <w:top w:val="single" w:sz="4" w:space="0" w:color="44B3E1"/>
+              <w:left w:val="nil"/>
+              <w:bottom w:val="single" w:sz="4" w:space="0" w:color="44B3E1"/>
+              <w:right w:val="single" w:sz="4" w:space="0" w:color="44B3E1"/>
+            </w:tcBorders>
+            <w:shd w:val="clear" w:color="156082" w:fill="156082"/>
+            <w:noWrap/>
+            <w:vAlign w:val="center"/>
+            <w:hideMark/>
+          </w:tcPr>
+          <w:p>
+            <w:pPr>
+              <w:spacing w:after="0" w:line="240" w:lineRule="auto"/>
+              <w:rPr>
+                <w:rFonts w:ascii="Aptos Narrow" w:eastAsia="Times New Roman" w:hAnsi="Aptos Narrow" w:cs="Times New Roman"/>
+                <w:b/>
+                <w:bCs/>
+                <w:color w:val="FFFFFF"/>
+                <w:lang w:eastAsia="pt-BR"/>
+              </w:rPr>
+            </w:pPr>
+            <w:r>
+              <w:rPr>
+                <w:rFonts w:ascii="Aptos Narrow" w:eastAsia="Times New Roman" w:hAnsi="Aptos Narrow" w:cs="Times New Roman"/>
+                <w:b/>
+                <w:bCs/>
+                <w:color w:val="FFFFFF"/>
+                <w:lang w:eastAsia="pt-BR"/>
+              </w:rPr>
+              <w:t>Valor Total</w:t>
             </w:r>
           </w:p>
         </w:tc>
       </w:tr>
       <w:tr>
         <w:trPr>
-          <w:trHeight w:val="280"/>
+          <w:trHeight w:val="228"/>
         </w:trPr>
         <w:tc>
           <w:tcPr>
-            <w:tcW w:w="5590" w:type="dxa"/>
+            <w:tcW w:w="279" w:type="dxa"/>
             <w:tcBorders>
-              <w:top w:val="single" w:sz="4" w:space="0" w:color="95B3D7" w:themeColor="accent1" w:themeTint="99"/>
-              <w:bottom w:val="single" w:sz="4" w:space="0" w:color="95B3D7" w:themeColor="accent1" w:themeTint="99"/>
+              <w:top w:val="single" w:sz="4" w:space="0" w:color="44B3E1"/>
+              <w:left w:val="single" w:sz="4" w:space="0" w:color="44B3E1"/>
+              <w:bottom w:val="single" w:sz="4" w:space="0" w:color="44B3E1"/>
+              <w:right w:val="nil"/>
             </w:tcBorders>
+            <w:shd w:val="clear" w:color="C0E6F5" w:fill="C0E6F5"/>
+            <w:noWrap/>
+            <w:vAlign w:val="center"/>
+            <w:hideMark/>
           </w:tcPr>
           <w:p>
             <w:pPr>
-              <w:rPr>
-                <w:rFonts w:asciiTheme="majorHAnsi" w:hAnsiTheme="majorHAnsi" w:cstheme="majorHAnsi"/>
+              <w:spacing w:after="0" w:line="240" w:lineRule="auto"/>
+              <w:rPr>
+                <w:rFonts w:ascii="Aptos Narrow" w:eastAsia="Times New Roman" w:hAnsi="Aptos Narrow" w:cs="Times New Roman"/>
+                <w:color w:val="000000"/>
+                <w:lang w:eastAsia="pt-BR"/>
               </w:rPr>
             </w:pPr>
             <w:r>
               <w:rPr>
-                <w:rFonts w:asciiTheme="majorHAnsi" w:hAnsiTheme="majorHAnsi" w:cstheme="majorHAnsi"/>
-              </w:rPr>
-              <w:t>2</w:t>
-            </w:r>
-            <w:r>
-              <w:rPr>
-                <w:rFonts w:asciiTheme="majorHAnsi" w:hAnsiTheme="majorHAnsi" w:cstheme="majorHAnsi"/>
-              </w:rPr>
-              <w:t>0</w:t>
-            </w:r>
-            <w:r>
-              <w:rPr>
-                <w:rFonts w:asciiTheme="majorHAnsi" w:hAnsiTheme="majorHAnsi" w:cstheme="majorHAnsi"/>
-              </w:rPr>
-              <w:t>% na entrega da fase 1 (MVP</w:t>
-            </w:r>
-            <w:r>
-              <w:rPr>
-                <w:rFonts w:asciiTheme="majorHAnsi" w:hAnsiTheme="majorHAnsi" w:cstheme="majorHAnsi"/>
-              </w:rPr>
-              <w:t xml:space="preserve"> 1</w:t>
-            </w:r>
-            <w:r>
-              <w:rPr>
-                <w:rFonts w:asciiTheme="majorHAnsi" w:hAnsiTheme="majorHAnsi" w:cstheme="majorHAnsi"/>
-              </w:rPr>
-              <w:t>)</w:t>
+                <w:rFonts w:ascii="Aptos Narrow" w:eastAsia="Times New Roman" w:hAnsi="Aptos Narrow" w:cs="Times New Roman"/>
+                <w:color w:val="000000"/>
+                <w:lang w:eastAsia="pt-BR"/>
+              </w:rPr>
+              <w:t>1</w:t>
             </w:r>
           </w:p>
         </w:tc>
         <w:tc>
           <w:tcPr>
-            <w:tcW w:w="1311" w:type="dxa"/>
+            <w:tcW w:w="6059" w:type="dxa"/>
             <w:tcBorders>
-              <w:top w:val="single" w:sz="4" w:space="0" w:color="95B3D7" w:themeColor="accent1" w:themeTint="99"/>
-              <w:bottom w:val="single" w:sz="4" w:space="0" w:color="95B3D7" w:themeColor="accent1" w:themeTint="99"/>
+              <w:top w:val="single" w:sz="4" w:space="0" w:color="44B3E1"/>
+              <w:left w:val="nil"/>
+              <w:bottom w:val="single" w:sz="4" w:space="0" w:color="44B3E1"/>
+              <w:right w:val="nil"/>
             </w:tcBorders>
+            <w:shd w:val="clear" w:color="C0E6F5" w:fill="C0E6F5"/>
+            <w:vAlign w:val="center"/>
+            <w:hideMark/>
           </w:tcPr>
           <w:p>
             <w:pPr>
-              <w:rPr>
-                <w:rFonts w:ascii="Aptos Narrow" w:hAnsi="Aptos Narrow"/>
-                <w:color w:val="000000"/>
+              <w:spacing w:after="0" w:line="240" w:lineRule="auto"/>
+              <w:rPr>
+                <w:rFonts w:ascii="Aptos Narrow" w:eastAsia="Times New Roman" w:hAnsi="Aptos Narrow" w:cs="Times New Roman"/>
+                <w:color w:val="000000"/>
+                <w:lang w:eastAsia="pt-BR"/>
               </w:rPr>
             </w:pPr>
             <w:r>
               <w:rPr>
-                <w:rFonts w:ascii="Aptos Narrow" w:hAnsi="Aptos Narrow"/>
-                <w:color w:val="000000"/>
-              </w:rPr>
-              <w:t>R$ 7.588,00</w:t>
+                <w:rFonts w:ascii="Aptos Narrow" w:eastAsia="Times New Roman" w:hAnsi="Aptos Narrow" w:cs="Times New Roman"/>
+                <w:color w:val="000000"/>
+                <w:lang w:eastAsia="pt-BR"/>
+              </w:rPr>
+              <w:t>Documentação</w:t>
+            </w:r>
+          </w:p>
+        </w:tc>
+        <w:tc>
+          <w:tcPr>
+            <w:tcW w:w="693" w:type="dxa"/>
+            <w:tcBorders>
+              <w:top w:val="single" w:sz="4" w:space="0" w:color="44B3E1"/>
+              <w:left w:val="nil"/>
+              <w:bottom w:val="single" w:sz="4" w:space="0" w:color="44B3E1"/>
+              <w:right w:val="nil"/>
+            </w:tcBorders>
+            <w:shd w:val="clear" w:color="C0E6F5" w:fill="C0E6F5"/>
+            <w:noWrap/>
+            <w:vAlign w:val="center"/>
+            <w:hideMark/>
+          </w:tcPr>
+          <w:p>
+            <w:pPr>
+              <w:spacing w:after="0" w:line="240" w:lineRule="auto"/>
+              <w:jc w:val="right"/>
+              <w:rPr>
+                <w:rFonts w:ascii="Aptos Narrow" w:eastAsia="Times New Roman" w:hAnsi="Aptos Narrow" w:cs="Times New Roman"/>
+                <w:color w:val="000000"/>
+                <w:lang w:eastAsia="pt-BR"/>
+              </w:rPr>
+            </w:pPr>
+            <w:r>
+              <w:rPr>
+                <w:rFonts w:ascii="Aptos Narrow" w:eastAsia="Times New Roman" w:hAnsi="Aptos Narrow" w:cs="Times New Roman"/>
+                <w:color w:val="000000"/>
+                <w:lang w:eastAsia="pt-BR"/>
+              </w:rPr>
+              <w:t>8</w:t>
+            </w:r>
+          </w:p>
+        </w:tc>
+        <w:tc>
+          <w:tcPr>
+            <w:tcW w:w="1025" w:type="dxa"/>
+            <w:tcBorders>
+              <w:top w:val="single" w:sz="4" w:space="0" w:color="44B3E1"/>
+              <w:left w:val="nil"/>
+              <w:bottom w:val="single" w:sz="4" w:space="0" w:color="44B3E1"/>
+              <w:right w:val="nil"/>
+            </w:tcBorders>
+            <w:shd w:val="clear" w:color="C0E6F5" w:fill="C0E6F5"/>
+            <w:noWrap/>
+            <w:vAlign w:val="center"/>
+            <w:hideMark/>
+          </w:tcPr>
+          <w:p>
+            <w:pPr>
+              <w:spacing w:after="0" w:line="240" w:lineRule="auto"/>
+              <w:rPr>
+                <w:rFonts w:ascii="Aptos Narrow" w:eastAsia="Times New Roman" w:hAnsi="Aptos Narrow" w:cs="Times New Roman"/>
+                <w:color w:val="000000"/>
+                <w:lang w:eastAsia="pt-BR"/>
+              </w:rPr>
+            </w:pPr>
+            <w:r>
+              <w:rPr>
+                <w:rFonts w:ascii="Aptos Narrow" w:eastAsia="Times New Roman" w:hAnsi="Aptos Narrow" w:cs="Times New Roman"/>
+                <w:color w:val="000000"/>
+                <w:lang w:eastAsia="pt-BR"/>
+              </w:rPr>
+              <w:t>Arquiteto</w:t>
+            </w:r>
+          </w:p>
+        </w:tc>
+        <w:tc>
+          <w:tcPr>
+            <w:tcW w:w="1151" w:type="dxa"/>
+            <w:tcBorders>
+              <w:top w:val="single" w:sz="4" w:space="0" w:color="44B3E1"/>
+              <w:left w:val="nil"/>
+              <w:bottom w:val="single" w:sz="4" w:space="0" w:color="44B3E1"/>
+              <w:right w:val="nil"/>
+            </w:tcBorders>
+            <w:shd w:val="clear" w:color="C0E6F5" w:fill="C0E6F5"/>
+            <w:noWrap/>
+            <w:vAlign w:val="center"/>
+            <w:hideMark/>
+          </w:tcPr>
+          <w:p>
+            <w:pPr>
+              <w:spacing w:after="0" w:line="240" w:lineRule="auto"/>
+              <w:jc w:val="right"/>
+              <w:rPr>
+                <w:rFonts w:ascii="Aptos Narrow" w:eastAsia="Times New Roman" w:hAnsi="Aptos Narrow" w:cs="Times New Roman"/>
+                <w:color w:val="000000"/>
+                <w:lang w:eastAsia="pt-BR"/>
+              </w:rPr>
+            </w:pPr>
+            <w:r>
+              <w:rPr>
+                <w:rFonts w:ascii="Aptos Narrow" w:eastAsia="Times New Roman" w:hAnsi="Aptos Narrow" w:cs="Times New Roman"/>
+                <w:color w:val="000000"/>
+                <w:lang w:eastAsia="pt-BR"/>
+              </w:rPr>
+              <w:t>R$ 120,00</w:t>
+            </w:r>
+          </w:p>
+        </w:tc>
+        <w:tc>
+          <w:tcPr>
+            <w:tcW w:w="1374" w:type="dxa"/>
+            <w:tcBorders>
+              <w:top w:val="single" w:sz="4" w:space="0" w:color="44B3E1"/>
+              <w:left w:val="nil"/>
+              <w:bottom w:val="single" w:sz="4" w:space="0" w:color="44B3E1"/>
+              <w:right w:val="single" w:sz="4" w:space="0" w:color="44B3E1"/>
+            </w:tcBorders>
+            <w:shd w:val="clear" w:color="C0E6F5" w:fill="C0E6F5"/>
+            <w:noWrap/>
+            <w:vAlign w:val="center"/>
+            <w:hideMark/>
+          </w:tcPr>
+          <w:p>
+            <w:pPr>
+              <w:spacing w:after="0" w:line="240" w:lineRule="auto"/>
+              <w:jc w:val="right"/>
+              <w:rPr>
+                <w:rFonts w:ascii="Aptos Narrow" w:eastAsia="Times New Roman" w:hAnsi="Aptos Narrow" w:cs="Times New Roman"/>
+                <w:color w:val="000000"/>
+                <w:lang w:eastAsia="pt-BR"/>
+              </w:rPr>
+            </w:pPr>
+            <w:r>
+              <w:rPr>
+                <w:rFonts w:ascii="Aptos Narrow" w:eastAsia="Times New Roman" w:hAnsi="Aptos Narrow" w:cs="Times New Roman"/>
+                <w:color w:val="000000"/>
+                <w:lang w:eastAsia="pt-BR"/>
+              </w:rPr>
+              <w:t>R$ 960,00</w:t>
             </w:r>
           </w:p>
         </w:tc>
       </w:tr>
       <w:tr>
         <w:trPr>
-          <w:trHeight w:val="280"/>
+          <w:trHeight w:val="228"/>
         </w:trPr>
         <w:tc>
           <w:tcPr>
-            <w:tcW w:w="5590" w:type="dxa"/>
+            <w:tcW w:w="279" w:type="dxa"/>
             <w:tcBorders>
-              <w:top w:val="single" w:sz="4" w:space="0" w:color="95B3D7" w:themeColor="accent1" w:themeTint="99"/>
-              <w:bottom w:val="single" w:sz="4" w:space="0" w:color="95B3D7" w:themeColor="accent1" w:themeTint="99"/>
+              <w:top w:val="single" w:sz="4" w:space="0" w:color="44B3E1"/>
+              <w:left w:val="single" w:sz="4" w:space="0" w:color="44B3E1"/>
+              <w:bottom w:val="single" w:sz="4" w:space="0" w:color="44B3E1"/>
+              <w:right w:val="nil"/>
             </w:tcBorders>
+            <w:noWrap/>
+            <w:vAlign w:val="center"/>
+            <w:hideMark/>
           </w:tcPr>
           <w:p>
             <w:pPr>
-              <w:rPr>
-                <w:rFonts w:asciiTheme="majorHAnsi" w:hAnsiTheme="majorHAnsi" w:cstheme="majorHAnsi"/>
+              <w:spacing w:after="0" w:line="240" w:lineRule="auto"/>
+              <w:rPr>
+                <w:rFonts w:ascii="Aptos Narrow" w:eastAsia="Times New Roman" w:hAnsi="Aptos Narrow" w:cs="Times New Roman"/>
+                <w:color w:val="000000"/>
+                <w:lang w:eastAsia="pt-BR"/>
               </w:rPr>
             </w:pPr>
             <w:r>
               <w:rPr>
-                <w:rFonts w:asciiTheme="majorHAnsi" w:hAnsiTheme="majorHAnsi" w:cstheme="majorHAnsi"/>
-              </w:rPr>
-              <w:t>2</w:t>
-            </w:r>
-            <w:r>
-              <w:rPr>
-                <w:rFonts w:asciiTheme="majorHAnsi" w:hAnsiTheme="majorHAnsi" w:cstheme="majorHAnsi"/>
-              </w:rPr>
-              <w:t>0</w:t>
-            </w:r>
-            <w:r>
-              <w:rPr>
-                <w:rFonts w:asciiTheme="majorHAnsi" w:hAnsiTheme="majorHAnsi" w:cstheme="majorHAnsi"/>
-              </w:rPr>
-              <w:t xml:space="preserve">% na entrega da fase </w:t>
-            </w:r>
-            <w:r>
-              <w:rPr>
-                <w:rFonts w:asciiTheme="majorHAnsi" w:hAnsiTheme="majorHAnsi" w:cstheme="majorHAnsi"/>
-              </w:rPr>
-              <w:t>2</w:t>
-            </w:r>
-            <w:r>
-              <w:rPr>
-                <w:rFonts w:asciiTheme="majorHAnsi" w:hAnsiTheme="majorHAnsi" w:cstheme="majorHAnsi"/>
-              </w:rPr>
-              <w:t xml:space="preserve"> (MVP</w:t>
-            </w:r>
-            <w:r>
-              <w:rPr>
-                <w:rFonts w:asciiTheme="majorHAnsi" w:hAnsiTheme="majorHAnsi" w:cstheme="majorHAnsi"/>
-              </w:rPr>
-              <w:t xml:space="preserve"> 2</w:t>
-            </w:r>
-            <w:r>
-              <w:rPr>
-                <w:rFonts w:asciiTheme="majorHAnsi" w:hAnsiTheme="majorHAnsi" w:cstheme="majorHAnsi"/>
-              </w:rPr>
-              <w:t>)</w:t>
+                <w:rFonts w:ascii="Aptos Narrow" w:eastAsia="Times New Roman" w:hAnsi="Aptos Narrow" w:cs="Times New Roman"/>
+                <w:color w:val="000000"/>
+                <w:lang w:eastAsia="pt-BR"/>
+              </w:rPr>
+              <w:t>1</w:t>
             </w:r>
           </w:p>
         </w:tc>
         <w:tc>
           <w:tcPr>
-            <w:tcW w:w="1311" w:type="dxa"/>
+            <w:tcW w:w="6059" w:type="dxa"/>
             <w:tcBorders>
-              <w:top w:val="single" w:sz="4" w:space="0" w:color="95B3D7" w:themeColor="accent1" w:themeTint="99"/>
-              <w:bottom w:val="single" w:sz="4" w:space="0" w:color="95B3D7" w:themeColor="accent1" w:themeTint="99"/>
+              <w:top w:val="single" w:sz="4" w:space="0" w:color="44B3E1"/>
+              <w:left w:val="nil"/>
+              <w:bottom w:val="single" w:sz="4" w:space="0" w:color="44B3E1"/>
+              <w:right w:val="nil"/>
             </w:tcBorders>
+            <w:vAlign w:val="center"/>
+            <w:hideMark/>
           </w:tcPr>
           <w:p>
             <w:pPr>
-              <w:rPr>
-                <w:rFonts w:ascii="Aptos Narrow" w:hAnsi="Aptos Narrow"/>
-                <w:color w:val="000000"/>
+              <w:spacing w:after="0" w:line="240" w:lineRule="auto"/>
+              <w:rPr>
+                <w:rFonts w:ascii="Aptos Narrow" w:eastAsia="Times New Roman" w:hAnsi="Aptos Narrow" w:cs="Times New Roman"/>
+                <w:color w:val="000000"/>
+                <w:lang w:eastAsia="pt-BR"/>
               </w:rPr>
             </w:pPr>
             <w:r>
               <w:rPr>
-                <w:rFonts w:ascii="Aptos Narrow" w:hAnsi="Aptos Narrow"/>
-                <w:color w:val="000000"/>
-              </w:rPr>
-              <w:t>R$ 7.588,00</w:t>
+                <w:rFonts w:ascii="Aptos Narrow" w:eastAsia="Times New Roman" w:hAnsi="Aptos Narrow" w:cs="Times New Roman"/>
+                <w:color w:val="000000"/>
+                <w:lang w:eastAsia="pt-BR"/>
+              </w:rPr>
+              <w:t>Configuração do ambiente e arquitetura</w:t>
+            </w:r>
+          </w:p>
+        </w:tc>
+        <w:tc>
+          <w:tcPr>
+            <w:tcW w:w="693" w:type="dxa"/>
+            <w:tcBorders>
+              <w:top w:val="single" w:sz="4" w:space="0" w:color="44B3E1"/>
+              <w:left w:val="nil"/>
+              <w:bottom w:val="single" w:sz="4" w:space="0" w:color="44B3E1"/>
+              <w:right w:val="nil"/>
+            </w:tcBorders>
+            <w:noWrap/>
+            <w:vAlign w:val="center"/>
+            <w:hideMark/>
+          </w:tcPr>
+          <w:p>
+            <w:pPr>
+              <w:spacing w:after="0" w:line="240" w:lineRule="auto"/>
+              <w:jc w:val="right"/>
+              <w:rPr>
+                <w:rFonts w:ascii="Aptos Narrow" w:eastAsia="Times New Roman" w:hAnsi="Aptos Narrow" w:cs="Times New Roman"/>
+                <w:color w:val="000000"/>
+                <w:lang w:eastAsia="pt-BR"/>
+              </w:rPr>
+            </w:pPr>
+            <w:r>
+              <w:rPr>
+                <w:rFonts w:ascii="Aptos Narrow" w:eastAsia="Times New Roman" w:hAnsi="Aptos Narrow" w:cs="Times New Roman"/>
+                <w:color w:val="000000"/>
+                <w:lang w:eastAsia="pt-BR"/>
+              </w:rPr>
+              <w:t>20</w:t>
+            </w:r>
+          </w:p>
+        </w:tc>
+        <w:tc>
+          <w:tcPr>
+            <w:tcW w:w="1025" w:type="dxa"/>
+            <w:tcBorders>
+              <w:top w:val="single" w:sz="4" w:space="0" w:color="44B3E1"/>
+              <w:left w:val="nil"/>
+              <w:bottom w:val="single" w:sz="4" w:space="0" w:color="44B3E1"/>
+              <w:right w:val="nil"/>
+            </w:tcBorders>
+            <w:noWrap/>
+            <w:vAlign w:val="center"/>
+            <w:hideMark/>
+          </w:tcPr>
+          <w:p>
+            <w:pPr>
+              <w:spacing w:after="0" w:line="240" w:lineRule="auto"/>
+              <w:rPr>
+                <w:rFonts w:ascii="Aptos Narrow" w:eastAsia="Times New Roman" w:hAnsi="Aptos Narrow" w:cs="Times New Roman"/>
+                <w:color w:val="000000"/>
+                <w:lang w:eastAsia="pt-BR"/>
+              </w:rPr>
+            </w:pPr>
+            <w:r>
+              <w:rPr>
+                <w:rFonts w:ascii="Aptos Narrow" w:eastAsia="Times New Roman" w:hAnsi="Aptos Narrow" w:cs="Times New Roman"/>
+                <w:color w:val="000000"/>
+                <w:lang w:eastAsia="pt-BR"/>
+              </w:rPr>
+              <w:t>Arquiteto</w:t>
+            </w:r>
+          </w:p>
+        </w:tc>
+        <w:tc>
+          <w:tcPr>
+            <w:tcW w:w="1151" w:type="dxa"/>
+            <w:tcBorders>
+              <w:top w:val="single" w:sz="4" w:space="0" w:color="44B3E1"/>
+              <w:left w:val="nil"/>
+              <w:bottom w:val="single" w:sz="4" w:space="0" w:color="44B3E1"/>
+              <w:right w:val="nil"/>
+            </w:tcBorders>
+            <w:noWrap/>
+            <w:vAlign w:val="center"/>
+            <w:hideMark/>
+          </w:tcPr>
+          <w:p>
+            <w:pPr>
+              <w:spacing w:after="0" w:line="240" w:lineRule="auto"/>
+              <w:jc w:val="right"/>
+              <w:rPr>
+                <w:rFonts w:ascii="Aptos Narrow" w:eastAsia="Times New Roman" w:hAnsi="Aptos Narrow" w:cs="Times New Roman"/>
+                <w:color w:val="000000"/>
+                <w:lang w:eastAsia="pt-BR"/>
+              </w:rPr>
+            </w:pPr>
+            <w:r>
+              <w:rPr>
+                <w:rFonts w:ascii="Aptos Narrow" w:eastAsia="Times New Roman" w:hAnsi="Aptos Narrow" w:cs="Times New Roman"/>
+                <w:color w:val="000000"/>
+                <w:lang w:eastAsia="pt-BR"/>
+              </w:rPr>
+              <w:t>R$ 120,00</w:t>
+            </w:r>
+          </w:p>
+        </w:tc>
+        <w:tc>
+          <w:tcPr>
+            <w:tcW w:w="1374" w:type="dxa"/>
+            <w:tcBorders>
+              <w:top w:val="single" w:sz="4" w:space="0" w:color="44B3E1"/>
+              <w:left w:val="nil"/>
+              <w:bottom w:val="single" w:sz="4" w:space="0" w:color="44B3E1"/>
+              <w:right w:val="single" w:sz="4" w:space="0" w:color="44B3E1"/>
+            </w:tcBorders>
+            <w:noWrap/>
+            <w:vAlign w:val="center"/>
+            <w:hideMark/>
+          </w:tcPr>
+          <w:p>
+            <w:pPr>
+              <w:spacing w:after="0" w:line="240" w:lineRule="auto"/>
+              <w:jc w:val="right"/>
+              <w:rPr>
+                <w:rFonts w:ascii="Aptos Narrow" w:eastAsia="Times New Roman" w:hAnsi="Aptos Narrow" w:cs="Times New Roman"/>
+                <w:color w:val="000000"/>
+                <w:lang w:eastAsia="pt-BR"/>
+              </w:rPr>
+            </w:pPr>
+            <w:r>
+              <w:rPr>
+                <w:rFonts w:ascii="Aptos Narrow" w:eastAsia="Times New Roman" w:hAnsi="Aptos Narrow" w:cs="Times New Roman"/>
+                <w:color w:val="000000"/>
+                <w:lang w:eastAsia="pt-BR"/>
+              </w:rPr>
+              <w:t>R$ 2.400,00</w:t>
             </w:r>
           </w:p>
         </w:tc>
       </w:tr>
       <w:tr>
         <w:trPr>
-          <w:trHeight w:val="280"/>
+          <w:trHeight w:val="457"/>
         </w:trPr>
         <w:tc>
           <w:tcPr>
-            <w:tcW w:w="5590" w:type="dxa"/>
+            <w:tcW w:w="279" w:type="dxa"/>
             <w:tcBorders>
-              <w:top w:val="single" w:sz="4" w:space="0" w:color="95B3D7" w:themeColor="accent1" w:themeTint="99"/>
-              <w:bottom w:val="single" w:sz="4" w:space="0" w:color="95B3D7" w:themeColor="accent1" w:themeTint="99"/>
+              <w:top w:val="single" w:sz="4" w:space="0" w:color="44B3E1"/>
+              <w:left w:val="single" w:sz="4" w:space="0" w:color="44B3E1"/>
+              <w:bottom w:val="single" w:sz="4" w:space="0" w:color="44B3E1"/>
+              <w:right w:val="nil"/>
             </w:tcBorders>
+            <w:shd w:val="clear" w:color="C0E6F5" w:fill="C0E6F5"/>
+            <w:noWrap/>
+            <w:vAlign w:val="center"/>
+            <w:hideMark/>
           </w:tcPr>
           <w:p>
             <w:pPr>
-              <w:rPr>
-                <w:rFonts w:asciiTheme="majorHAnsi" w:hAnsiTheme="majorHAnsi" w:cstheme="majorHAnsi"/>
+              <w:spacing w:after="0" w:line="240" w:lineRule="auto"/>
+              <w:rPr>
+                <w:rFonts w:ascii="Aptos Narrow" w:eastAsia="Times New Roman" w:hAnsi="Aptos Narrow" w:cs="Times New Roman"/>
+                <w:color w:val="000000"/>
+                <w:lang w:eastAsia="pt-BR"/>
               </w:rPr>
             </w:pPr>
             <w:r>
               <w:rPr>
-                <w:rFonts w:asciiTheme="majorHAnsi" w:hAnsiTheme="majorHAnsi" w:cstheme="majorHAnsi"/>
-              </w:rPr>
-              <w:t>2</w:t>
-            </w:r>
-            <w:r>
-              <w:rPr>
-                <w:rFonts w:asciiTheme="majorHAnsi" w:hAnsiTheme="majorHAnsi" w:cstheme="majorHAnsi"/>
-              </w:rPr>
-              <w:t>0</w:t>
-            </w:r>
-            <w:r>
-              <w:rPr>
-                <w:rFonts w:asciiTheme="majorHAnsi" w:hAnsiTheme="majorHAnsi" w:cstheme="majorHAnsi"/>
-              </w:rPr>
-              <w:t xml:space="preserve">% na entrega da fase </w:t>
-            </w:r>
-            <w:r>
-              <w:rPr>
-                <w:rFonts w:asciiTheme="majorHAnsi" w:hAnsiTheme="majorHAnsi" w:cstheme="majorHAnsi"/>
-              </w:rPr>
-              <w:t>3</w:t>
-            </w:r>
-            <w:r>
-              <w:rPr>
-                <w:rFonts w:asciiTheme="majorHAnsi" w:hAnsiTheme="majorHAnsi" w:cstheme="majorHAnsi"/>
-              </w:rPr>
-              <w:t xml:space="preserve"> (Funcionalidades Evolutivas)</w:t>
+                <w:rFonts w:ascii="Aptos Narrow" w:eastAsia="Times New Roman" w:hAnsi="Aptos Narrow" w:cs="Times New Roman"/>
+                <w:color w:val="000000"/>
+                <w:lang w:eastAsia="pt-BR"/>
+              </w:rPr>
+              <w:t>1</w:t>
             </w:r>
           </w:p>
         </w:tc>
         <w:tc>
           <w:tcPr>
-            <w:tcW w:w="1311" w:type="dxa"/>
+            <w:tcW w:w="6059" w:type="dxa"/>
             <w:tcBorders>
-              <w:top w:val="single" w:sz="4" w:space="0" w:color="95B3D7" w:themeColor="accent1" w:themeTint="99"/>
-              <w:bottom w:val="single" w:sz="4" w:space="0" w:color="95B3D7" w:themeColor="accent1" w:themeTint="99"/>
+              <w:top w:val="single" w:sz="4" w:space="0" w:color="44B3E1"/>
+              <w:left w:val="nil"/>
+              <w:bottom w:val="single" w:sz="4" w:space="0" w:color="44B3E1"/>
+              <w:right w:val="nil"/>
             </w:tcBorders>
+            <w:shd w:val="clear" w:color="C0E6F5" w:fill="C0E6F5"/>
+            <w:vAlign w:val="center"/>
+            <w:hideMark/>
           </w:tcPr>
           <w:p>
             <w:pPr>
-              <w:rPr>
-                <w:rFonts w:ascii="Aptos Narrow" w:hAnsi="Aptos Narrow"/>
-                <w:color w:val="000000"/>
+              <w:spacing w:after="0" w:line="240" w:lineRule="auto"/>
+              <w:rPr>
+                <w:rFonts w:ascii="Calibri" w:eastAsia="Times New Roman" w:hAnsi="Calibri" w:cs="Calibri"/>
+                <w:color w:val="000000"/>
+                <w:lang w:eastAsia="pt-BR"/>
               </w:rPr>
             </w:pPr>
             <w:r>
               <w:rPr>
-                <w:rFonts w:ascii="Aptos Narrow" w:hAnsi="Aptos Narrow"/>
-                <w:color w:val="000000"/>
-              </w:rPr>
-              <w:t>R$ 7.588,00</w:t>
+                <w:rFonts w:ascii="Calibri" w:eastAsia="Times New Roman" w:hAnsi="Calibri" w:cs="Calibri"/>
+                <w:color w:val="000000"/>
+                <w:lang w:eastAsia="pt-BR"/>
+              </w:rPr>
+              <w:t>Cadastros básicos: Clientes, Piscinas, Produtos, Síndicos e Usuários</w:t>
+            </w:r>
+          </w:p>
+        </w:tc>
+        <w:tc>
+          <w:tcPr>
+            <w:tcW w:w="693" w:type="dxa"/>
+            <w:tcBorders>
+              <w:top w:val="single" w:sz="4" w:space="0" w:color="44B3E1"/>
+              <w:left w:val="nil"/>
+              <w:bottom w:val="single" w:sz="4" w:space="0" w:color="44B3E1"/>
+              <w:right w:val="nil"/>
+            </w:tcBorders>
+            <w:shd w:val="clear" w:color="C0E6F5" w:fill="C0E6F5"/>
+            <w:noWrap/>
+            <w:vAlign w:val="center"/>
+            <w:hideMark/>
+          </w:tcPr>
+          <w:p>
+            <w:pPr>
+              <w:spacing w:after="0" w:line="240" w:lineRule="auto"/>
+              <w:jc w:val="right"/>
+              <w:rPr>
+                <w:rFonts w:ascii="Aptos Narrow" w:eastAsia="Times New Roman" w:hAnsi="Aptos Narrow" w:cs="Times New Roman"/>
+                <w:color w:val="000000"/>
+                <w:lang w:eastAsia="pt-BR"/>
+              </w:rPr>
+            </w:pPr>
+            <w:r>
+              <w:rPr>
+                <w:rFonts w:ascii="Aptos Narrow" w:eastAsia="Times New Roman" w:hAnsi="Aptos Narrow" w:cs="Times New Roman"/>
+                <w:color w:val="000000"/>
+                <w:lang w:eastAsia="pt-BR"/>
+              </w:rPr>
+              <w:t>40</w:t>
+            </w:r>
+          </w:p>
+        </w:tc>
+        <w:tc>
+          <w:tcPr>
+            <w:tcW w:w="1025" w:type="dxa"/>
+            <w:tcBorders>
+              <w:top w:val="single" w:sz="4" w:space="0" w:color="44B3E1"/>
+              <w:left w:val="nil"/>
+              <w:bottom w:val="single" w:sz="4" w:space="0" w:color="44B3E1"/>
+              <w:right w:val="nil"/>
+            </w:tcBorders>
+            <w:shd w:val="clear" w:color="C0E6F5" w:fill="C0E6F5"/>
+            <w:noWrap/>
+            <w:vAlign w:val="center"/>
+            <w:hideMark/>
+          </w:tcPr>
+          <w:p>
+            <w:pPr>
+              <w:spacing w:after="0" w:line="240" w:lineRule="auto"/>
+              <w:rPr>
+                <w:rFonts w:ascii="Aptos Narrow" w:eastAsia="Times New Roman" w:hAnsi="Aptos Narrow" w:cs="Times New Roman"/>
+                <w:color w:val="000000"/>
+                <w:lang w:eastAsia="pt-BR"/>
+              </w:rPr>
+            </w:pPr>
+            <w:r>
+              <w:rPr>
+                <w:rFonts w:ascii="Aptos Narrow" w:eastAsia="Times New Roman" w:hAnsi="Aptos Narrow" w:cs="Times New Roman"/>
+                <w:color w:val="000000"/>
+                <w:lang w:eastAsia="pt-BR"/>
+              </w:rPr>
+              <w:t>DEV</w:t>
+            </w:r>
+          </w:p>
+        </w:tc>
+        <w:tc>
+          <w:tcPr>
+            <w:tcW w:w="1151" w:type="dxa"/>
+            <w:tcBorders>
+              <w:top w:val="single" w:sz="4" w:space="0" w:color="44B3E1"/>
+              <w:left w:val="nil"/>
+              <w:bottom w:val="single" w:sz="4" w:space="0" w:color="44B3E1"/>
+              <w:right w:val="nil"/>
+            </w:tcBorders>
+            <w:shd w:val="clear" w:color="C0E6F5" w:fill="C0E6F5"/>
+            <w:noWrap/>
+            <w:vAlign w:val="center"/>
+            <w:hideMark/>
+          </w:tcPr>
+          <w:p>
+            <w:pPr>
+              <w:spacing w:after="0" w:line="240" w:lineRule="auto"/>
+              <w:jc w:val="right"/>
+              <w:rPr>
+                <w:rFonts w:ascii="Aptos Narrow" w:eastAsia="Times New Roman" w:hAnsi="Aptos Narrow" w:cs="Times New Roman"/>
+                <w:color w:val="000000"/>
+                <w:lang w:eastAsia="pt-BR"/>
+              </w:rPr>
+            </w:pPr>
+            <w:r>
+              <w:rPr>
+                <w:rFonts w:ascii="Aptos Narrow" w:eastAsia="Times New Roman" w:hAnsi="Aptos Narrow" w:cs="Times New Roman"/>
+                <w:color w:val="000000"/>
+                <w:lang w:eastAsia="pt-BR"/>
+              </w:rPr>
+              <w:t>R$ 100,00</w:t>
+            </w:r>
+          </w:p>
+        </w:tc>
+        <w:tc>
+          <w:tcPr>
+            <w:tcW w:w="1374" w:type="dxa"/>
+            <w:tcBorders>
+              <w:top w:val="single" w:sz="4" w:space="0" w:color="44B3E1"/>
+              <w:left w:val="nil"/>
+              <w:bottom w:val="single" w:sz="4" w:space="0" w:color="44B3E1"/>
+              <w:right w:val="single" w:sz="4" w:space="0" w:color="44B3E1"/>
+            </w:tcBorders>
+            <w:shd w:val="clear" w:color="C0E6F5" w:fill="C0E6F5"/>
+            <w:noWrap/>
+            <w:vAlign w:val="center"/>
+            <w:hideMark/>
+          </w:tcPr>
+          <w:p>
+            <w:pPr>
+              <w:spacing w:after="0" w:line="240" w:lineRule="auto"/>
+              <w:jc w:val="right"/>
+              <w:rPr>
+                <w:rFonts w:ascii="Aptos Narrow" w:eastAsia="Times New Roman" w:hAnsi="Aptos Narrow" w:cs="Times New Roman"/>
+                <w:color w:val="000000"/>
+                <w:lang w:eastAsia="pt-BR"/>
+              </w:rPr>
+            </w:pPr>
+            <w:r>
+              <w:rPr>
+                <w:rFonts w:ascii="Aptos Narrow" w:eastAsia="Times New Roman" w:hAnsi="Aptos Narrow" w:cs="Times New Roman"/>
+                <w:color w:val="000000"/>
+                <w:lang w:eastAsia="pt-BR"/>
+              </w:rPr>
+              <w:t>R$ 4.000,00</w:t>
             </w:r>
           </w:p>
         </w:tc>
       </w:tr>
       <w:tr>
         <w:trPr>
-          <w:trHeight w:val="281"/>
+          <w:trHeight w:val="227"/>
         </w:trPr>
         <w:tc>
           <w:tcPr>
-            <w:tcW w:w="5590" w:type="dxa"/>
+            <w:tcW w:w="279" w:type="dxa"/>
             <w:tcBorders>
-              <w:top w:val="single" w:sz="4" w:space="0" w:color="95B3D7" w:themeColor="accent1" w:themeTint="99"/>
-              <w:bottom w:val="single" w:sz="4" w:space="0" w:color="95B3D7" w:themeColor="accent1" w:themeTint="99"/>
+              <w:top w:val="single" w:sz="4" w:space="0" w:color="44B3E1"/>
+              <w:left w:val="single" w:sz="4" w:space="0" w:color="44B3E1"/>
+              <w:bottom w:val="single" w:sz="4" w:space="0" w:color="44B3E1"/>
+              <w:right w:val="nil"/>
             </w:tcBorders>
+            <w:noWrap/>
+            <w:vAlign w:val="center"/>
+            <w:hideMark/>
           </w:tcPr>
           <w:p>
             <w:pPr>
-              <w:rPr>
-                <w:rFonts w:asciiTheme="majorHAnsi" w:hAnsiTheme="majorHAnsi" w:cstheme="majorHAnsi"/>
+              <w:spacing w:after="0" w:line="240" w:lineRule="auto"/>
+              <w:rPr>
+                <w:rFonts w:ascii="Aptos Narrow" w:eastAsia="Times New Roman" w:hAnsi="Aptos Narrow" w:cs="Times New Roman"/>
+                <w:color w:val="000000"/>
+                <w:lang w:eastAsia="pt-BR"/>
               </w:rPr>
             </w:pPr>
             <w:r>
               <w:rPr>
-                <w:rFonts w:asciiTheme="majorHAnsi" w:hAnsiTheme="majorHAnsi" w:cstheme="majorHAnsi"/>
-              </w:rPr>
-              <w:t>2</w:t>
-            </w:r>
-            <w:r>
-              <w:rPr>
-                <w:rFonts w:asciiTheme="majorHAnsi" w:hAnsiTheme="majorHAnsi" w:cstheme="majorHAnsi"/>
-              </w:rPr>
-              <w:t>0</w:t>
-            </w:r>
-            <w:r>
-              <w:rPr>
-                <w:rFonts w:asciiTheme="majorHAnsi" w:hAnsiTheme="majorHAnsi" w:cstheme="majorHAnsi"/>
-              </w:rPr>
-              <w:t xml:space="preserve">% na entrega da fase </w:t>
-            </w:r>
-            <w:r>
-              <w:rPr>
-                <w:rFonts w:asciiTheme="majorHAnsi" w:hAnsiTheme="majorHAnsi" w:cstheme="majorHAnsi"/>
-              </w:rPr>
-              <w:t>4</w:t>
-            </w:r>
-            <w:r>
-              <w:rPr>
-                <w:rFonts w:asciiTheme="majorHAnsi" w:hAnsiTheme="majorHAnsi" w:cstheme="majorHAnsi"/>
-              </w:rPr>
-              <w:t xml:space="preserve"> (Recursos Avançados)</w:t>
+                <w:rFonts w:ascii="Aptos Narrow" w:eastAsia="Times New Roman" w:hAnsi="Aptos Narrow" w:cs="Times New Roman"/>
+                <w:color w:val="000000"/>
+                <w:lang w:eastAsia="pt-BR"/>
+              </w:rPr>
+              <w:t>1</w:t>
             </w:r>
           </w:p>
         </w:tc>
         <w:tc>
           <w:tcPr>
-            <w:tcW w:w="1311" w:type="dxa"/>
+            <w:tcW w:w="6059" w:type="dxa"/>
             <w:tcBorders>
-              <w:top w:val="single" w:sz="4" w:space="0" w:color="95B3D7" w:themeColor="accent1" w:themeTint="99"/>
-              <w:bottom w:val="single" w:sz="4" w:space="0" w:color="95B3D7" w:themeColor="accent1" w:themeTint="99"/>
+              <w:top w:val="single" w:sz="4" w:space="0" w:color="44B3E1"/>
+              <w:left w:val="nil"/>
+              <w:bottom w:val="single" w:sz="4" w:space="0" w:color="44B3E1"/>
+              <w:right w:val="nil"/>
             </w:tcBorders>
+            <w:vAlign w:val="center"/>
+            <w:hideMark/>
           </w:tcPr>
           <w:p>
             <w:pPr>
-              <w:rPr>
-                <w:rFonts w:ascii="Aptos Narrow" w:hAnsi="Aptos Narrow"/>
-                <w:color w:val="000000"/>
+              <w:spacing w:after="0" w:line="240" w:lineRule="auto"/>
+              <w:rPr>
+                <w:rFonts w:ascii="Calibri" w:eastAsia="Times New Roman" w:hAnsi="Calibri" w:cs="Calibri"/>
+                <w:color w:val="000000"/>
+                <w:lang w:eastAsia="pt-BR"/>
               </w:rPr>
             </w:pPr>
             <w:r>
               <w:rPr>
-                <w:rFonts w:ascii="Aptos Narrow" w:hAnsi="Aptos Narrow"/>
-                <w:color w:val="000000"/>
-              </w:rPr>
-              <w:t>R$ 7.588,00</w:t>
+                <w:rFonts w:ascii="Calibri" w:eastAsia="Times New Roman" w:hAnsi="Calibri" w:cs="Calibri"/>
+                <w:color w:val="000000"/>
+                <w:lang w:eastAsia="pt-BR"/>
+              </w:rPr>
+              <w:t>Gestão de Ordens de Serviço (OS) com checklist obrigatório</w:t>
+            </w:r>
+          </w:p>
+        </w:tc>
+        <w:tc>
+          <w:tcPr>
+            <w:tcW w:w="693" w:type="dxa"/>
+            <w:tcBorders>
+              <w:top w:val="single" w:sz="4" w:space="0" w:color="44B3E1"/>
+              <w:left w:val="nil"/>
+              <w:bottom w:val="single" w:sz="4" w:space="0" w:color="44B3E1"/>
+              <w:right w:val="nil"/>
+            </w:tcBorders>
+            <w:noWrap/>
+            <w:vAlign w:val="center"/>
+            <w:hideMark/>
+          </w:tcPr>
+          <w:p>
+            <w:pPr>
+              <w:spacing w:after="0" w:line="240" w:lineRule="auto"/>
+              <w:jc w:val="right"/>
+              <w:rPr>
+                <w:rFonts w:ascii="Aptos Narrow" w:eastAsia="Times New Roman" w:hAnsi="Aptos Narrow" w:cs="Times New Roman"/>
+                <w:color w:val="000000"/>
+                <w:lang w:eastAsia="pt-BR"/>
+              </w:rPr>
+            </w:pPr>
+            <w:r>
+              <w:rPr>
+                <w:rFonts w:ascii="Aptos Narrow" w:eastAsia="Times New Roman" w:hAnsi="Aptos Narrow" w:cs="Times New Roman"/>
+                <w:color w:val="000000"/>
+                <w:lang w:eastAsia="pt-BR"/>
+              </w:rPr>
+              <w:t>30</w:t>
+            </w:r>
+          </w:p>
+        </w:tc>
+        <w:tc>
+          <w:tcPr>
+            <w:tcW w:w="1025" w:type="dxa"/>
+            <w:tcBorders>
+              <w:top w:val="single" w:sz="4" w:space="0" w:color="44B3E1"/>
+              <w:left w:val="nil"/>
+              <w:bottom w:val="single" w:sz="4" w:space="0" w:color="44B3E1"/>
+              <w:right w:val="nil"/>
+            </w:tcBorders>
+            <w:noWrap/>
+            <w:hideMark/>
+          </w:tcPr>
+          <w:p>
+            <w:pPr>
+              <w:spacing w:after="0" w:line="240" w:lineRule="auto"/>
+              <w:rPr>
+                <w:rFonts w:ascii="Aptos Narrow" w:eastAsia="Times New Roman" w:hAnsi="Aptos Narrow" w:cs="Times New Roman"/>
+                <w:color w:val="000000"/>
+                <w:lang w:eastAsia="pt-BR"/>
+              </w:rPr>
+            </w:pPr>
+            <w:r>
+              <w:rPr>
+                <w:rFonts w:ascii="Aptos Narrow" w:eastAsia="Times New Roman" w:hAnsi="Aptos Narrow" w:cs="Times New Roman"/>
+                <w:color w:val="000000"/>
+                <w:lang w:eastAsia="pt-BR"/>
+              </w:rPr>
+              <w:t>DEV</w:t>
+            </w:r>
+          </w:p>
+        </w:tc>
+        <w:tc>
+          <w:tcPr>
+            <w:tcW w:w="1151" w:type="dxa"/>
+            <w:tcBorders>
+              <w:top w:val="single" w:sz="4" w:space="0" w:color="44B3E1"/>
+              <w:left w:val="nil"/>
+              <w:bottom w:val="single" w:sz="4" w:space="0" w:color="44B3E1"/>
+              <w:right w:val="nil"/>
+            </w:tcBorders>
+            <w:noWrap/>
+            <w:vAlign w:val="center"/>
+            <w:hideMark/>
+          </w:tcPr>
+          <w:p>
+            <w:pPr>
+              <w:spacing w:after="0" w:line="240" w:lineRule="auto"/>
+              <w:jc w:val="right"/>
+              <w:rPr>
+                <w:rFonts w:ascii="Aptos Narrow" w:eastAsia="Times New Roman" w:hAnsi="Aptos Narrow" w:cs="Times New Roman"/>
+                <w:color w:val="000000"/>
+                <w:lang w:eastAsia="pt-BR"/>
+              </w:rPr>
+            </w:pPr>
+            <w:r>
+              <w:rPr>
+                <w:rFonts w:ascii="Aptos Narrow" w:eastAsia="Times New Roman" w:hAnsi="Aptos Narrow" w:cs="Times New Roman"/>
+                <w:color w:val="000000"/>
+                <w:lang w:eastAsia="pt-BR"/>
+              </w:rPr>
+              <w:t>R$ 100,00</w:t>
+            </w:r>
+          </w:p>
+        </w:tc>
+        <w:tc>
+          <w:tcPr>
+            <w:tcW w:w="1374" w:type="dxa"/>
+            <w:tcBorders>
+              <w:top w:val="single" w:sz="4" w:space="0" w:color="44B3E1"/>
+              <w:left w:val="nil"/>
+              <w:bottom w:val="single" w:sz="4" w:space="0" w:color="44B3E1"/>
+              <w:right w:val="single" w:sz="4" w:space="0" w:color="44B3E1"/>
+            </w:tcBorders>
+            <w:noWrap/>
+            <w:vAlign w:val="center"/>
+            <w:hideMark/>
+          </w:tcPr>
+          <w:p>
+            <w:pPr>
+              <w:spacing w:after="0" w:line="240" w:lineRule="auto"/>
+              <w:jc w:val="right"/>
+              <w:rPr>
+                <w:rFonts w:ascii="Aptos Narrow" w:eastAsia="Times New Roman" w:hAnsi="Aptos Narrow" w:cs="Times New Roman"/>
+                <w:color w:val="000000"/>
+                <w:lang w:eastAsia="pt-BR"/>
+              </w:rPr>
+            </w:pPr>
+            <w:r>
+              <w:rPr>
+                <w:rFonts w:ascii="Aptos Narrow" w:eastAsia="Times New Roman" w:hAnsi="Aptos Narrow" w:cs="Times New Roman"/>
+                <w:color w:val="000000"/>
+                <w:lang w:eastAsia="pt-BR"/>
+              </w:rPr>
+              <w:t>R$ 3.000,00</w:t>
+            </w:r>
+          </w:p>
+        </w:tc>
+      </w:tr>
+      <w:tr>
+        <w:trPr>
+          <w:trHeight w:val="228"/>
+        </w:trPr>
+        <w:tc>
+          <w:tcPr>
+            <w:tcW w:w="279" w:type="dxa"/>
+            <w:tcBorders>
+              <w:top w:val="single" w:sz="4" w:space="0" w:color="44B3E1"/>
+              <w:left w:val="single" w:sz="4" w:space="0" w:color="44B3E1"/>
+              <w:bottom w:val="single" w:sz="4" w:space="0" w:color="44B3E1"/>
+              <w:right w:val="nil"/>
+            </w:tcBorders>
+            <w:shd w:val="clear" w:color="C0E6F5" w:fill="C0E6F5"/>
+            <w:noWrap/>
+            <w:vAlign w:val="center"/>
+            <w:hideMark/>
+          </w:tcPr>
+          <w:p>
+            <w:pPr>
+              <w:spacing w:after="0" w:line="240" w:lineRule="auto"/>
+              <w:rPr>
+                <w:rFonts w:ascii="Aptos Narrow" w:eastAsia="Times New Roman" w:hAnsi="Aptos Narrow" w:cs="Times New Roman"/>
+                <w:color w:val="000000"/>
+                <w:lang w:eastAsia="pt-BR"/>
+              </w:rPr>
+            </w:pPr>
+            <w:r>
+              <w:rPr>
+                <w:rFonts w:ascii="Aptos Narrow" w:eastAsia="Times New Roman" w:hAnsi="Aptos Narrow" w:cs="Times New Roman"/>
+                <w:color w:val="000000"/>
+                <w:lang w:eastAsia="pt-BR"/>
+              </w:rPr>
+              <w:t>1</w:t>
+            </w:r>
+          </w:p>
+        </w:tc>
+        <w:tc>
+          <w:tcPr>
+            <w:tcW w:w="6059" w:type="dxa"/>
+            <w:tcBorders>
+              <w:top w:val="single" w:sz="4" w:space="0" w:color="44B3E1"/>
+              <w:left w:val="nil"/>
+              <w:bottom w:val="single" w:sz="4" w:space="0" w:color="44B3E1"/>
+              <w:right w:val="nil"/>
+            </w:tcBorders>
+            <w:shd w:val="clear" w:color="C0E6F5" w:fill="C0E6F5"/>
+            <w:vAlign w:val="center"/>
+            <w:hideMark/>
+          </w:tcPr>
+          <w:p>
+            <w:pPr>
+              <w:spacing w:after="0" w:line="240" w:lineRule="auto"/>
+              <w:rPr>
+                <w:rFonts w:ascii="Calibri" w:eastAsia="Times New Roman" w:hAnsi="Calibri" w:cs="Calibri"/>
+                <w:color w:val="000000"/>
+                <w:lang w:eastAsia="pt-BR"/>
+              </w:rPr>
+            </w:pPr>
+            <w:r>
+              <w:rPr>
+                <w:rFonts w:ascii="Calibri" w:eastAsia="Times New Roman" w:hAnsi="Calibri" w:cs="Calibri"/>
+                <w:color w:val="000000"/>
+                <w:lang w:eastAsia="pt-BR"/>
+              </w:rPr>
+              <w:t>Autenticação e controle de perfis de acesso</w:t>
+            </w:r>
+          </w:p>
+        </w:tc>
+        <w:tc>
+          <w:tcPr>
+            <w:tcW w:w="693" w:type="dxa"/>
+            <w:tcBorders>
+              <w:top w:val="single" w:sz="4" w:space="0" w:color="44B3E1"/>
+              <w:left w:val="nil"/>
+              <w:bottom w:val="single" w:sz="4" w:space="0" w:color="44B3E1"/>
+              <w:right w:val="nil"/>
+            </w:tcBorders>
+            <w:shd w:val="clear" w:color="C0E6F5" w:fill="C0E6F5"/>
+            <w:noWrap/>
+            <w:vAlign w:val="center"/>
+            <w:hideMark/>
+          </w:tcPr>
+          <w:p>
+            <w:pPr>
+              <w:spacing w:after="0" w:line="240" w:lineRule="auto"/>
+              <w:jc w:val="right"/>
+              <w:rPr>
+                <w:rFonts w:ascii="Aptos Narrow" w:eastAsia="Times New Roman" w:hAnsi="Aptos Narrow" w:cs="Times New Roman"/>
+                <w:color w:val="000000"/>
+                <w:lang w:eastAsia="pt-BR"/>
+              </w:rPr>
+            </w:pPr>
+            <w:r>
+              <w:rPr>
+                <w:rFonts w:ascii="Aptos Narrow" w:eastAsia="Times New Roman" w:hAnsi="Aptos Narrow" w:cs="Times New Roman"/>
+                <w:color w:val="000000"/>
+                <w:lang w:eastAsia="pt-BR"/>
+              </w:rPr>
+              <w:t>8</w:t>
+            </w:r>
+          </w:p>
+        </w:tc>
+        <w:tc>
+          <w:tcPr>
+            <w:tcW w:w="1025" w:type="dxa"/>
+            <w:tcBorders>
+              <w:top w:val="single" w:sz="4" w:space="0" w:color="44B3E1"/>
+              <w:left w:val="nil"/>
+              <w:bottom w:val="single" w:sz="4" w:space="0" w:color="44B3E1"/>
+              <w:right w:val="nil"/>
+            </w:tcBorders>
+            <w:shd w:val="clear" w:color="C0E6F5" w:fill="C0E6F5"/>
+            <w:noWrap/>
+            <w:hideMark/>
+          </w:tcPr>
+          <w:p>
+            <w:pPr>
+              <w:spacing w:after="0" w:line="240" w:lineRule="auto"/>
+              <w:rPr>
+                <w:rFonts w:ascii="Aptos Narrow" w:eastAsia="Times New Roman" w:hAnsi="Aptos Narrow" w:cs="Times New Roman"/>
+                <w:color w:val="000000"/>
+                <w:lang w:eastAsia="pt-BR"/>
+              </w:rPr>
+            </w:pPr>
+            <w:r>
+              <w:rPr>
+                <w:rFonts w:ascii="Aptos Narrow" w:eastAsia="Times New Roman" w:hAnsi="Aptos Narrow" w:cs="Times New Roman"/>
+                <w:color w:val="000000"/>
+                <w:lang w:eastAsia="pt-BR"/>
+              </w:rPr>
+              <w:t>DEV</w:t>
+            </w:r>
+          </w:p>
+        </w:tc>
+        <w:tc>
+          <w:tcPr>
+            <w:tcW w:w="1151" w:type="dxa"/>
+            <w:tcBorders>
+              <w:top w:val="single" w:sz="4" w:space="0" w:color="44B3E1"/>
+              <w:left w:val="nil"/>
+              <w:bottom w:val="single" w:sz="4" w:space="0" w:color="44B3E1"/>
+              <w:right w:val="nil"/>
+            </w:tcBorders>
+            <w:shd w:val="clear" w:color="C0E6F5" w:fill="C0E6F5"/>
+            <w:noWrap/>
+            <w:vAlign w:val="center"/>
+            <w:hideMark/>
+          </w:tcPr>
+          <w:p>
+            <w:pPr>
+              <w:spacing w:after="0" w:line="240" w:lineRule="auto"/>
+              <w:jc w:val="right"/>
+              <w:rPr>
+                <w:rFonts w:ascii="Aptos Narrow" w:eastAsia="Times New Roman" w:hAnsi="Aptos Narrow" w:cs="Times New Roman"/>
+                <w:color w:val="000000"/>
+                <w:lang w:eastAsia="pt-BR"/>
+              </w:rPr>
+            </w:pPr>
+            <w:r>
+              <w:rPr>
+                <w:rFonts w:ascii="Aptos Narrow" w:eastAsia="Times New Roman" w:hAnsi="Aptos Narrow" w:cs="Times New Roman"/>
+                <w:color w:val="000000"/>
+                <w:lang w:eastAsia="pt-BR"/>
+              </w:rPr>
+              <w:t>R$ 100,00</w:t>
+            </w:r>
+          </w:p>
+        </w:tc>
+        <w:tc>
+          <w:tcPr>
+            <w:tcW w:w="1374" w:type="dxa"/>
+            <w:tcBorders>
+              <w:top w:val="single" w:sz="4" w:space="0" w:color="44B3E1"/>
+              <w:left w:val="nil"/>
+              <w:bottom w:val="single" w:sz="4" w:space="0" w:color="44B3E1"/>
+              <w:right w:val="single" w:sz="4" w:space="0" w:color="44B3E1"/>
+            </w:tcBorders>
+            <w:shd w:val="clear" w:color="C0E6F5" w:fill="C0E6F5"/>
+            <w:noWrap/>
+            <w:vAlign w:val="center"/>
+            <w:hideMark/>
+          </w:tcPr>
+          <w:p>
+            <w:pPr>
+              <w:spacing w:after="0" w:line="240" w:lineRule="auto"/>
+              <w:jc w:val="right"/>
+              <w:rPr>
+                <w:rFonts w:ascii="Aptos Narrow" w:eastAsia="Times New Roman" w:hAnsi="Aptos Narrow" w:cs="Times New Roman"/>
+                <w:color w:val="000000"/>
+                <w:lang w:eastAsia="pt-BR"/>
+              </w:rPr>
+            </w:pPr>
+            <w:r>
+              <w:rPr>
+                <w:rFonts w:ascii="Aptos Narrow" w:eastAsia="Times New Roman" w:hAnsi="Aptos Narrow" w:cs="Times New Roman"/>
+                <w:color w:val="000000"/>
+                <w:lang w:eastAsia="pt-BR"/>
+              </w:rPr>
+              <w:t>R$ 800,00</w:t>
+            </w:r>
+          </w:p>
+        </w:tc>
+      </w:tr>
+      <w:tr>
+        <w:trPr>
+          <w:trHeight w:val="228"/>
+        </w:trPr>
+        <w:tc>
+          <w:tcPr>
+            <w:tcW w:w="279" w:type="dxa"/>
+            <w:tcBorders>
+              <w:top w:val="single" w:sz="4" w:space="0" w:color="44B3E1"/>
+              <w:left w:val="single" w:sz="4" w:space="0" w:color="44B3E1"/>
+              <w:bottom w:val="single" w:sz="4" w:space="0" w:color="44B3E1"/>
+              <w:right w:val="nil"/>
+            </w:tcBorders>
+            <w:noWrap/>
+            <w:vAlign w:val="center"/>
+            <w:hideMark/>
+          </w:tcPr>
+          <w:p>
+            <w:pPr>
+              <w:spacing w:after="0" w:line="240" w:lineRule="auto"/>
+              <w:rPr>
+                <w:rFonts w:ascii="Aptos Narrow" w:eastAsia="Times New Roman" w:hAnsi="Aptos Narrow" w:cs="Times New Roman"/>
+                <w:color w:val="000000"/>
+                <w:lang w:eastAsia="pt-BR"/>
+              </w:rPr>
+            </w:pPr>
+            <w:r>
+              <w:rPr>
+                <w:rFonts w:ascii="Aptos Narrow" w:eastAsia="Times New Roman" w:hAnsi="Aptos Narrow" w:cs="Times New Roman"/>
+                <w:color w:val="000000"/>
+                <w:lang w:eastAsia="pt-BR"/>
+              </w:rPr>
+              <w:t>1</w:t>
+            </w:r>
+          </w:p>
+        </w:tc>
+        <w:tc>
+          <w:tcPr>
+            <w:tcW w:w="6059" w:type="dxa"/>
+            <w:tcBorders>
+              <w:top w:val="single" w:sz="4" w:space="0" w:color="44B3E1"/>
+              <w:left w:val="nil"/>
+              <w:bottom w:val="single" w:sz="4" w:space="0" w:color="44B3E1"/>
+              <w:right w:val="nil"/>
+            </w:tcBorders>
+            <w:vAlign w:val="center"/>
+            <w:hideMark/>
+          </w:tcPr>
+          <w:p>
+            <w:pPr>
+              <w:spacing w:after="0" w:line="240" w:lineRule="auto"/>
+              <w:rPr>
+                <w:rFonts w:ascii="Calibri" w:eastAsia="Times New Roman" w:hAnsi="Calibri" w:cs="Calibri"/>
+                <w:color w:val="000000"/>
+                <w:lang w:eastAsia="pt-BR"/>
+              </w:rPr>
+            </w:pPr>
+            <w:r>
+              <w:rPr>
+                <w:rFonts w:ascii="Calibri" w:eastAsia="Times New Roman" w:hAnsi="Calibri" w:cs="Calibri"/>
+                <w:color w:val="000000"/>
+                <w:lang w:eastAsia="pt-BR"/>
+              </w:rPr>
+              <w:t>Interface responsiva para desktop, tablet e celular</w:t>
+            </w:r>
+          </w:p>
+        </w:tc>
+        <w:tc>
+          <w:tcPr>
+            <w:tcW w:w="693" w:type="dxa"/>
+            <w:tcBorders>
+              <w:top w:val="single" w:sz="4" w:space="0" w:color="44B3E1"/>
+              <w:left w:val="nil"/>
+              <w:bottom w:val="single" w:sz="4" w:space="0" w:color="44B3E1"/>
+              <w:right w:val="nil"/>
+            </w:tcBorders>
+            <w:noWrap/>
+            <w:vAlign w:val="center"/>
+            <w:hideMark/>
+          </w:tcPr>
+          <w:p>
+            <w:pPr>
+              <w:spacing w:after="0" w:line="240" w:lineRule="auto"/>
+              <w:jc w:val="right"/>
+              <w:rPr>
+                <w:rFonts w:ascii="Aptos Narrow" w:eastAsia="Times New Roman" w:hAnsi="Aptos Narrow" w:cs="Times New Roman"/>
+                <w:color w:val="000000"/>
+                <w:lang w:eastAsia="pt-BR"/>
+              </w:rPr>
+            </w:pPr>
+            <w:r>
+              <w:rPr>
+                <w:rFonts w:ascii="Aptos Narrow" w:eastAsia="Times New Roman" w:hAnsi="Aptos Narrow" w:cs="Times New Roman"/>
+                <w:color w:val="000000"/>
+                <w:lang w:eastAsia="pt-BR"/>
+              </w:rPr>
+              <w:t>16</w:t>
+            </w:r>
+          </w:p>
+        </w:tc>
+        <w:tc>
+          <w:tcPr>
+            <w:tcW w:w="1025" w:type="dxa"/>
+            <w:tcBorders>
+              <w:top w:val="single" w:sz="4" w:space="0" w:color="44B3E1"/>
+              <w:left w:val="nil"/>
+              <w:bottom w:val="single" w:sz="4" w:space="0" w:color="44B3E1"/>
+              <w:right w:val="nil"/>
+            </w:tcBorders>
+            <w:noWrap/>
+            <w:hideMark/>
+          </w:tcPr>
+          <w:p>
+            <w:pPr>
+              <w:spacing w:after="0" w:line="240" w:lineRule="auto"/>
+              <w:rPr>
+                <w:rFonts w:ascii="Aptos Narrow" w:eastAsia="Times New Roman" w:hAnsi="Aptos Narrow" w:cs="Times New Roman"/>
+                <w:color w:val="000000"/>
+                <w:lang w:eastAsia="pt-BR"/>
+              </w:rPr>
+            </w:pPr>
+            <w:r>
+              <w:rPr>
+                <w:rFonts w:ascii="Aptos Narrow" w:eastAsia="Times New Roman" w:hAnsi="Aptos Narrow" w:cs="Times New Roman"/>
+                <w:color w:val="000000"/>
+                <w:lang w:eastAsia="pt-BR"/>
+              </w:rPr>
+              <w:t>DEV</w:t>
+            </w:r>
+          </w:p>
+        </w:tc>
+        <w:tc>
+          <w:tcPr>
+            <w:tcW w:w="1151" w:type="dxa"/>
+            <w:tcBorders>
+              <w:top w:val="single" w:sz="4" w:space="0" w:color="44B3E1"/>
+              <w:left w:val="nil"/>
+              <w:bottom w:val="single" w:sz="4" w:space="0" w:color="44B3E1"/>
+              <w:right w:val="nil"/>
+            </w:tcBorders>
+            <w:noWrap/>
+            <w:vAlign w:val="center"/>
+            <w:hideMark/>
+          </w:tcPr>
+          <w:p>
+            <w:pPr>
+              <w:spacing w:after="0" w:line="240" w:lineRule="auto"/>
+              <w:jc w:val="right"/>
+              <w:rPr>
+                <w:rFonts w:ascii="Aptos Narrow" w:eastAsia="Times New Roman" w:hAnsi="Aptos Narrow" w:cs="Times New Roman"/>
+                <w:color w:val="000000"/>
+                <w:lang w:eastAsia="pt-BR"/>
+              </w:rPr>
+            </w:pPr>
+            <w:r>
+              <w:rPr>
+                <w:rFonts w:ascii="Aptos Narrow" w:eastAsia="Times New Roman" w:hAnsi="Aptos Narrow" w:cs="Times New Roman"/>
+                <w:color w:val="000000"/>
+                <w:lang w:eastAsia="pt-BR"/>
+              </w:rPr>
+              <w:t>R$ 100,00</w:t>
+            </w:r>
+          </w:p>
+        </w:tc>
+        <w:tc>
+          <w:tcPr>
+            <w:tcW w:w="1374" w:type="dxa"/>
+            <w:tcBorders>
+              <w:top w:val="single" w:sz="4" w:space="0" w:color="44B3E1"/>
+              <w:left w:val="nil"/>
+              <w:bottom w:val="single" w:sz="4" w:space="0" w:color="44B3E1"/>
+              <w:right w:val="single" w:sz="4" w:space="0" w:color="44B3E1"/>
+            </w:tcBorders>
+            <w:noWrap/>
+            <w:vAlign w:val="center"/>
+            <w:hideMark/>
+          </w:tcPr>
+          <w:p>
+            <w:pPr>
+              <w:spacing w:after="0" w:line="240" w:lineRule="auto"/>
+              <w:jc w:val="right"/>
+              <w:rPr>
+                <w:rFonts w:ascii="Aptos Narrow" w:eastAsia="Times New Roman" w:hAnsi="Aptos Narrow" w:cs="Times New Roman"/>
+                <w:color w:val="000000"/>
+                <w:lang w:eastAsia="pt-BR"/>
+              </w:rPr>
+            </w:pPr>
+            <w:r>
+              <w:rPr>
+                <w:rFonts w:ascii="Aptos Narrow" w:eastAsia="Times New Roman" w:hAnsi="Aptos Narrow" w:cs="Times New Roman"/>
+                <w:color w:val="000000"/>
+                <w:lang w:eastAsia="pt-BR"/>
+              </w:rPr>
+              <w:t>R$ 1.600,00</w:t>
+            </w:r>
+          </w:p>
+        </w:tc>
+      </w:tr>
+      <w:tr>
+        <w:trPr>
+          <w:trHeight w:val="228"/>
+        </w:trPr>
+        <w:tc>
+          <w:tcPr>
+            <w:tcW w:w="279" w:type="dxa"/>
+            <w:tcBorders>
+              <w:top w:val="single" w:sz="4" w:space="0" w:color="44B3E1"/>
+              <w:left w:val="single" w:sz="4" w:space="0" w:color="44B3E1"/>
+              <w:bottom w:val="single" w:sz="4" w:space="0" w:color="44B3E1"/>
+              <w:right w:val="nil"/>
+            </w:tcBorders>
+            <w:shd w:val="clear" w:color="C0E6F5" w:fill="C0E6F5"/>
+            <w:noWrap/>
+            <w:vAlign w:val="center"/>
+            <w:hideMark/>
+          </w:tcPr>
+          <w:p>
+            <w:pPr>
+              <w:spacing w:after="0" w:line="240" w:lineRule="auto"/>
+              <w:rPr>
+                <w:rFonts w:ascii="Aptos Narrow" w:eastAsia="Times New Roman" w:hAnsi="Aptos Narrow" w:cs="Times New Roman"/>
+                <w:color w:val="000000"/>
+                <w:lang w:eastAsia="pt-BR"/>
+              </w:rPr>
+            </w:pPr>
+            <w:r>
+              <w:rPr>
+                <w:rFonts w:ascii="Aptos Narrow" w:eastAsia="Times New Roman" w:hAnsi="Aptos Narrow" w:cs="Times New Roman"/>
+                <w:color w:val="000000"/>
+                <w:lang w:eastAsia="pt-BR"/>
+              </w:rPr>
+              <w:t>1</w:t>
+            </w:r>
+          </w:p>
+        </w:tc>
+        <w:tc>
+          <w:tcPr>
+            <w:tcW w:w="6059" w:type="dxa"/>
+            <w:tcBorders>
+              <w:top w:val="single" w:sz="4" w:space="0" w:color="44B3E1"/>
+              <w:left w:val="nil"/>
+              <w:bottom w:val="single" w:sz="4" w:space="0" w:color="44B3E1"/>
+              <w:right w:val="nil"/>
+            </w:tcBorders>
+            <w:shd w:val="clear" w:color="C0E6F5" w:fill="C0E6F5"/>
+            <w:vAlign w:val="center"/>
+            <w:hideMark/>
+          </w:tcPr>
+          <w:p>
+            <w:pPr>
+              <w:spacing w:after="0" w:line="240" w:lineRule="auto"/>
+              <w:rPr>
+                <w:rFonts w:ascii="Aptos Narrow" w:eastAsia="Times New Roman" w:hAnsi="Aptos Narrow" w:cs="Times New Roman"/>
+                <w:color w:val="000000"/>
+                <w:lang w:eastAsia="pt-BR"/>
+              </w:rPr>
+            </w:pPr>
+            <w:r>
+              <w:rPr>
+                <w:rFonts w:ascii="Aptos Narrow" w:eastAsia="Times New Roman" w:hAnsi="Aptos Narrow" w:cs="Times New Roman"/>
+                <w:color w:val="000000"/>
+                <w:lang w:eastAsia="pt-BR"/>
+              </w:rPr>
+              <w:t>Testes unitários e ajustes</w:t>
+            </w:r>
+          </w:p>
+        </w:tc>
+        <w:tc>
+          <w:tcPr>
+            <w:tcW w:w="693" w:type="dxa"/>
+            <w:tcBorders>
+              <w:top w:val="single" w:sz="4" w:space="0" w:color="44B3E1"/>
+              <w:left w:val="nil"/>
+              <w:bottom w:val="single" w:sz="4" w:space="0" w:color="44B3E1"/>
+              <w:right w:val="nil"/>
+            </w:tcBorders>
+            <w:shd w:val="clear" w:color="C0E6F5" w:fill="C0E6F5"/>
+            <w:noWrap/>
+            <w:vAlign w:val="center"/>
+            <w:hideMark/>
+          </w:tcPr>
+          <w:p>
+            <w:pPr>
+              <w:spacing w:after="0" w:line="240" w:lineRule="auto"/>
+              <w:jc w:val="right"/>
+              <w:rPr>
+                <w:rFonts w:ascii="Aptos Narrow" w:eastAsia="Times New Roman" w:hAnsi="Aptos Narrow" w:cs="Times New Roman"/>
+                <w:color w:val="000000"/>
+                <w:lang w:eastAsia="pt-BR"/>
+              </w:rPr>
+            </w:pPr>
+            <w:r>
+              <w:rPr>
+                <w:rFonts w:ascii="Aptos Narrow" w:eastAsia="Times New Roman" w:hAnsi="Aptos Narrow" w:cs="Times New Roman"/>
+                <w:color w:val="000000"/>
+                <w:lang w:eastAsia="pt-BR"/>
+              </w:rPr>
+              <w:t>24</w:t>
+            </w:r>
+          </w:p>
+        </w:tc>
+        <w:tc>
+          <w:tcPr>
+            <w:tcW w:w="1025" w:type="dxa"/>
+            <w:tcBorders>
+              <w:top w:val="single" w:sz="4" w:space="0" w:color="44B3E1"/>
+              <w:left w:val="nil"/>
+              <w:bottom w:val="single" w:sz="4" w:space="0" w:color="44B3E1"/>
+              <w:right w:val="nil"/>
+            </w:tcBorders>
+            <w:shd w:val="clear" w:color="C0E6F5" w:fill="C0E6F5"/>
+            <w:noWrap/>
+            <w:vAlign w:val="center"/>
+            <w:hideMark/>
+          </w:tcPr>
+          <w:p>
+            <w:pPr>
+              <w:spacing w:after="0" w:line="240" w:lineRule="auto"/>
+              <w:rPr>
+                <w:rFonts w:ascii="Aptos Narrow" w:eastAsia="Times New Roman" w:hAnsi="Aptos Narrow" w:cs="Times New Roman"/>
+                <w:color w:val="000000"/>
+                <w:lang w:eastAsia="pt-BR"/>
+              </w:rPr>
+            </w:pPr>
+            <w:r>
+              <w:rPr>
+                <w:rFonts w:ascii="Aptos Narrow" w:eastAsia="Times New Roman" w:hAnsi="Aptos Narrow" w:cs="Times New Roman"/>
+                <w:color w:val="000000"/>
+                <w:lang w:eastAsia="pt-BR"/>
+              </w:rPr>
+              <w:t>Tester</w:t>
+            </w:r>
+          </w:p>
+        </w:tc>
+        <w:tc>
+          <w:tcPr>
+            <w:tcW w:w="1151" w:type="dxa"/>
+            <w:tcBorders>
+              <w:top w:val="single" w:sz="4" w:space="0" w:color="44B3E1"/>
+              <w:left w:val="nil"/>
+              <w:bottom w:val="single" w:sz="4" w:space="0" w:color="44B3E1"/>
+              <w:right w:val="nil"/>
+            </w:tcBorders>
+            <w:shd w:val="clear" w:color="C0E6F5" w:fill="C0E6F5"/>
+            <w:noWrap/>
+            <w:vAlign w:val="center"/>
+            <w:hideMark/>
+          </w:tcPr>
+          <w:p>
+            <w:pPr>
+              <w:spacing w:after="0" w:line="240" w:lineRule="auto"/>
+              <w:jc w:val="right"/>
+              <w:rPr>
+                <w:rFonts w:ascii="Aptos Narrow" w:eastAsia="Times New Roman" w:hAnsi="Aptos Narrow" w:cs="Times New Roman"/>
+                <w:color w:val="000000"/>
+                <w:lang w:eastAsia="pt-BR"/>
+              </w:rPr>
+            </w:pPr>
+            <w:r>
+              <w:rPr>
+                <w:rFonts w:ascii="Aptos Narrow" w:eastAsia="Times New Roman" w:hAnsi="Aptos Narrow" w:cs="Times New Roman"/>
+                <w:color w:val="000000"/>
+                <w:lang w:eastAsia="pt-BR"/>
+              </w:rPr>
+              <w:t>R$ 75,00</w:t>
+            </w:r>
+          </w:p>
+        </w:tc>
+        <w:tc>
+          <w:tcPr>
+            <w:tcW w:w="1374" w:type="dxa"/>
+            <w:tcBorders>
+              <w:top w:val="single" w:sz="4" w:space="0" w:color="44B3E1"/>
+              <w:left w:val="nil"/>
+              <w:bottom w:val="single" w:sz="4" w:space="0" w:color="44B3E1"/>
+              <w:right w:val="single" w:sz="4" w:space="0" w:color="44B3E1"/>
+            </w:tcBorders>
+            <w:shd w:val="clear" w:color="C0E6F5" w:fill="C0E6F5"/>
+            <w:noWrap/>
+            <w:vAlign w:val="center"/>
+            <w:hideMark/>
+          </w:tcPr>
+          <w:p>
+            <w:pPr>
+              <w:spacing w:after="0" w:line="240" w:lineRule="auto"/>
+              <w:jc w:val="right"/>
+              <w:rPr>
+                <w:rFonts w:ascii="Aptos Narrow" w:eastAsia="Times New Roman" w:hAnsi="Aptos Narrow" w:cs="Times New Roman"/>
+                <w:color w:val="000000"/>
+                <w:lang w:eastAsia="pt-BR"/>
+              </w:rPr>
+            </w:pPr>
+            <w:r>
+              <w:rPr>
+                <w:rFonts w:ascii="Aptos Narrow" w:eastAsia="Times New Roman" w:hAnsi="Aptos Narrow" w:cs="Times New Roman"/>
+                <w:color w:val="000000"/>
+                <w:lang w:eastAsia="pt-BR"/>
+              </w:rPr>
+              <w:t>R$ 1.800,00</w:t>
+            </w:r>
+          </w:p>
+        </w:tc>
+      </w:tr>
+      <w:tr>
+        <w:trPr>
+          <w:trHeight w:val="228"/>
+        </w:trPr>
+        <w:tc>
+          <w:tcPr>
+            <w:tcW w:w="279" w:type="dxa"/>
+            <w:tcBorders>
+              <w:top w:val="single" w:sz="4" w:space="0" w:color="44B3E1"/>
+              <w:left w:val="single" w:sz="4" w:space="0" w:color="44B3E1"/>
+              <w:bottom w:val="single" w:sz="4" w:space="0" w:color="44B3E1"/>
+              <w:right w:val="nil"/>
+            </w:tcBorders>
+            <w:noWrap/>
+            <w:vAlign w:val="center"/>
+            <w:hideMark/>
+          </w:tcPr>
+          <w:p>
+            <w:pPr>
+              <w:spacing w:after="0" w:line="240" w:lineRule="auto"/>
+              <w:rPr>
+                <w:rFonts w:ascii="Aptos Narrow" w:eastAsia="Times New Roman" w:hAnsi="Aptos Narrow" w:cs="Times New Roman"/>
+                <w:color w:val="000000"/>
+                <w:lang w:eastAsia="pt-BR"/>
+              </w:rPr>
+            </w:pPr>
+            <w:r>
+              <w:rPr>
+                <w:rFonts w:ascii="Aptos Narrow" w:eastAsia="Times New Roman" w:hAnsi="Aptos Narrow" w:cs="Times New Roman"/>
+                <w:color w:val="000000"/>
+                <w:lang w:eastAsia="pt-BR"/>
+              </w:rPr>
+              <w:t>1</w:t>
+            </w:r>
+          </w:p>
+        </w:tc>
+        <w:tc>
+          <w:tcPr>
+            <w:tcW w:w="6059" w:type="dxa"/>
+            <w:tcBorders>
+              <w:top w:val="single" w:sz="4" w:space="0" w:color="44B3E1"/>
+              <w:left w:val="nil"/>
+              <w:bottom w:val="single" w:sz="4" w:space="0" w:color="44B3E1"/>
+              <w:right w:val="nil"/>
+            </w:tcBorders>
+            <w:vAlign w:val="center"/>
+            <w:hideMark/>
+          </w:tcPr>
+          <w:p>
+            <w:pPr>
+              <w:spacing w:after="0" w:line="240" w:lineRule="auto"/>
+              <w:rPr>
+                <w:rFonts w:ascii="Calibri" w:eastAsia="Times New Roman" w:hAnsi="Calibri" w:cs="Calibri"/>
+                <w:color w:val="000000"/>
+                <w:lang w:eastAsia="pt-BR"/>
+              </w:rPr>
+            </w:pPr>
+            <w:r>
+              <w:rPr>
+                <w:rFonts w:ascii="Calibri" w:eastAsia="Times New Roman" w:hAnsi="Calibri" w:cs="Calibri"/>
+                <w:color w:val="000000"/>
+                <w:lang w:eastAsia="pt-BR"/>
+              </w:rPr>
+              <w:t>Testes integrados (usuário)</w:t>
+            </w:r>
+          </w:p>
+        </w:tc>
+        <w:tc>
+          <w:tcPr>
+            <w:tcW w:w="693" w:type="dxa"/>
+            <w:tcBorders>
+              <w:top w:val="single" w:sz="4" w:space="0" w:color="44B3E1"/>
+              <w:left w:val="nil"/>
+              <w:bottom w:val="single" w:sz="4" w:space="0" w:color="44B3E1"/>
+              <w:right w:val="nil"/>
+            </w:tcBorders>
+            <w:noWrap/>
+            <w:vAlign w:val="center"/>
+            <w:hideMark/>
+          </w:tcPr>
+          <w:p>
+            <w:pPr>
+              <w:spacing w:after="0" w:line="240" w:lineRule="auto"/>
+              <w:jc w:val="right"/>
+              <w:rPr>
+                <w:rFonts w:ascii="Aptos Narrow" w:eastAsia="Times New Roman" w:hAnsi="Aptos Narrow" w:cs="Times New Roman"/>
+                <w:color w:val="000000"/>
+                <w:lang w:eastAsia="pt-BR"/>
+              </w:rPr>
+            </w:pPr>
+            <w:r>
+              <w:rPr>
+                <w:rFonts w:ascii="Aptos Narrow" w:eastAsia="Times New Roman" w:hAnsi="Aptos Narrow" w:cs="Times New Roman"/>
+                <w:color w:val="000000"/>
+                <w:lang w:eastAsia="pt-BR"/>
+              </w:rPr>
+              <w:t>16</w:t>
+            </w:r>
+          </w:p>
+        </w:tc>
+        <w:tc>
+          <w:tcPr>
+            <w:tcW w:w="1025" w:type="dxa"/>
+            <w:tcBorders>
+              <w:top w:val="single" w:sz="4" w:space="0" w:color="44B3E1"/>
+              <w:left w:val="nil"/>
+              <w:bottom w:val="single" w:sz="4" w:space="0" w:color="44B3E1"/>
+              <w:right w:val="nil"/>
+            </w:tcBorders>
+            <w:noWrap/>
+            <w:vAlign w:val="center"/>
+            <w:hideMark/>
+          </w:tcPr>
+          <w:p>
+            <w:pPr>
+              <w:spacing w:after="0" w:line="240" w:lineRule="auto"/>
+              <w:rPr>
+                <w:rFonts w:ascii="Aptos Narrow" w:eastAsia="Times New Roman" w:hAnsi="Aptos Narrow" w:cs="Times New Roman"/>
+                <w:color w:val="000000"/>
+                <w:lang w:eastAsia="pt-BR"/>
+              </w:rPr>
+            </w:pPr>
+            <w:r>
+              <w:rPr>
+                <w:rFonts w:ascii="Aptos Narrow" w:eastAsia="Times New Roman" w:hAnsi="Aptos Narrow" w:cs="Times New Roman"/>
+                <w:color w:val="000000"/>
+                <w:lang w:eastAsia="pt-BR"/>
+              </w:rPr>
+              <w:t>Consultor</w:t>
+            </w:r>
+          </w:p>
+        </w:tc>
+        <w:tc>
+          <w:tcPr>
+            <w:tcW w:w="1151" w:type="dxa"/>
+            <w:tcBorders>
+              <w:top w:val="single" w:sz="4" w:space="0" w:color="44B3E1"/>
+              <w:left w:val="nil"/>
+              <w:bottom w:val="single" w:sz="4" w:space="0" w:color="44B3E1"/>
+              <w:right w:val="nil"/>
+            </w:tcBorders>
+            <w:noWrap/>
+            <w:vAlign w:val="center"/>
+            <w:hideMark/>
+          </w:tcPr>
+          <w:p>
+            <w:pPr>
+              <w:spacing w:after="0" w:line="240" w:lineRule="auto"/>
+              <w:jc w:val="right"/>
+              <w:rPr>
+                <w:rFonts w:ascii="Aptos Narrow" w:eastAsia="Times New Roman" w:hAnsi="Aptos Narrow" w:cs="Times New Roman"/>
+                <w:color w:val="000000"/>
+                <w:lang w:eastAsia="pt-BR"/>
+              </w:rPr>
+            </w:pPr>
+            <w:r>
+              <w:rPr>
+                <w:rFonts w:ascii="Aptos Narrow" w:eastAsia="Times New Roman" w:hAnsi="Aptos Narrow" w:cs="Times New Roman"/>
+                <w:color w:val="000000"/>
+                <w:lang w:eastAsia="pt-BR"/>
+              </w:rPr>
+              <w:t>R$ 75,00</w:t>
+            </w:r>
+          </w:p>
+        </w:tc>
+        <w:tc>
+          <w:tcPr>
+            <w:tcW w:w="1374" w:type="dxa"/>
+            <w:tcBorders>
+              <w:top w:val="single" w:sz="4" w:space="0" w:color="44B3E1"/>
+              <w:left w:val="nil"/>
+              <w:bottom w:val="single" w:sz="4" w:space="0" w:color="44B3E1"/>
+              <w:right w:val="single" w:sz="4" w:space="0" w:color="44B3E1"/>
+            </w:tcBorders>
+            <w:noWrap/>
+            <w:vAlign w:val="center"/>
+            <w:hideMark/>
+          </w:tcPr>
+          <w:p>
+            <w:pPr>
+              <w:spacing w:after="0" w:line="240" w:lineRule="auto"/>
+              <w:jc w:val="right"/>
+              <w:rPr>
+                <w:rFonts w:ascii="Aptos Narrow" w:eastAsia="Times New Roman" w:hAnsi="Aptos Narrow" w:cs="Times New Roman"/>
+                <w:color w:val="000000"/>
+                <w:lang w:eastAsia="pt-BR"/>
+              </w:rPr>
+            </w:pPr>
+            <w:r>
+              <w:rPr>
+                <w:rFonts w:ascii="Aptos Narrow" w:eastAsia="Times New Roman" w:hAnsi="Aptos Narrow" w:cs="Times New Roman"/>
+                <w:color w:val="000000"/>
+                <w:lang w:eastAsia="pt-BR"/>
+              </w:rPr>
+              <w:t>R$ 1.200,00</w:t>
+            </w:r>
+          </w:p>
+        </w:tc>
+      </w:tr>
+      <w:tr>
+        <w:trPr>
+          <w:trHeight w:val="228"/>
+        </w:trPr>
+        <w:tc>
+          <w:tcPr>
+            <w:tcW w:w="279" w:type="dxa"/>
+            <w:tcBorders>
+              <w:top w:val="single" w:sz="4" w:space="0" w:color="44B3E1"/>
+              <w:left w:val="single" w:sz="4" w:space="0" w:color="44B3E1"/>
+              <w:bottom w:val="single" w:sz="4" w:space="0" w:color="44B3E1"/>
+              <w:right w:val="nil"/>
+            </w:tcBorders>
+            <w:shd w:val="clear" w:color="C0E6F5" w:fill="C0E6F5"/>
+            <w:noWrap/>
+            <w:vAlign w:val="center"/>
+            <w:hideMark/>
+          </w:tcPr>
+          <w:p>
+            <w:pPr>
+              <w:spacing w:after="0" w:line="240" w:lineRule="auto"/>
+              <w:rPr>
+                <w:rFonts w:ascii="Aptos Narrow" w:eastAsia="Times New Roman" w:hAnsi="Aptos Narrow" w:cs="Times New Roman"/>
+                <w:color w:val="000000"/>
+                <w:lang w:eastAsia="pt-BR"/>
+              </w:rPr>
+            </w:pPr>
+            <w:r>
+              <w:rPr>
+                <w:rFonts w:ascii="Aptos Narrow" w:eastAsia="Times New Roman" w:hAnsi="Aptos Narrow" w:cs="Times New Roman"/>
+                <w:color w:val="000000"/>
+                <w:lang w:eastAsia="pt-BR"/>
+              </w:rPr>
+              <w:t>1</w:t>
+            </w:r>
+          </w:p>
+        </w:tc>
+        <w:tc>
+          <w:tcPr>
+            <w:tcW w:w="6059" w:type="dxa"/>
+            <w:tcBorders>
+              <w:top w:val="single" w:sz="4" w:space="0" w:color="44B3E1"/>
+              <w:left w:val="nil"/>
+              <w:bottom w:val="single" w:sz="4" w:space="0" w:color="44B3E1"/>
+              <w:right w:val="nil"/>
+            </w:tcBorders>
+            <w:shd w:val="clear" w:color="C0E6F5" w:fill="C0E6F5"/>
+            <w:vAlign w:val="center"/>
+            <w:hideMark/>
+          </w:tcPr>
+          <w:p>
+            <w:pPr>
+              <w:spacing w:after="0" w:line="240" w:lineRule="auto"/>
+              <w:rPr>
+                <w:rFonts w:ascii="Calibri" w:eastAsia="Times New Roman" w:hAnsi="Calibri" w:cs="Calibri"/>
+                <w:color w:val="000000"/>
+                <w:lang w:eastAsia="pt-BR"/>
+              </w:rPr>
+            </w:pPr>
+            <w:r>
+              <w:rPr>
+                <w:rFonts w:ascii="Calibri" w:eastAsia="Times New Roman" w:hAnsi="Calibri" w:cs="Calibri"/>
+                <w:color w:val="000000"/>
+                <w:lang w:eastAsia="pt-BR"/>
+              </w:rPr>
+              <w:t>Go Live (Entrada em produção)</w:t>
+            </w:r>
+          </w:p>
+        </w:tc>
+        <w:tc>
+          <w:tcPr>
+            <w:tcW w:w="693" w:type="dxa"/>
+            <w:tcBorders>
+              <w:top w:val="single" w:sz="4" w:space="0" w:color="44B3E1"/>
+              <w:left w:val="nil"/>
+              <w:bottom w:val="single" w:sz="4" w:space="0" w:color="44B3E1"/>
+              <w:right w:val="nil"/>
+            </w:tcBorders>
+            <w:shd w:val="clear" w:color="C0E6F5" w:fill="C0E6F5"/>
+            <w:noWrap/>
+            <w:vAlign w:val="center"/>
+            <w:hideMark/>
+          </w:tcPr>
+          <w:p>
+            <w:pPr>
+              <w:spacing w:after="0" w:line="240" w:lineRule="auto"/>
+              <w:jc w:val="right"/>
+              <w:rPr>
+                <w:rFonts w:ascii="Aptos Narrow" w:eastAsia="Times New Roman" w:hAnsi="Aptos Narrow" w:cs="Times New Roman"/>
+                <w:color w:val="000000"/>
+                <w:lang w:eastAsia="pt-BR"/>
+              </w:rPr>
+            </w:pPr>
+            <w:r>
+              <w:rPr>
+                <w:rFonts w:ascii="Aptos Narrow" w:eastAsia="Times New Roman" w:hAnsi="Aptos Narrow" w:cs="Times New Roman"/>
+                <w:color w:val="000000"/>
+                <w:lang w:eastAsia="pt-BR"/>
+              </w:rPr>
+              <w:t>4</w:t>
+            </w:r>
+          </w:p>
+        </w:tc>
+        <w:tc>
+          <w:tcPr>
+            <w:tcW w:w="1025" w:type="dxa"/>
+            <w:tcBorders>
+              <w:top w:val="single" w:sz="4" w:space="0" w:color="44B3E1"/>
+              <w:left w:val="nil"/>
+              <w:bottom w:val="single" w:sz="4" w:space="0" w:color="44B3E1"/>
+              <w:right w:val="nil"/>
+            </w:tcBorders>
+            <w:shd w:val="clear" w:color="C0E6F5" w:fill="C0E6F5"/>
+            <w:noWrap/>
+            <w:vAlign w:val="center"/>
+            <w:hideMark/>
+          </w:tcPr>
+          <w:p>
+            <w:pPr>
+              <w:spacing w:after="0" w:line="240" w:lineRule="auto"/>
+              <w:rPr>
+                <w:rFonts w:ascii="Aptos Narrow" w:eastAsia="Times New Roman" w:hAnsi="Aptos Narrow" w:cs="Times New Roman"/>
+                <w:color w:val="000000"/>
+                <w:lang w:eastAsia="pt-BR"/>
+              </w:rPr>
+            </w:pPr>
+            <w:r>
+              <w:rPr>
+                <w:rFonts w:ascii="Aptos Narrow" w:eastAsia="Times New Roman" w:hAnsi="Aptos Narrow" w:cs="Times New Roman"/>
+                <w:color w:val="000000"/>
+                <w:lang w:eastAsia="pt-BR"/>
+              </w:rPr>
+              <w:t>Consultor</w:t>
+            </w:r>
+          </w:p>
+        </w:tc>
+        <w:tc>
+          <w:tcPr>
+            <w:tcW w:w="1151" w:type="dxa"/>
+            <w:tcBorders>
+              <w:top w:val="single" w:sz="4" w:space="0" w:color="44B3E1"/>
+              <w:left w:val="nil"/>
+              <w:bottom w:val="single" w:sz="4" w:space="0" w:color="44B3E1"/>
+              <w:right w:val="nil"/>
+            </w:tcBorders>
+            <w:shd w:val="clear" w:color="C0E6F5" w:fill="C0E6F5"/>
+            <w:noWrap/>
+            <w:vAlign w:val="center"/>
+            <w:hideMark/>
+          </w:tcPr>
+          <w:p>
+            <w:pPr>
+              <w:spacing w:after="0" w:line="240" w:lineRule="auto"/>
+              <w:jc w:val="right"/>
+              <w:rPr>
+                <w:rFonts w:ascii="Aptos Narrow" w:eastAsia="Times New Roman" w:hAnsi="Aptos Narrow" w:cs="Times New Roman"/>
+                <w:color w:val="000000"/>
+                <w:lang w:eastAsia="pt-BR"/>
+              </w:rPr>
+            </w:pPr>
+            <w:r>
+              <w:rPr>
+                <w:rFonts w:ascii="Aptos Narrow" w:eastAsia="Times New Roman" w:hAnsi="Aptos Narrow" w:cs="Times New Roman"/>
+                <w:color w:val="000000"/>
+                <w:lang w:eastAsia="pt-BR"/>
+              </w:rPr>
+              <w:t>R$ 75,00</w:t>
+            </w:r>
+          </w:p>
+        </w:tc>
+        <w:tc>
+          <w:tcPr>
+            <w:tcW w:w="1374" w:type="dxa"/>
+            <w:tcBorders>
+              <w:top w:val="single" w:sz="4" w:space="0" w:color="44B3E1"/>
+              <w:left w:val="nil"/>
+              <w:bottom w:val="single" w:sz="4" w:space="0" w:color="44B3E1"/>
+              <w:right w:val="single" w:sz="4" w:space="0" w:color="44B3E1"/>
+            </w:tcBorders>
+            <w:shd w:val="clear" w:color="C0E6F5" w:fill="C0E6F5"/>
+            <w:noWrap/>
+            <w:vAlign w:val="center"/>
+            <w:hideMark/>
+          </w:tcPr>
+          <w:p>
+            <w:pPr>
+              <w:spacing w:after="0" w:line="240" w:lineRule="auto"/>
+              <w:jc w:val="right"/>
+              <w:rPr>
+                <w:rFonts w:ascii="Aptos Narrow" w:eastAsia="Times New Roman" w:hAnsi="Aptos Narrow" w:cs="Times New Roman"/>
+                <w:color w:val="000000"/>
+                <w:lang w:eastAsia="pt-BR"/>
+              </w:rPr>
+            </w:pPr>
+            <w:r>
+              <w:rPr>
+                <w:rFonts w:ascii="Aptos Narrow" w:eastAsia="Times New Roman" w:hAnsi="Aptos Narrow" w:cs="Times New Roman"/>
+                <w:color w:val="000000"/>
+                <w:lang w:eastAsia="pt-BR"/>
+              </w:rPr>
+              <w:t>R$ 300,00</w:t>
+            </w:r>
+          </w:p>
+        </w:tc>
+      </w:tr>
+      <w:tr>
+        <w:trPr>
+          <w:trHeight w:val="228"/>
+        </w:trPr>
+        <w:tc>
+          <w:tcPr>
+            <w:tcW w:w="279" w:type="dxa"/>
+            <w:tcBorders>
+              <w:top w:val="single" w:sz="4" w:space="0" w:color="44B3E1"/>
+              <w:left w:val="single" w:sz="4" w:space="0" w:color="44B3E1"/>
+              <w:bottom w:val="single" w:sz="4" w:space="0" w:color="44B3E1"/>
+              <w:right w:val="nil"/>
+            </w:tcBorders>
+            <w:noWrap/>
+            <w:vAlign w:val="center"/>
+            <w:hideMark/>
+          </w:tcPr>
+          <w:p>
+            <w:pPr>
+              <w:spacing w:after="0" w:line="240" w:lineRule="auto"/>
+              <w:rPr>
+                <w:rFonts w:ascii="Aptos Narrow" w:eastAsia="Times New Roman" w:hAnsi="Aptos Narrow" w:cs="Times New Roman"/>
+                <w:color w:val="000000"/>
+                <w:lang w:eastAsia="pt-BR"/>
+              </w:rPr>
+            </w:pPr>
+            <w:r>
+              <w:rPr>
+                <w:rFonts w:ascii="Aptos Narrow" w:eastAsia="Times New Roman" w:hAnsi="Aptos Narrow" w:cs="Times New Roman"/>
+                <w:color w:val="000000"/>
+                <w:lang w:eastAsia="pt-BR"/>
+              </w:rPr>
+              <w:t>1</w:t>
+            </w:r>
+          </w:p>
+        </w:tc>
+        <w:tc>
+          <w:tcPr>
+            <w:tcW w:w="6059" w:type="dxa"/>
+            <w:tcBorders>
+              <w:top w:val="single" w:sz="4" w:space="0" w:color="44B3E1"/>
+              <w:left w:val="nil"/>
+              <w:bottom w:val="single" w:sz="4" w:space="0" w:color="44B3E1"/>
+              <w:right w:val="nil"/>
+            </w:tcBorders>
+            <w:vAlign w:val="center"/>
+            <w:hideMark/>
+          </w:tcPr>
+          <w:p>
+            <w:pPr>
+              <w:spacing w:after="0" w:line="240" w:lineRule="auto"/>
+              <w:rPr>
+                <w:rFonts w:ascii="Calibri" w:eastAsia="Times New Roman" w:hAnsi="Calibri" w:cs="Calibri"/>
+                <w:color w:val="000000"/>
+                <w:lang w:eastAsia="pt-BR"/>
+              </w:rPr>
+            </w:pPr>
+            <w:r>
+              <w:rPr>
+                <w:rFonts w:ascii="Calibri" w:eastAsia="Times New Roman" w:hAnsi="Calibri" w:cs="Calibri"/>
+                <w:color w:val="000000"/>
+                <w:lang w:eastAsia="pt-BR"/>
+              </w:rPr>
+              <w:t>Operação assistida</w:t>
+            </w:r>
+          </w:p>
+        </w:tc>
+        <w:tc>
+          <w:tcPr>
+            <w:tcW w:w="693" w:type="dxa"/>
+            <w:tcBorders>
+              <w:top w:val="single" w:sz="4" w:space="0" w:color="44B3E1"/>
+              <w:left w:val="nil"/>
+              <w:bottom w:val="single" w:sz="4" w:space="0" w:color="44B3E1"/>
+              <w:right w:val="nil"/>
+            </w:tcBorders>
+            <w:noWrap/>
+            <w:vAlign w:val="center"/>
+            <w:hideMark/>
+          </w:tcPr>
+          <w:p>
+            <w:pPr>
+              <w:spacing w:after="0" w:line="240" w:lineRule="auto"/>
+              <w:jc w:val="right"/>
+              <w:rPr>
+                <w:rFonts w:ascii="Aptos Narrow" w:eastAsia="Times New Roman" w:hAnsi="Aptos Narrow" w:cs="Times New Roman"/>
+                <w:color w:val="000000"/>
+                <w:lang w:eastAsia="pt-BR"/>
+              </w:rPr>
+            </w:pPr>
+            <w:r>
+              <w:rPr>
+                <w:rFonts w:ascii="Aptos Narrow" w:eastAsia="Times New Roman" w:hAnsi="Aptos Narrow" w:cs="Times New Roman"/>
+                <w:color w:val="000000"/>
+                <w:lang w:eastAsia="pt-BR"/>
+              </w:rPr>
+              <w:t>16</w:t>
+            </w:r>
+          </w:p>
+        </w:tc>
+        <w:tc>
+          <w:tcPr>
+            <w:tcW w:w="1025" w:type="dxa"/>
+            <w:tcBorders>
+              <w:top w:val="single" w:sz="4" w:space="0" w:color="44B3E1"/>
+              <w:left w:val="nil"/>
+              <w:bottom w:val="single" w:sz="4" w:space="0" w:color="44B3E1"/>
+              <w:right w:val="nil"/>
+            </w:tcBorders>
+            <w:noWrap/>
+            <w:vAlign w:val="center"/>
+            <w:hideMark/>
+          </w:tcPr>
+          <w:p>
+            <w:pPr>
+              <w:spacing w:after="0" w:line="240" w:lineRule="auto"/>
+              <w:rPr>
+                <w:rFonts w:ascii="Aptos Narrow" w:eastAsia="Times New Roman" w:hAnsi="Aptos Narrow" w:cs="Times New Roman"/>
+                <w:color w:val="000000"/>
+                <w:lang w:eastAsia="pt-BR"/>
+              </w:rPr>
+            </w:pPr>
+            <w:r>
+              <w:rPr>
+                <w:rFonts w:ascii="Aptos Narrow" w:eastAsia="Times New Roman" w:hAnsi="Aptos Narrow" w:cs="Times New Roman"/>
+                <w:color w:val="000000"/>
+                <w:lang w:eastAsia="pt-BR"/>
+              </w:rPr>
+              <w:t>Consultor</w:t>
+            </w:r>
+          </w:p>
+        </w:tc>
+        <w:tc>
+          <w:tcPr>
+            <w:tcW w:w="1151" w:type="dxa"/>
+            <w:tcBorders>
+              <w:top w:val="single" w:sz="4" w:space="0" w:color="44B3E1"/>
+              <w:left w:val="nil"/>
+              <w:bottom w:val="single" w:sz="4" w:space="0" w:color="44B3E1"/>
+              <w:right w:val="nil"/>
+            </w:tcBorders>
+            <w:noWrap/>
+            <w:vAlign w:val="center"/>
+            <w:hideMark/>
+          </w:tcPr>
+          <w:p>
+            <w:pPr>
+              <w:spacing w:after="0" w:line="240" w:lineRule="auto"/>
+              <w:jc w:val="right"/>
+              <w:rPr>
+                <w:rFonts w:ascii="Aptos Narrow" w:eastAsia="Times New Roman" w:hAnsi="Aptos Narrow" w:cs="Times New Roman"/>
+                <w:color w:val="000000"/>
+                <w:lang w:eastAsia="pt-BR"/>
+              </w:rPr>
+            </w:pPr>
+            <w:r>
+              <w:rPr>
+                <w:rFonts w:ascii="Aptos Narrow" w:eastAsia="Times New Roman" w:hAnsi="Aptos Narrow" w:cs="Times New Roman"/>
+                <w:color w:val="000000"/>
+                <w:lang w:eastAsia="pt-BR"/>
+              </w:rPr>
+              <w:t>R$ 75,00</w:t>
+            </w:r>
+          </w:p>
+        </w:tc>
+        <w:tc>
+          <w:tcPr>
+            <w:tcW w:w="1374" w:type="dxa"/>
+            <w:tcBorders>
+              <w:top w:val="single" w:sz="4" w:space="0" w:color="44B3E1"/>
+              <w:left w:val="nil"/>
+              <w:bottom w:val="single" w:sz="4" w:space="0" w:color="44B3E1"/>
+              <w:right w:val="single" w:sz="4" w:space="0" w:color="44B3E1"/>
+            </w:tcBorders>
+            <w:noWrap/>
+            <w:vAlign w:val="center"/>
+            <w:hideMark/>
+          </w:tcPr>
+          <w:p>
+            <w:pPr>
+              <w:spacing w:after="0" w:line="240" w:lineRule="auto"/>
+              <w:jc w:val="right"/>
+              <w:rPr>
+                <w:rFonts w:ascii="Aptos Narrow" w:eastAsia="Times New Roman" w:hAnsi="Aptos Narrow" w:cs="Times New Roman"/>
+                <w:color w:val="000000"/>
+                <w:lang w:eastAsia="pt-BR"/>
+              </w:rPr>
+            </w:pPr>
+            <w:r>
+              <w:rPr>
+                <w:rFonts w:ascii="Aptos Narrow" w:eastAsia="Times New Roman" w:hAnsi="Aptos Narrow" w:cs="Times New Roman"/>
+                <w:color w:val="000000"/>
+                <w:lang w:eastAsia="pt-BR"/>
+              </w:rPr>
+              <w:t>R$ 1.200,00</w:t>
+            </w:r>
+          </w:p>
+        </w:tc>
+      </w:tr>
+      <w:tr>
+        <w:trPr>
+          <w:trHeight w:val="228"/>
+        </w:trPr>
+        <w:tc>
+          <w:tcPr>
+            <w:tcW w:w="279" w:type="dxa"/>
+            <w:tcBorders>
+              <w:top w:val="single" w:sz="4" w:space="0" w:color="44B3E1"/>
+              <w:left w:val="single" w:sz="4" w:space="0" w:color="44B3E1"/>
+              <w:bottom w:val="single" w:sz="4" w:space="0" w:color="44B3E1"/>
+              <w:right w:val="nil"/>
+            </w:tcBorders>
+            <w:shd w:val="clear" w:color="C0E6F5" w:fill="C0E6F5"/>
+            <w:noWrap/>
+            <w:vAlign w:val="center"/>
+            <w:hideMark/>
+          </w:tcPr>
+          <w:p>
+            <w:pPr>
+              <w:spacing w:after="0" w:line="240" w:lineRule="auto"/>
+              <w:rPr>
+                <w:rFonts w:ascii="Aptos Narrow" w:eastAsia="Times New Roman" w:hAnsi="Aptos Narrow" w:cs="Times New Roman"/>
+                <w:color w:val="000000"/>
+                <w:lang w:eastAsia="pt-BR"/>
+              </w:rPr>
+            </w:pPr>
+            <w:r>
+              <w:rPr>
+                <w:rFonts w:ascii="Aptos Narrow" w:eastAsia="Times New Roman" w:hAnsi="Aptos Narrow" w:cs="Times New Roman"/>
+                <w:color w:val="000000"/>
+                <w:lang w:eastAsia="pt-BR"/>
+              </w:rPr>
+              <w:t>2</w:t>
+            </w:r>
+          </w:p>
+        </w:tc>
+        <w:tc>
+          <w:tcPr>
+            <w:tcW w:w="6059" w:type="dxa"/>
+            <w:tcBorders>
+              <w:top w:val="single" w:sz="4" w:space="0" w:color="44B3E1"/>
+              <w:left w:val="nil"/>
+              <w:bottom w:val="single" w:sz="4" w:space="0" w:color="44B3E1"/>
+              <w:right w:val="nil"/>
+            </w:tcBorders>
+            <w:shd w:val="clear" w:color="C0E6F5" w:fill="C0E6F5"/>
+            <w:vAlign w:val="center"/>
+            <w:hideMark/>
+          </w:tcPr>
+          <w:p>
+            <w:pPr>
+              <w:spacing w:after="0" w:line="240" w:lineRule="auto"/>
+              <w:rPr>
+                <w:rFonts w:ascii="Calibri" w:eastAsia="Times New Roman" w:hAnsi="Calibri" w:cs="Calibri"/>
+                <w:color w:val="000000"/>
+                <w:lang w:eastAsia="pt-BR"/>
+              </w:rPr>
+            </w:pPr>
+            <w:r>
+              <w:rPr>
+                <w:rFonts w:ascii="Calibri" w:eastAsia="Times New Roman" w:hAnsi="Calibri" w:cs="Calibri"/>
+                <w:color w:val="000000"/>
+                <w:lang w:eastAsia="pt-BR"/>
+              </w:rPr>
+              <w:t>Upload de fotos e vídeos no fluxo da OS</w:t>
+            </w:r>
+          </w:p>
+        </w:tc>
+        <w:tc>
+          <w:tcPr>
+            <w:tcW w:w="693" w:type="dxa"/>
+            <w:tcBorders>
+              <w:top w:val="single" w:sz="4" w:space="0" w:color="44B3E1"/>
+              <w:left w:val="nil"/>
+              <w:bottom w:val="single" w:sz="4" w:space="0" w:color="44B3E1"/>
+              <w:right w:val="nil"/>
+            </w:tcBorders>
+            <w:shd w:val="clear" w:color="C0E6F5" w:fill="C0E6F5"/>
+            <w:noWrap/>
+            <w:vAlign w:val="center"/>
+            <w:hideMark/>
+          </w:tcPr>
+          <w:p>
+            <w:pPr>
+              <w:spacing w:after="0" w:line="240" w:lineRule="auto"/>
+              <w:jc w:val="right"/>
+              <w:rPr>
+                <w:rFonts w:ascii="Aptos Narrow" w:eastAsia="Times New Roman" w:hAnsi="Aptos Narrow" w:cs="Times New Roman"/>
+                <w:color w:val="000000"/>
+                <w:lang w:eastAsia="pt-BR"/>
+              </w:rPr>
+            </w:pPr>
+            <w:r>
+              <w:rPr>
+                <w:rFonts w:ascii="Aptos Narrow" w:eastAsia="Times New Roman" w:hAnsi="Aptos Narrow" w:cs="Times New Roman"/>
+                <w:color w:val="000000"/>
+                <w:lang w:eastAsia="pt-BR"/>
+              </w:rPr>
+              <w:t>20</w:t>
+            </w:r>
+          </w:p>
+        </w:tc>
+        <w:tc>
+          <w:tcPr>
+            <w:tcW w:w="1025" w:type="dxa"/>
+            <w:tcBorders>
+              <w:top w:val="single" w:sz="4" w:space="0" w:color="44B3E1"/>
+              <w:left w:val="nil"/>
+              <w:bottom w:val="single" w:sz="4" w:space="0" w:color="44B3E1"/>
+              <w:right w:val="nil"/>
+            </w:tcBorders>
+            <w:shd w:val="clear" w:color="C0E6F5" w:fill="C0E6F5"/>
+            <w:noWrap/>
+            <w:hideMark/>
+          </w:tcPr>
+          <w:p>
+            <w:pPr>
+              <w:spacing w:after="0" w:line="240" w:lineRule="auto"/>
+              <w:rPr>
+                <w:rFonts w:ascii="Aptos Narrow" w:eastAsia="Times New Roman" w:hAnsi="Aptos Narrow" w:cs="Times New Roman"/>
+                <w:color w:val="000000"/>
+                <w:lang w:eastAsia="pt-BR"/>
+              </w:rPr>
+            </w:pPr>
+            <w:r>
+              <w:rPr>
+                <w:rFonts w:ascii="Aptos Narrow" w:eastAsia="Times New Roman" w:hAnsi="Aptos Narrow" w:cs="Times New Roman"/>
+                <w:color w:val="000000"/>
+                <w:lang w:eastAsia="pt-BR"/>
+              </w:rPr>
+              <w:t>DEV</w:t>
+            </w:r>
+          </w:p>
+        </w:tc>
+        <w:tc>
+          <w:tcPr>
+            <w:tcW w:w="1151" w:type="dxa"/>
+            <w:tcBorders>
+              <w:top w:val="single" w:sz="4" w:space="0" w:color="44B3E1"/>
+              <w:left w:val="nil"/>
+              <w:bottom w:val="single" w:sz="4" w:space="0" w:color="44B3E1"/>
+              <w:right w:val="nil"/>
+            </w:tcBorders>
+            <w:shd w:val="clear" w:color="C0E6F5" w:fill="C0E6F5"/>
+            <w:noWrap/>
+            <w:vAlign w:val="center"/>
+            <w:hideMark/>
+          </w:tcPr>
+          <w:p>
+            <w:pPr>
+              <w:spacing w:after="0" w:line="240" w:lineRule="auto"/>
+              <w:jc w:val="right"/>
+              <w:rPr>
+                <w:rFonts w:ascii="Aptos Narrow" w:eastAsia="Times New Roman" w:hAnsi="Aptos Narrow" w:cs="Times New Roman"/>
+                <w:color w:val="000000"/>
+                <w:lang w:eastAsia="pt-BR"/>
+              </w:rPr>
+            </w:pPr>
+            <w:r>
+              <w:rPr>
+                <w:rFonts w:ascii="Aptos Narrow" w:eastAsia="Times New Roman" w:hAnsi="Aptos Narrow" w:cs="Times New Roman"/>
+                <w:color w:val="000000"/>
+                <w:lang w:eastAsia="pt-BR"/>
+              </w:rPr>
+              <w:t>R$ 100,00</w:t>
+            </w:r>
+          </w:p>
+        </w:tc>
+        <w:tc>
+          <w:tcPr>
+            <w:tcW w:w="1374" w:type="dxa"/>
+            <w:tcBorders>
+              <w:top w:val="single" w:sz="4" w:space="0" w:color="44B3E1"/>
+              <w:left w:val="nil"/>
+              <w:bottom w:val="single" w:sz="4" w:space="0" w:color="44B3E1"/>
+              <w:right w:val="single" w:sz="4" w:space="0" w:color="44B3E1"/>
+            </w:tcBorders>
+            <w:shd w:val="clear" w:color="C0E6F5" w:fill="C0E6F5"/>
+            <w:noWrap/>
+            <w:vAlign w:val="center"/>
+            <w:hideMark/>
+          </w:tcPr>
+          <w:p>
+            <w:pPr>
+              <w:spacing w:after="0" w:line="240" w:lineRule="auto"/>
+              <w:jc w:val="right"/>
+              <w:rPr>
+                <w:rFonts w:ascii="Aptos Narrow" w:eastAsia="Times New Roman" w:hAnsi="Aptos Narrow" w:cs="Times New Roman"/>
+                <w:color w:val="000000"/>
+                <w:lang w:eastAsia="pt-BR"/>
+              </w:rPr>
+            </w:pPr>
+            <w:r>
+              <w:rPr>
+                <w:rFonts w:ascii="Aptos Narrow" w:eastAsia="Times New Roman" w:hAnsi="Aptos Narrow" w:cs="Times New Roman"/>
+                <w:color w:val="000000"/>
+                <w:lang w:eastAsia="pt-BR"/>
+              </w:rPr>
+              <w:t>R$ 2.000,00</w:t>
+            </w:r>
+          </w:p>
+        </w:tc>
+      </w:tr>
+      <w:tr>
+        <w:trPr>
+          <w:trHeight w:val="457"/>
+        </w:trPr>
+        <w:tc>
+          <w:tcPr>
+            <w:tcW w:w="279" w:type="dxa"/>
+            <w:tcBorders>
+              <w:top w:val="single" w:sz="4" w:space="0" w:color="44B3E1"/>
+              <w:left w:val="single" w:sz="4" w:space="0" w:color="44B3E1"/>
+              <w:bottom w:val="single" w:sz="4" w:space="0" w:color="44B3E1"/>
+              <w:right w:val="nil"/>
+            </w:tcBorders>
+            <w:noWrap/>
+            <w:vAlign w:val="center"/>
+            <w:hideMark/>
+          </w:tcPr>
+          <w:p>
+            <w:pPr>
+              <w:spacing w:after="0" w:line="240" w:lineRule="auto"/>
+              <w:rPr>
+                <w:rFonts w:ascii="Aptos Narrow" w:eastAsia="Times New Roman" w:hAnsi="Aptos Narrow" w:cs="Times New Roman"/>
+                <w:color w:val="000000"/>
+                <w:lang w:eastAsia="pt-BR"/>
+              </w:rPr>
+            </w:pPr>
+            <w:r>
+              <w:rPr>
+                <w:rFonts w:ascii="Aptos Narrow" w:eastAsia="Times New Roman" w:hAnsi="Aptos Narrow" w:cs="Times New Roman"/>
+                <w:color w:val="000000"/>
+                <w:lang w:eastAsia="pt-BR"/>
+              </w:rPr>
+              <w:t>2</w:t>
+            </w:r>
+          </w:p>
+        </w:tc>
+        <w:tc>
+          <w:tcPr>
+            <w:tcW w:w="6059" w:type="dxa"/>
+            <w:tcBorders>
+              <w:top w:val="single" w:sz="4" w:space="0" w:color="44B3E1"/>
+              <w:left w:val="nil"/>
+              <w:bottom w:val="single" w:sz="4" w:space="0" w:color="44B3E1"/>
+              <w:right w:val="nil"/>
+            </w:tcBorders>
+            <w:vAlign w:val="center"/>
+            <w:hideMark/>
+          </w:tcPr>
+          <w:p>
+            <w:pPr>
+              <w:spacing w:after="0" w:line="240" w:lineRule="auto"/>
+              <w:rPr>
+                <w:rFonts w:ascii="Calibri" w:eastAsia="Times New Roman" w:hAnsi="Calibri" w:cs="Calibri"/>
+                <w:color w:val="000000"/>
+                <w:lang w:eastAsia="pt-BR"/>
+              </w:rPr>
+            </w:pPr>
+            <w:r>
+              <w:rPr>
+                <w:rFonts w:ascii="Calibri" w:eastAsia="Times New Roman" w:hAnsi="Calibri" w:cs="Calibri"/>
+                <w:color w:val="000000"/>
+                <w:lang w:eastAsia="pt-BR"/>
+              </w:rPr>
+              <w:t>Emissão de relatório diário básico em PDF enviado automaticamente ao cliente</w:t>
+            </w:r>
+          </w:p>
+        </w:tc>
+        <w:tc>
+          <w:tcPr>
+            <w:tcW w:w="693" w:type="dxa"/>
+            <w:tcBorders>
+              <w:top w:val="single" w:sz="4" w:space="0" w:color="44B3E1"/>
+              <w:left w:val="nil"/>
+              <w:bottom w:val="single" w:sz="4" w:space="0" w:color="44B3E1"/>
+              <w:right w:val="nil"/>
+            </w:tcBorders>
+            <w:noWrap/>
+            <w:vAlign w:val="center"/>
+            <w:hideMark/>
+          </w:tcPr>
+          <w:p>
+            <w:pPr>
+              <w:spacing w:after="0" w:line="240" w:lineRule="auto"/>
+              <w:jc w:val="right"/>
+              <w:rPr>
+                <w:rFonts w:ascii="Aptos Narrow" w:eastAsia="Times New Roman" w:hAnsi="Aptos Narrow" w:cs="Times New Roman"/>
+                <w:color w:val="000000"/>
+                <w:lang w:eastAsia="pt-BR"/>
+              </w:rPr>
+            </w:pPr>
+            <w:r>
+              <w:rPr>
+                <w:rFonts w:ascii="Aptos Narrow" w:eastAsia="Times New Roman" w:hAnsi="Aptos Narrow" w:cs="Times New Roman"/>
+                <w:color w:val="000000"/>
+                <w:lang w:eastAsia="pt-BR"/>
+              </w:rPr>
+              <w:t>20</w:t>
+            </w:r>
+          </w:p>
+        </w:tc>
+        <w:tc>
+          <w:tcPr>
+            <w:tcW w:w="1025" w:type="dxa"/>
+            <w:tcBorders>
+              <w:top w:val="single" w:sz="4" w:space="0" w:color="44B3E1"/>
+              <w:left w:val="nil"/>
+              <w:bottom w:val="single" w:sz="4" w:space="0" w:color="44B3E1"/>
+              <w:right w:val="nil"/>
+            </w:tcBorders>
+            <w:noWrap/>
+            <w:hideMark/>
+          </w:tcPr>
+          <w:p>
+            <w:pPr>
+              <w:spacing w:after="0" w:line="240" w:lineRule="auto"/>
+              <w:rPr>
+                <w:rFonts w:ascii="Aptos Narrow" w:eastAsia="Times New Roman" w:hAnsi="Aptos Narrow" w:cs="Times New Roman"/>
+                <w:color w:val="000000"/>
+                <w:lang w:eastAsia="pt-BR"/>
+              </w:rPr>
+            </w:pPr>
+            <w:r>
+              <w:rPr>
+                <w:rFonts w:ascii="Aptos Narrow" w:eastAsia="Times New Roman" w:hAnsi="Aptos Narrow" w:cs="Times New Roman"/>
+                <w:color w:val="000000"/>
+                <w:lang w:eastAsia="pt-BR"/>
+              </w:rPr>
+              <w:t>DEV</w:t>
+            </w:r>
+          </w:p>
+        </w:tc>
+        <w:tc>
+          <w:tcPr>
+            <w:tcW w:w="1151" w:type="dxa"/>
+            <w:tcBorders>
+              <w:top w:val="single" w:sz="4" w:space="0" w:color="44B3E1"/>
+              <w:left w:val="nil"/>
+              <w:bottom w:val="single" w:sz="4" w:space="0" w:color="44B3E1"/>
+              <w:right w:val="nil"/>
+            </w:tcBorders>
+            <w:noWrap/>
+            <w:vAlign w:val="center"/>
+            <w:hideMark/>
+          </w:tcPr>
+          <w:p>
+            <w:pPr>
+              <w:spacing w:after="0" w:line="240" w:lineRule="auto"/>
+              <w:jc w:val="right"/>
+              <w:rPr>
+                <w:rFonts w:ascii="Aptos Narrow" w:eastAsia="Times New Roman" w:hAnsi="Aptos Narrow" w:cs="Times New Roman"/>
+                <w:color w:val="000000"/>
+                <w:lang w:eastAsia="pt-BR"/>
+              </w:rPr>
+            </w:pPr>
+            <w:r>
+              <w:rPr>
+                <w:rFonts w:ascii="Aptos Narrow" w:eastAsia="Times New Roman" w:hAnsi="Aptos Narrow" w:cs="Times New Roman"/>
+                <w:color w:val="000000"/>
+                <w:lang w:eastAsia="pt-BR"/>
+              </w:rPr>
+              <w:t>R$ 100,00</w:t>
+            </w:r>
+          </w:p>
+        </w:tc>
+        <w:tc>
+          <w:tcPr>
+            <w:tcW w:w="1374" w:type="dxa"/>
+            <w:tcBorders>
+              <w:top w:val="single" w:sz="4" w:space="0" w:color="44B3E1"/>
+              <w:left w:val="nil"/>
+              <w:bottom w:val="single" w:sz="4" w:space="0" w:color="44B3E1"/>
+              <w:right w:val="single" w:sz="4" w:space="0" w:color="44B3E1"/>
+            </w:tcBorders>
+            <w:noWrap/>
+            <w:vAlign w:val="center"/>
+            <w:hideMark/>
+          </w:tcPr>
+          <w:p>
+            <w:pPr>
+              <w:spacing w:after="0" w:line="240" w:lineRule="auto"/>
+              <w:jc w:val="right"/>
+              <w:rPr>
+                <w:rFonts w:ascii="Aptos Narrow" w:eastAsia="Times New Roman" w:hAnsi="Aptos Narrow" w:cs="Times New Roman"/>
+                <w:color w:val="000000"/>
+                <w:lang w:eastAsia="pt-BR"/>
+              </w:rPr>
+            </w:pPr>
+            <w:r>
+              <w:rPr>
+                <w:rFonts w:ascii="Aptos Narrow" w:eastAsia="Times New Roman" w:hAnsi="Aptos Narrow" w:cs="Times New Roman"/>
+                <w:color w:val="000000"/>
+                <w:lang w:eastAsia="pt-BR"/>
+              </w:rPr>
+              <w:t>R$ 2.000,00</w:t>
+            </w:r>
+          </w:p>
+        </w:tc>
+      </w:tr>
+      <w:tr>
+        <w:trPr>
+          <w:trHeight w:val="228"/>
+        </w:trPr>
+        <w:tc>
+          <w:tcPr>
+            <w:tcW w:w="279" w:type="dxa"/>
+            <w:tcBorders>
+              <w:top w:val="single" w:sz="4" w:space="0" w:color="44B3E1"/>
+              <w:left w:val="single" w:sz="4" w:space="0" w:color="44B3E1"/>
+              <w:bottom w:val="single" w:sz="4" w:space="0" w:color="44B3E1"/>
+              <w:right w:val="nil"/>
+            </w:tcBorders>
+            <w:shd w:val="clear" w:color="C0E6F5" w:fill="C0E6F5"/>
+            <w:noWrap/>
+            <w:vAlign w:val="center"/>
+            <w:hideMark/>
+          </w:tcPr>
+          <w:p>
+            <w:pPr>
+              <w:spacing w:after="0" w:line="240" w:lineRule="auto"/>
+              <w:rPr>
+                <w:rFonts w:ascii="Aptos Narrow" w:eastAsia="Times New Roman" w:hAnsi="Aptos Narrow" w:cs="Times New Roman"/>
+                <w:color w:val="000000"/>
+                <w:lang w:eastAsia="pt-BR"/>
+              </w:rPr>
+            </w:pPr>
+            <w:r>
+              <w:rPr>
+                <w:rFonts w:ascii="Aptos Narrow" w:eastAsia="Times New Roman" w:hAnsi="Aptos Narrow" w:cs="Times New Roman"/>
+                <w:color w:val="000000"/>
+                <w:lang w:eastAsia="pt-BR"/>
+              </w:rPr>
+              <w:t>3</w:t>
+            </w:r>
+          </w:p>
+        </w:tc>
+        <w:tc>
+          <w:tcPr>
+            <w:tcW w:w="6059" w:type="dxa"/>
+            <w:tcBorders>
+              <w:top w:val="single" w:sz="4" w:space="0" w:color="44B3E1"/>
+              <w:left w:val="nil"/>
+              <w:bottom w:val="single" w:sz="4" w:space="0" w:color="44B3E1"/>
+              <w:right w:val="nil"/>
+            </w:tcBorders>
+            <w:shd w:val="clear" w:color="C0E6F5" w:fill="C0E6F5"/>
+            <w:vAlign w:val="center"/>
+            <w:hideMark/>
+          </w:tcPr>
+          <w:p>
+            <w:pPr>
+              <w:spacing w:after="0" w:line="240" w:lineRule="auto"/>
+              <w:rPr>
+                <w:rFonts w:ascii="Aptos Narrow" w:eastAsia="Times New Roman" w:hAnsi="Aptos Narrow" w:cs="Times New Roman"/>
+                <w:color w:val="000000"/>
+                <w:lang w:eastAsia="pt-BR"/>
+              </w:rPr>
+            </w:pPr>
+            <w:r>
+              <w:rPr>
+                <w:rFonts w:ascii="Aptos Narrow" w:eastAsia="Times New Roman" w:hAnsi="Aptos Narrow" w:cs="Times New Roman"/>
+                <w:color w:val="000000"/>
+                <w:lang w:eastAsia="pt-BR"/>
+              </w:rPr>
+              <w:t>Relatórios mensais avançados com assinatura digital</w:t>
+            </w:r>
+          </w:p>
+        </w:tc>
+        <w:tc>
+          <w:tcPr>
+            <w:tcW w:w="693" w:type="dxa"/>
+            <w:tcBorders>
+              <w:top w:val="single" w:sz="4" w:space="0" w:color="44B3E1"/>
+              <w:left w:val="nil"/>
+              <w:bottom w:val="single" w:sz="4" w:space="0" w:color="44B3E1"/>
+              <w:right w:val="nil"/>
+            </w:tcBorders>
+            <w:shd w:val="clear" w:color="C0E6F5" w:fill="C0E6F5"/>
+            <w:noWrap/>
+            <w:vAlign w:val="center"/>
+            <w:hideMark/>
+          </w:tcPr>
+          <w:p>
+            <w:pPr>
+              <w:spacing w:after="0" w:line="240" w:lineRule="auto"/>
+              <w:jc w:val="right"/>
+              <w:rPr>
+                <w:rFonts w:ascii="Aptos Narrow" w:eastAsia="Times New Roman" w:hAnsi="Aptos Narrow" w:cs="Times New Roman"/>
+                <w:color w:val="000000"/>
+                <w:lang w:eastAsia="pt-BR"/>
+              </w:rPr>
+            </w:pPr>
+            <w:r>
+              <w:rPr>
+                <w:rFonts w:ascii="Aptos Narrow" w:eastAsia="Times New Roman" w:hAnsi="Aptos Narrow" w:cs="Times New Roman"/>
+                <w:color w:val="000000"/>
+                <w:lang w:eastAsia="pt-BR"/>
+              </w:rPr>
+              <w:t>20</w:t>
+            </w:r>
+          </w:p>
+        </w:tc>
+        <w:tc>
+          <w:tcPr>
+            <w:tcW w:w="1025" w:type="dxa"/>
+            <w:tcBorders>
+              <w:top w:val="single" w:sz="4" w:space="0" w:color="44B3E1"/>
+              <w:left w:val="nil"/>
+              <w:bottom w:val="single" w:sz="4" w:space="0" w:color="44B3E1"/>
+              <w:right w:val="nil"/>
+            </w:tcBorders>
+            <w:shd w:val="clear" w:color="C0E6F5" w:fill="C0E6F5"/>
+            <w:noWrap/>
+            <w:hideMark/>
+          </w:tcPr>
+          <w:p>
+            <w:pPr>
+              <w:spacing w:after="0" w:line="240" w:lineRule="auto"/>
+              <w:rPr>
+                <w:rFonts w:ascii="Aptos Narrow" w:eastAsia="Times New Roman" w:hAnsi="Aptos Narrow" w:cs="Times New Roman"/>
+                <w:color w:val="000000"/>
+                <w:lang w:eastAsia="pt-BR"/>
+              </w:rPr>
+            </w:pPr>
+            <w:r>
+              <w:rPr>
+                <w:rFonts w:ascii="Aptos Narrow" w:eastAsia="Times New Roman" w:hAnsi="Aptos Narrow" w:cs="Times New Roman"/>
+                <w:color w:val="000000"/>
+                <w:lang w:eastAsia="pt-BR"/>
+              </w:rPr>
+              <w:t>DEV</w:t>
+            </w:r>
+          </w:p>
+        </w:tc>
+        <w:tc>
+          <w:tcPr>
+            <w:tcW w:w="1151" w:type="dxa"/>
+            <w:tcBorders>
+              <w:top w:val="single" w:sz="4" w:space="0" w:color="44B3E1"/>
+              <w:left w:val="nil"/>
+              <w:bottom w:val="single" w:sz="4" w:space="0" w:color="44B3E1"/>
+              <w:right w:val="nil"/>
+            </w:tcBorders>
+            <w:shd w:val="clear" w:color="C0E6F5" w:fill="C0E6F5"/>
+            <w:noWrap/>
+            <w:vAlign w:val="center"/>
+            <w:hideMark/>
+          </w:tcPr>
+          <w:p>
+            <w:pPr>
+              <w:spacing w:after="0" w:line="240" w:lineRule="auto"/>
+              <w:jc w:val="right"/>
+              <w:rPr>
+                <w:rFonts w:ascii="Aptos Narrow" w:eastAsia="Times New Roman" w:hAnsi="Aptos Narrow" w:cs="Times New Roman"/>
+                <w:color w:val="000000"/>
+                <w:lang w:eastAsia="pt-BR"/>
+              </w:rPr>
+            </w:pPr>
+            <w:r>
+              <w:rPr>
+                <w:rFonts w:ascii="Aptos Narrow" w:eastAsia="Times New Roman" w:hAnsi="Aptos Narrow" w:cs="Times New Roman"/>
+                <w:color w:val="000000"/>
+                <w:lang w:eastAsia="pt-BR"/>
+              </w:rPr>
+              <w:t>R$ 100,00</w:t>
+            </w:r>
+          </w:p>
+        </w:tc>
+        <w:tc>
+          <w:tcPr>
+            <w:tcW w:w="1374" w:type="dxa"/>
+            <w:tcBorders>
+              <w:top w:val="single" w:sz="4" w:space="0" w:color="44B3E1"/>
+              <w:left w:val="nil"/>
+              <w:bottom w:val="single" w:sz="4" w:space="0" w:color="44B3E1"/>
+              <w:right w:val="single" w:sz="4" w:space="0" w:color="44B3E1"/>
+            </w:tcBorders>
+            <w:shd w:val="clear" w:color="C0E6F5" w:fill="C0E6F5"/>
+            <w:noWrap/>
+            <w:vAlign w:val="center"/>
+            <w:hideMark/>
+          </w:tcPr>
+          <w:p>
+            <w:pPr>
+              <w:spacing w:after="0" w:line="240" w:lineRule="auto"/>
+              <w:jc w:val="right"/>
+              <w:rPr>
+                <w:rFonts w:ascii="Aptos Narrow" w:eastAsia="Times New Roman" w:hAnsi="Aptos Narrow" w:cs="Times New Roman"/>
+                <w:color w:val="000000"/>
+                <w:lang w:eastAsia="pt-BR"/>
+              </w:rPr>
+            </w:pPr>
+            <w:r>
+              <w:rPr>
+                <w:rFonts w:ascii="Aptos Narrow" w:eastAsia="Times New Roman" w:hAnsi="Aptos Narrow" w:cs="Times New Roman"/>
+                <w:color w:val="000000"/>
+                <w:lang w:eastAsia="pt-BR"/>
+              </w:rPr>
+              <w:t>R$ 2.000,00</w:t>
+            </w:r>
+          </w:p>
+        </w:tc>
+      </w:tr>
+      <w:tr>
+        <w:trPr>
+          <w:trHeight w:val="457"/>
+        </w:trPr>
+        <w:tc>
+          <w:tcPr>
+            <w:tcW w:w="279" w:type="dxa"/>
+            <w:tcBorders>
+              <w:top w:val="single" w:sz="4" w:space="0" w:color="44B3E1"/>
+              <w:left w:val="single" w:sz="4" w:space="0" w:color="44B3E1"/>
+              <w:bottom w:val="single" w:sz="4" w:space="0" w:color="44B3E1"/>
+              <w:right w:val="nil"/>
+            </w:tcBorders>
+            <w:noWrap/>
+            <w:vAlign w:val="center"/>
+            <w:hideMark/>
+          </w:tcPr>
+          <w:p>
+            <w:pPr>
+              <w:spacing w:after="0" w:line="240" w:lineRule="auto"/>
+              <w:rPr>
+                <w:rFonts w:ascii="Aptos Narrow" w:eastAsia="Times New Roman" w:hAnsi="Aptos Narrow" w:cs="Times New Roman"/>
+                <w:color w:val="000000"/>
+                <w:lang w:eastAsia="pt-BR"/>
+              </w:rPr>
+            </w:pPr>
+            <w:r>
+              <w:rPr>
+                <w:rFonts w:ascii="Aptos Narrow" w:eastAsia="Times New Roman" w:hAnsi="Aptos Narrow" w:cs="Times New Roman"/>
+                <w:color w:val="000000"/>
+                <w:lang w:eastAsia="pt-BR"/>
+              </w:rPr>
+              <w:t>3</w:t>
+            </w:r>
+          </w:p>
+        </w:tc>
+        <w:tc>
+          <w:tcPr>
+            <w:tcW w:w="6059" w:type="dxa"/>
+            <w:tcBorders>
+              <w:top w:val="single" w:sz="4" w:space="0" w:color="44B3E1"/>
+              <w:left w:val="nil"/>
+              <w:bottom w:val="single" w:sz="4" w:space="0" w:color="44B3E1"/>
+              <w:right w:val="nil"/>
+            </w:tcBorders>
+            <w:vAlign w:val="center"/>
+            <w:hideMark/>
+          </w:tcPr>
+          <w:p>
+            <w:pPr>
+              <w:spacing w:after="0" w:line="240" w:lineRule="auto"/>
+              <w:rPr>
+                <w:rFonts w:ascii="Calibri" w:eastAsia="Times New Roman" w:hAnsi="Calibri" w:cs="Calibri"/>
+                <w:color w:val="000000"/>
+                <w:lang w:eastAsia="pt-BR"/>
+              </w:rPr>
+            </w:pPr>
+            <w:r>
+              <w:rPr>
+                <w:rFonts w:ascii="Calibri" w:eastAsia="Times New Roman" w:hAnsi="Calibri" w:cs="Calibri"/>
+                <w:color w:val="000000"/>
+                <w:lang w:eastAsia="pt-BR"/>
+              </w:rPr>
+              <w:t>Controle de estoque do cliente e alertas de reabastecimento</w:t>
+            </w:r>
+          </w:p>
+        </w:tc>
+        <w:tc>
+          <w:tcPr>
+            <w:tcW w:w="693" w:type="dxa"/>
+            <w:tcBorders>
+              <w:top w:val="single" w:sz="4" w:space="0" w:color="44B3E1"/>
+              <w:left w:val="nil"/>
+              <w:bottom w:val="single" w:sz="4" w:space="0" w:color="44B3E1"/>
+              <w:right w:val="nil"/>
+            </w:tcBorders>
+            <w:noWrap/>
+            <w:vAlign w:val="center"/>
+            <w:hideMark/>
+          </w:tcPr>
+          <w:p>
+            <w:pPr>
+              <w:spacing w:after="0" w:line="240" w:lineRule="auto"/>
+              <w:jc w:val="right"/>
+              <w:rPr>
+                <w:rFonts w:ascii="Aptos Narrow" w:eastAsia="Times New Roman" w:hAnsi="Aptos Narrow" w:cs="Times New Roman"/>
+                <w:color w:val="000000"/>
+                <w:lang w:eastAsia="pt-BR"/>
+              </w:rPr>
+            </w:pPr>
+            <w:r>
+              <w:rPr>
+                <w:rFonts w:ascii="Aptos Narrow" w:eastAsia="Times New Roman" w:hAnsi="Aptos Narrow" w:cs="Times New Roman"/>
+                <w:color w:val="000000"/>
+                <w:lang w:eastAsia="pt-BR"/>
+              </w:rPr>
+              <w:t>20</w:t>
+            </w:r>
+          </w:p>
+        </w:tc>
+        <w:tc>
+          <w:tcPr>
+            <w:tcW w:w="1025" w:type="dxa"/>
+            <w:tcBorders>
+              <w:top w:val="single" w:sz="4" w:space="0" w:color="44B3E1"/>
+              <w:left w:val="nil"/>
+              <w:bottom w:val="single" w:sz="4" w:space="0" w:color="44B3E1"/>
+              <w:right w:val="nil"/>
+            </w:tcBorders>
+            <w:noWrap/>
+            <w:hideMark/>
+          </w:tcPr>
+          <w:p>
+            <w:pPr>
+              <w:spacing w:after="0" w:line="240" w:lineRule="auto"/>
+              <w:rPr>
+                <w:rFonts w:ascii="Aptos Narrow" w:eastAsia="Times New Roman" w:hAnsi="Aptos Narrow" w:cs="Times New Roman"/>
+                <w:color w:val="000000"/>
+                <w:lang w:eastAsia="pt-BR"/>
+              </w:rPr>
+            </w:pPr>
+            <w:r>
+              <w:rPr>
+                <w:rFonts w:ascii="Aptos Narrow" w:eastAsia="Times New Roman" w:hAnsi="Aptos Narrow" w:cs="Times New Roman"/>
+                <w:color w:val="000000"/>
+                <w:lang w:eastAsia="pt-BR"/>
+              </w:rPr>
+              <w:t>DEV</w:t>
+            </w:r>
+          </w:p>
+        </w:tc>
+        <w:tc>
+          <w:tcPr>
+            <w:tcW w:w="1151" w:type="dxa"/>
+            <w:tcBorders>
+              <w:top w:val="single" w:sz="4" w:space="0" w:color="44B3E1"/>
+              <w:left w:val="nil"/>
+              <w:bottom w:val="single" w:sz="4" w:space="0" w:color="44B3E1"/>
+              <w:right w:val="nil"/>
+            </w:tcBorders>
+            <w:noWrap/>
+            <w:vAlign w:val="center"/>
+            <w:hideMark/>
+          </w:tcPr>
+          <w:p>
+            <w:pPr>
+              <w:spacing w:after="0" w:line="240" w:lineRule="auto"/>
+              <w:jc w:val="right"/>
+              <w:rPr>
+                <w:rFonts w:ascii="Aptos Narrow" w:eastAsia="Times New Roman" w:hAnsi="Aptos Narrow" w:cs="Times New Roman"/>
+                <w:color w:val="000000"/>
+                <w:lang w:eastAsia="pt-BR"/>
+              </w:rPr>
+            </w:pPr>
+            <w:r>
+              <w:rPr>
+                <w:rFonts w:ascii="Aptos Narrow" w:eastAsia="Times New Roman" w:hAnsi="Aptos Narrow" w:cs="Times New Roman"/>
+                <w:color w:val="000000"/>
+                <w:lang w:eastAsia="pt-BR"/>
+              </w:rPr>
+              <w:t>R$ 100,00</w:t>
+            </w:r>
+          </w:p>
+        </w:tc>
+        <w:tc>
+          <w:tcPr>
+            <w:tcW w:w="1374" w:type="dxa"/>
+            <w:tcBorders>
+              <w:top w:val="single" w:sz="4" w:space="0" w:color="44B3E1"/>
+              <w:left w:val="nil"/>
+              <w:bottom w:val="single" w:sz="4" w:space="0" w:color="44B3E1"/>
+              <w:right w:val="single" w:sz="4" w:space="0" w:color="44B3E1"/>
+            </w:tcBorders>
+            <w:noWrap/>
+            <w:vAlign w:val="center"/>
+            <w:hideMark/>
+          </w:tcPr>
+          <w:p>
+            <w:pPr>
+              <w:spacing w:after="0" w:line="240" w:lineRule="auto"/>
+              <w:jc w:val="right"/>
+              <w:rPr>
+                <w:rFonts w:ascii="Aptos Narrow" w:eastAsia="Times New Roman" w:hAnsi="Aptos Narrow" w:cs="Times New Roman"/>
+                <w:color w:val="000000"/>
+                <w:lang w:eastAsia="pt-BR"/>
+              </w:rPr>
+            </w:pPr>
+            <w:r>
+              <w:rPr>
+                <w:rFonts w:ascii="Aptos Narrow" w:eastAsia="Times New Roman" w:hAnsi="Aptos Narrow" w:cs="Times New Roman"/>
+                <w:color w:val="000000"/>
+                <w:lang w:eastAsia="pt-BR"/>
+              </w:rPr>
+              <w:t>R$ 2.000,00</w:t>
+            </w:r>
+          </w:p>
+        </w:tc>
+      </w:tr>
+      <w:tr>
+        <w:trPr>
+          <w:trHeight w:val="457"/>
+        </w:trPr>
+        <w:tc>
+          <w:tcPr>
+            <w:tcW w:w="279" w:type="dxa"/>
+            <w:tcBorders>
+              <w:top w:val="single" w:sz="4" w:space="0" w:color="44B3E1"/>
+              <w:left w:val="single" w:sz="4" w:space="0" w:color="44B3E1"/>
+              <w:bottom w:val="single" w:sz="4" w:space="0" w:color="44B3E1"/>
+              <w:right w:val="nil"/>
+            </w:tcBorders>
+            <w:shd w:val="clear" w:color="C0E6F5" w:fill="C0E6F5"/>
+            <w:noWrap/>
+            <w:vAlign w:val="center"/>
+            <w:hideMark/>
+          </w:tcPr>
+          <w:p>
+            <w:pPr>
+              <w:spacing w:after="0" w:line="240" w:lineRule="auto"/>
+              <w:rPr>
+                <w:rFonts w:ascii="Aptos Narrow" w:eastAsia="Times New Roman" w:hAnsi="Aptos Narrow" w:cs="Times New Roman"/>
+                <w:color w:val="000000"/>
+                <w:lang w:eastAsia="pt-BR"/>
+              </w:rPr>
+            </w:pPr>
+            <w:r>
+              <w:rPr>
+                <w:rFonts w:ascii="Aptos Narrow" w:eastAsia="Times New Roman" w:hAnsi="Aptos Narrow" w:cs="Times New Roman"/>
+                <w:color w:val="000000"/>
+                <w:lang w:eastAsia="pt-BR"/>
+              </w:rPr>
+              <w:t>3</w:t>
+            </w:r>
+          </w:p>
+        </w:tc>
+        <w:tc>
+          <w:tcPr>
+            <w:tcW w:w="6059" w:type="dxa"/>
+            <w:tcBorders>
+              <w:top w:val="single" w:sz="4" w:space="0" w:color="44B3E1"/>
+              <w:left w:val="nil"/>
+              <w:bottom w:val="single" w:sz="4" w:space="0" w:color="44B3E1"/>
+              <w:right w:val="nil"/>
+            </w:tcBorders>
+            <w:shd w:val="clear" w:color="C0E6F5" w:fill="C0E6F5"/>
+            <w:vAlign w:val="center"/>
+            <w:hideMark/>
+          </w:tcPr>
+          <w:p>
+            <w:pPr>
+              <w:spacing w:after="0" w:line="240" w:lineRule="auto"/>
+              <w:rPr>
+                <w:rFonts w:ascii="Aptos Narrow" w:eastAsia="Times New Roman" w:hAnsi="Aptos Narrow" w:cs="Times New Roman"/>
+                <w:color w:val="000000"/>
+                <w:lang w:eastAsia="pt-BR"/>
+              </w:rPr>
+            </w:pPr>
+            <w:r>
+              <w:rPr>
+                <w:rFonts w:ascii="Aptos Narrow" w:eastAsia="Times New Roman" w:hAnsi="Aptos Narrow" w:cs="Times New Roman"/>
+                <w:color w:val="000000"/>
+                <w:lang w:eastAsia="pt-BR"/>
+              </w:rPr>
+              <w:t>Integração com GPS para rotas e cálculo de deslocamento</w:t>
+            </w:r>
+          </w:p>
+        </w:tc>
+        <w:tc>
+          <w:tcPr>
+            <w:tcW w:w="693" w:type="dxa"/>
+            <w:tcBorders>
+              <w:top w:val="single" w:sz="4" w:space="0" w:color="44B3E1"/>
+              <w:left w:val="nil"/>
+              <w:bottom w:val="single" w:sz="4" w:space="0" w:color="44B3E1"/>
+              <w:right w:val="nil"/>
+            </w:tcBorders>
+            <w:shd w:val="clear" w:color="C0E6F5" w:fill="C0E6F5"/>
+            <w:noWrap/>
+            <w:vAlign w:val="center"/>
+            <w:hideMark/>
+          </w:tcPr>
+          <w:p>
+            <w:pPr>
+              <w:spacing w:after="0" w:line="240" w:lineRule="auto"/>
+              <w:jc w:val="right"/>
+              <w:rPr>
+                <w:rFonts w:ascii="Aptos Narrow" w:eastAsia="Times New Roman" w:hAnsi="Aptos Narrow" w:cs="Times New Roman"/>
+                <w:color w:val="000000"/>
+                <w:lang w:eastAsia="pt-BR"/>
+              </w:rPr>
+            </w:pPr>
+            <w:r>
+              <w:rPr>
+                <w:rFonts w:ascii="Aptos Narrow" w:eastAsia="Times New Roman" w:hAnsi="Aptos Narrow" w:cs="Times New Roman"/>
+                <w:color w:val="000000"/>
+                <w:lang w:eastAsia="pt-BR"/>
+              </w:rPr>
+              <w:t>24</w:t>
+            </w:r>
+          </w:p>
+        </w:tc>
+        <w:tc>
+          <w:tcPr>
+            <w:tcW w:w="1025" w:type="dxa"/>
+            <w:tcBorders>
+              <w:top w:val="single" w:sz="4" w:space="0" w:color="44B3E1"/>
+              <w:left w:val="nil"/>
+              <w:bottom w:val="single" w:sz="4" w:space="0" w:color="44B3E1"/>
+              <w:right w:val="nil"/>
+            </w:tcBorders>
+            <w:shd w:val="clear" w:color="C0E6F5" w:fill="C0E6F5"/>
+            <w:noWrap/>
+            <w:hideMark/>
+          </w:tcPr>
+          <w:p>
+            <w:pPr>
+              <w:spacing w:after="0" w:line="240" w:lineRule="auto"/>
+              <w:rPr>
+                <w:rFonts w:ascii="Aptos Narrow" w:eastAsia="Times New Roman" w:hAnsi="Aptos Narrow" w:cs="Times New Roman"/>
+                <w:color w:val="000000"/>
+                <w:lang w:eastAsia="pt-BR"/>
+              </w:rPr>
+            </w:pPr>
+            <w:r>
+              <w:rPr>
+                <w:rFonts w:ascii="Aptos Narrow" w:eastAsia="Times New Roman" w:hAnsi="Aptos Narrow" w:cs="Times New Roman"/>
+                <w:color w:val="000000"/>
+                <w:lang w:eastAsia="pt-BR"/>
+              </w:rPr>
+              <w:t>DEV</w:t>
+            </w:r>
+          </w:p>
+        </w:tc>
+        <w:tc>
+          <w:tcPr>
+            <w:tcW w:w="1151" w:type="dxa"/>
+            <w:tcBorders>
+              <w:top w:val="single" w:sz="4" w:space="0" w:color="44B3E1"/>
+              <w:left w:val="nil"/>
+              <w:bottom w:val="single" w:sz="4" w:space="0" w:color="44B3E1"/>
+              <w:right w:val="nil"/>
+            </w:tcBorders>
+            <w:shd w:val="clear" w:color="C0E6F5" w:fill="C0E6F5"/>
+            <w:noWrap/>
+            <w:vAlign w:val="center"/>
+            <w:hideMark/>
+          </w:tcPr>
+          <w:p>
+            <w:pPr>
+              <w:spacing w:after="0" w:line="240" w:lineRule="auto"/>
+              <w:jc w:val="right"/>
+              <w:rPr>
+                <w:rFonts w:ascii="Aptos Narrow" w:eastAsia="Times New Roman" w:hAnsi="Aptos Narrow" w:cs="Times New Roman"/>
+                <w:color w:val="000000"/>
+                <w:lang w:eastAsia="pt-BR"/>
+              </w:rPr>
+            </w:pPr>
+            <w:r>
+              <w:rPr>
+                <w:rFonts w:ascii="Aptos Narrow" w:eastAsia="Times New Roman" w:hAnsi="Aptos Narrow" w:cs="Times New Roman"/>
+                <w:color w:val="000000"/>
+                <w:lang w:eastAsia="pt-BR"/>
+              </w:rPr>
+              <w:t>R$ 100,00</w:t>
+            </w:r>
+          </w:p>
+        </w:tc>
+        <w:tc>
+          <w:tcPr>
+            <w:tcW w:w="1374" w:type="dxa"/>
+            <w:tcBorders>
+              <w:top w:val="single" w:sz="4" w:space="0" w:color="44B3E1"/>
+              <w:left w:val="nil"/>
+              <w:bottom w:val="single" w:sz="4" w:space="0" w:color="44B3E1"/>
+              <w:right w:val="single" w:sz="4" w:space="0" w:color="44B3E1"/>
+            </w:tcBorders>
+            <w:shd w:val="clear" w:color="C0E6F5" w:fill="C0E6F5"/>
+            <w:noWrap/>
+            <w:vAlign w:val="center"/>
+            <w:hideMark/>
+          </w:tcPr>
+          <w:p>
+            <w:pPr>
+              <w:spacing w:after="0" w:line="240" w:lineRule="auto"/>
+              <w:jc w:val="right"/>
+              <w:rPr>
+                <w:rFonts w:ascii="Aptos Narrow" w:eastAsia="Times New Roman" w:hAnsi="Aptos Narrow" w:cs="Times New Roman"/>
+                <w:color w:val="000000"/>
+                <w:lang w:eastAsia="pt-BR"/>
+              </w:rPr>
+            </w:pPr>
+            <w:r>
+              <w:rPr>
+                <w:rFonts w:ascii="Aptos Narrow" w:eastAsia="Times New Roman" w:hAnsi="Aptos Narrow" w:cs="Times New Roman"/>
+                <w:color w:val="000000"/>
+                <w:lang w:eastAsia="pt-BR"/>
+              </w:rPr>
+              <w:t>R$ 2.400,00</w:t>
+            </w:r>
+          </w:p>
+        </w:tc>
+      </w:tr>
+      <w:tr>
+        <w:trPr>
+          <w:trHeight w:val="228"/>
+        </w:trPr>
+        <w:tc>
+          <w:tcPr>
+            <w:tcW w:w="279" w:type="dxa"/>
+            <w:tcBorders>
+              <w:top w:val="single" w:sz="4" w:space="0" w:color="44B3E1"/>
+              <w:left w:val="single" w:sz="4" w:space="0" w:color="44B3E1"/>
+              <w:bottom w:val="single" w:sz="4" w:space="0" w:color="44B3E1"/>
+              <w:right w:val="nil"/>
+            </w:tcBorders>
+            <w:noWrap/>
+            <w:vAlign w:val="center"/>
+            <w:hideMark/>
+          </w:tcPr>
+          <w:p>
+            <w:pPr>
+              <w:spacing w:after="0" w:line="240" w:lineRule="auto"/>
+              <w:rPr>
+                <w:rFonts w:ascii="Aptos Narrow" w:eastAsia="Times New Roman" w:hAnsi="Aptos Narrow" w:cs="Times New Roman"/>
+                <w:color w:val="000000"/>
+                <w:lang w:eastAsia="pt-BR"/>
+              </w:rPr>
+            </w:pPr>
+            <w:r>
+              <w:rPr>
+                <w:rFonts w:ascii="Aptos Narrow" w:eastAsia="Times New Roman" w:hAnsi="Aptos Narrow" w:cs="Times New Roman"/>
+                <w:color w:val="000000"/>
+                <w:lang w:eastAsia="pt-BR"/>
+              </w:rPr>
+              <w:t>3</w:t>
+            </w:r>
+          </w:p>
+        </w:tc>
+        <w:tc>
+          <w:tcPr>
+            <w:tcW w:w="6059" w:type="dxa"/>
+            <w:tcBorders>
+              <w:top w:val="single" w:sz="4" w:space="0" w:color="44B3E1"/>
+              <w:left w:val="nil"/>
+              <w:bottom w:val="single" w:sz="4" w:space="0" w:color="44B3E1"/>
+              <w:right w:val="nil"/>
+            </w:tcBorders>
+            <w:vAlign w:val="center"/>
+            <w:hideMark/>
+          </w:tcPr>
+          <w:p>
+            <w:pPr>
+              <w:spacing w:after="0" w:line="240" w:lineRule="auto"/>
+              <w:rPr>
+                <w:rFonts w:ascii="Aptos Narrow" w:eastAsia="Times New Roman" w:hAnsi="Aptos Narrow" w:cs="Times New Roman"/>
+                <w:color w:val="000000"/>
+                <w:lang w:eastAsia="pt-BR"/>
+              </w:rPr>
+            </w:pPr>
+            <w:r>
+              <w:rPr>
+                <w:rFonts w:ascii="Aptos Narrow" w:eastAsia="Times New Roman" w:hAnsi="Aptos Narrow" w:cs="Times New Roman"/>
+                <w:color w:val="000000"/>
+                <w:lang w:eastAsia="pt-BR"/>
+              </w:rPr>
+              <w:t>Bonificação de funcionários baseada em performance</w:t>
+            </w:r>
+          </w:p>
+        </w:tc>
+        <w:tc>
+          <w:tcPr>
+            <w:tcW w:w="693" w:type="dxa"/>
+            <w:tcBorders>
+              <w:top w:val="single" w:sz="4" w:space="0" w:color="44B3E1"/>
+              <w:left w:val="nil"/>
+              <w:bottom w:val="single" w:sz="4" w:space="0" w:color="44B3E1"/>
+              <w:right w:val="nil"/>
+            </w:tcBorders>
+            <w:noWrap/>
+            <w:vAlign w:val="center"/>
+            <w:hideMark/>
+          </w:tcPr>
+          <w:p>
+            <w:pPr>
+              <w:spacing w:after="0" w:line="240" w:lineRule="auto"/>
+              <w:jc w:val="right"/>
+              <w:rPr>
+                <w:rFonts w:ascii="Aptos Narrow" w:eastAsia="Times New Roman" w:hAnsi="Aptos Narrow" w:cs="Times New Roman"/>
+                <w:color w:val="000000"/>
+                <w:lang w:eastAsia="pt-BR"/>
+              </w:rPr>
+            </w:pPr>
+            <w:r>
+              <w:rPr>
+                <w:rFonts w:ascii="Aptos Narrow" w:eastAsia="Times New Roman" w:hAnsi="Aptos Narrow" w:cs="Times New Roman"/>
+                <w:color w:val="000000"/>
+                <w:lang w:eastAsia="pt-BR"/>
+              </w:rPr>
+              <w:t>20</w:t>
+            </w:r>
+          </w:p>
+        </w:tc>
+        <w:tc>
+          <w:tcPr>
+            <w:tcW w:w="1025" w:type="dxa"/>
+            <w:tcBorders>
+              <w:top w:val="single" w:sz="4" w:space="0" w:color="44B3E1"/>
+              <w:left w:val="nil"/>
+              <w:bottom w:val="single" w:sz="4" w:space="0" w:color="44B3E1"/>
+              <w:right w:val="nil"/>
+            </w:tcBorders>
+            <w:noWrap/>
+            <w:hideMark/>
+          </w:tcPr>
+          <w:p>
+            <w:pPr>
+              <w:spacing w:after="0" w:line="240" w:lineRule="auto"/>
+              <w:rPr>
+                <w:rFonts w:ascii="Aptos Narrow" w:eastAsia="Times New Roman" w:hAnsi="Aptos Narrow" w:cs="Times New Roman"/>
+                <w:color w:val="000000"/>
+                <w:lang w:eastAsia="pt-BR"/>
+              </w:rPr>
+            </w:pPr>
+            <w:r>
+              <w:rPr>
+                <w:rFonts w:ascii="Aptos Narrow" w:eastAsia="Times New Roman" w:hAnsi="Aptos Narrow" w:cs="Times New Roman"/>
+                <w:color w:val="000000"/>
+                <w:lang w:eastAsia="pt-BR"/>
+              </w:rPr>
+              <w:t>DEV</w:t>
+            </w:r>
+          </w:p>
+        </w:tc>
+        <w:tc>
+          <w:tcPr>
+            <w:tcW w:w="1151" w:type="dxa"/>
+            <w:tcBorders>
+              <w:top w:val="single" w:sz="4" w:space="0" w:color="44B3E1"/>
+              <w:left w:val="nil"/>
+              <w:bottom w:val="single" w:sz="4" w:space="0" w:color="44B3E1"/>
+              <w:right w:val="nil"/>
+            </w:tcBorders>
+            <w:noWrap/>
+            <w:vAlign w:val="center"/>
+            <w:hideMark/>
+          </w:tcPr>
+          <w:p>
+            <w:pPr>
+              <w:spacing w:after="0" w:line="240" w:lineRule="auto"/>
+              <w:jc w:val="right"/>
+              <w:rPr>
+                <w:rFonts w:ascii="Aptos Narrow" w:eastAsia="Times New Roman" w:hAnsi="Aptos Narrow" w:cs="Times New Roman"/>
+                <w:color w:val="000000"/>
+                <w:lang w:eastAsia="pt-BR"/>
+              </w:rPr>
+            </w:pPr>
+            <w:r>
+              <w:rPr>
+                <w:rFonts w:ascii="Aptos Narrow" w:eastAsia="Times New Roman" w:hAnsi="Aptos Narrow" w:cs="Times New Roman"/>
+                <w:color w:val="000000"/>
+                <w:lang w:eastAsia="pt-BR"/>
+              </w:rPr>
+              <w:t>R$ 100,00</w:t>
+            </w:r>
+          </w:p>
+        </w:tc>
+        <w:tc>
+          <w:tcPr>
+            <w:tcW w:w="1374" w:type="dxa"/>
+            <w:tcBorders>
+              <w:top w:val="single" w:sz="4" w:space="0" w:color="44B3E1"/>
+              <w:left w:val="nil"/>
+              <w:bottom w:val="single" w:sz="4" w:space="0" w:color="44B3E1"/>
+              <w:right w:val="single" w:sz="4" w:space="0" w:color="44B3E1"/>
+            </w:tcBorders>
+            <w:noWrap/>
+            <w:vAlign w:val="center"/>
+            <w:hideMark/>
+          </w:tcPr>
+          <w:p>
+            <w:pPr>
+              <w:spacing w:after="0" w:line="240" w:lineRule="auto"/>
+              <w:jc w:val="right"/>
+              <w:rPr>
+                <w:rFonts w:ascii="Aptos Narrow" w:eastAsia="Times New Roman" w:hAnsi="Aptos Narrow" w:cs="Times New Roman"/>
+                <w:color w:val="000000"/>
+                <w:lang w:eastAsia="pt-BR"/>
+              </w:rPr>
+            </w:pPr>
+            <w:r>
+              <w:rPr>
+                <w:rFonts w:ascii="Aptos Narrow" w:eastAsia="Times New Roman" w:hAnsi="Aptos Narrow" w:cs="Times New Roman"/>
+                <w:color w:val="000000"/>
+                <w:lang w:eastAsia="pt-BR"/>
+              </w:rPr>
+              <w:t>R$ 2.000,00</w:t>
+            </w:r>
+          </w:p>
+        </w:tc>
+      </w:tr>
+      <w:tr>
+        <w:trPr>
+          <w:trHeight w:val="228"/>
+        </w:trPr>
+        <w:tc>
+          <w:tcPr>
+            <w:tcW w:w="279" w:type="dxa"/>
+            <w:tcBorders>
+              <w:top w:val="single" w:sz="4" w:space="0" w:color="44B3E1"/>
+              <w:left w:val="single" w:sz="4" w:space="0" w:color="44B3E1"/>
+              <w:bottom w:val="single" w:sz="4" w:space="0" w:color="44B3E1"/>
+              <w:right w:val="nil"/>
+            </w:tcBorders>
+            <w:shd w:val="clear" w:color="C0E6F5" w:fill="C0E6F5"/>
+            <w:noWrap/>
+            <w:vAlign w:val="center"/>
+            <w:hideMark/>
+          </w:tcPr>
+          <w:p>
+            <w:pPr>
+              <w:spacing w:after="0" w:line="240" w:lineRule="auto"/>
+              <w:rPr>
+                <w:rFonts w:ascii="Aptos Narrow" w:eastAsia="Times New Roman" w:hAnsi="Aptos Narrow" w:cs="Times New Roman"/>
+                <w:color w:val="000000"/>
+                <w:lang w:eastAsia="pt-BR"/>
+              </w:rPr>
+            </w:pPr>
+            <w:r>
+              <w:rPr>
+                <w:rFonts w:ascii="Aptos Narrow" w:eastAsia="Times New Roman" w:hAnsi="Aptos Narrow" w:cs="Times New Roman"/>
+                <w:color w:val="000000"/>
+                <w:lang w:eastAsia="pt-BR"/>
+              </w:rPr>
+              <w:t>4</w:t>
+            </w:r>
+          </w:p>
+        </w:tc>
+        <w:tc>
+          <w:tcPr>
+            <w:tcW w:w="6059" w:type="dxa"/>
+            <w:tcBorders>
+              <w:top w:val="single" w:sz="4" w:space="0" w:color="44B3E1"/>
+              <w:left w:val="nil"/>
+              <w:bottom w:val="single" w:sz="4" w:space="0" w:color="44B3E1"/>
+              <w:right w:val="nil"/>
+            </w:tcBorders>
+            <w:shd w:val="clear" w:color="C0E6F5" w:fill="C0E6F5"/>
+            <w:vAlign w:val="center"/>
+            <w:hideMark/>
+          </w:tcPr>
+          <w:p>
+            <w:pPr>
+              <w:spacing w:after="0" w:line="240" w:lineRule="auto"/>
+              <w:rPr>
+                <w:rFonts w:ascii="Aptos Narrow" w:eastAsia="Times New Roman" w:hAnsi="Aptos Narrow" w:cs="Times New Roman"/>
+                <w:color w:val="000000"/>
+                <w:lang w:eastAsia="pt-BR"/>
+              </w:rPr>
+            </w:pPr>
+            <w:r>
+              <w:rPr>
+                <w:rFonts w:ascii="Aptos Narrow" w:eastAsia="Times New Roman" w:hAnsi="Aptos Narrow" w:cs="Times New Roman"/>
+                <w:color w:val="000000"/>
+                <w:lang w:eastAsia="pt-BR"/>
+              </w:rPr>
+              <w:t>Reagendamento de visitas e gestão de ocorrências</w:t>
+            </w:r>
+          </w:p>
+        </w:tc>
+        <w:tc>
+          <w:tcPr>
+            <w:tcW w:w="693" w:type="dxa"/>
+            <w:tcBorders>
+              <w:top w:val="single" w:sz="4" w:space="0" w:color="44B3E1"/>
+              <w:left w:val="nil"/>
+              <w:bottom w:val="single" w:sz="4" w:space="0" w:color="44B3E1"/>
+              <w:right w:val="nil"/>
+            </w:tcBorders>
+            <w:shd w:val="clear" w:color="C0E6F5" w:fill="C0E6F5"/>
+            <w:noWrap/>
+            <w:vAlign w:val="center"/>
+            <w:hideMark/>
+          </w:tcPr>
+          <w:p>
+            <w:pPr>
+              <w:spacing w:after="0" w:line="240" w:lineRule="auto"/>
+              <w:jc w:val="right"/>
+              <w:rPr>
+                <w:rFonts w:ascii="Aptos Narrow" w:eastAsia="Times New Roman" w:hAnsi="Aptos Narrow" w:cs="Times New Roman"/>
+                <w:color w:val="000000"/>
+                <w:lang w:eastAsia="pt-BR"/>
+              </w:rPr>
+            </w:pPr>
+            <w:r>
+              <w:rPr>
+                <w:rFonts w:ascii="Aptos Narrow" w:eastAsia="Times New Roman" w:hAnsi="Aptos Narrow" w:cs="Times New Roman"/>
+                <w:color w:val="000000"/>
+                <w:lang w:eastAsia="pt-BR"/>
+              </w:rPr>
+              <w:t>16</w:t>
+            </w:r>
+          </w:p>
+        </w:tc>
+        <w:tc>
+          <w:tcPr>
+            <w:tcW w:w="1025" w:type="dxa"/>
+            <w:tcBorders>
+              <w:top w:val="single" w:sz="4" w:space="0" w:color="44B3E1"/>
+              <w:left w:val="nil"/>
+              <w:bottom w:val="single" w:sz="4" w:space="0" w:color="44B3E1"/>
+              <w:right w:val="nil"/>
+            </w:tcBorders>
+            <w:shd w:val="clear" w:color="C0E6F5" w:fill="C0E6F5"/>
+            <w:noWrap/>
+            <w:hideMark/>
+          </w:tcPr>
+          <w:p>
+            <w:pPr>
+              <w:spacing w:after="0" w:line="240" w:lineRule="auto"/>
+              <w:rPr>
+                <w:rFonts w:ascii="Aptos Narrow" w:eastAsia="Times New Roman" w:hAnsi="Aptos Narrow" w:cs="Times New Roman"/>
+                <w:color w:val="000000"/>
+                <w:lang w:eastAsia="pt-BR"/>
+              </w:rPr>
+            </w:pPr>
+            <w:r>
+              <w:rPr>
+                <w:rFonts w:ascii="Aptos Narrow" w:eastAsia="Times New Roman" w:hAnsi="Aptos Narrow" w:cs="Times New Roman"/>
+                <w:color w:val="000000"/>
+                <w:lang w:eastAsia="pt-BR"/>
+              </w:rPr>
+              <w:t>DEV</w:t>
+            </w:r>
+          </w:p>
+        </w:tc>
+        <w:tc>
+          <w:tcPr>
+            <w:tcW w:w="1151" w:type="dxa"/>
+            <w:tcBorders>
+              <w:top w:val="single" w:sz="4" w:space="0" w:color="44B3E1"/>
+              <w:left w:val="nil"/>
+              <w:bottom w:val="single" w:sz="4" w:space="0" w:color="44B3E1"/>
+              <w:right w:val="nil"/>
+            </w:tcBorders>
+            <w:shd w:val="clear" w:color="C0E6F5" w:fill="C0E6F5"/>
+            <w:noWrap/>
+            <w:vAlign w:val="center"/>
+            <w:hideMark/>
+          </w:tcPr>
+          <w:p>
+            <w:pPr>
+              <w:spacing w:after="0" w:line="240" w:lineRule="auto"/>
+              <w:jc w:val="right"/>
+              <w:rPr>
+                <w:rFonts w:ascii="Aptos Narrow" w:eastAsia="Times New Roman" w:hAnsi="Aptos Narrow" w:cs="Times New Roman"/>
+                <w:color w:val="000000"/>
+                <w:lang w:eastAsia="pt-BR"/>
+              </w:rPr>
+            </w:pPr>
+            <w:r>
+              <w:rPr>
+                <w:rFonts w:ascii="Aptos Narrow" w:eastAsia="Times New Roman" w:hAnsi="Aptos Narrow" w:cs="Times New Roman"/>
+                <w:color w:val="000000"/>
+                <w:lang w:eastAsia="pt-BR"/>
+              </w:rPr>
+              <w:t>R$ 100,00</w:t>
+            </w:r>
+          </w:p>
+        </w:tc>
+        <w:tc>
+          <w:tcPr>
+            <w:tcW w:w="1374" w:type="dxa"/>
+            <w:tcBorders>
+              <w:top w:val="single" w:sz="4" w:space="0" w:color="44B3E1"/>
+              <w:left w:val="nil"/>
+              <w:bottom w:val="single" w:sz="4" w:space="0" w:color="44B3E1"/>
+              <w:right w:val="single" w:sz="4" w:space="0" w:color="44B3E1"/>
+            </w:tcBorders>
+            <w:shd w:val="clear" w:color="C0E6F5" w:fill="C0E6F5"/>
+            <w:noWrap/>
+            <w:vAlign w:val="center"/>
+            <w:hideMark/>
+          </w:tcPr>
+          <w:p>
+            <w:pPr>
+              <w:spacing w:after="0" w:line="240" w:lineRule="auto"/>
+              <w:jc w:val="right"/>
+              <w:rPr>
+                <w:rFonts w:ascii="Aptos Narrow" w:eastAsia="Times New Roman" w:hAnsi="Aptos Narrow" w:cs="Times New Roman"/>
+                <w:color w:val="000000"/>
+                <w:lang w:eastAsia="pt-BR"/>
+              </w:rPr>
+            </w:pPr>
+            <w:r>
+              <w:rPr>
+                <w:rFonts w:ascii="Aptos Narrow" w:eastAsia="Times New Roman" w:hAnsi="Aptos Narrow" w:cs="Times New Roman"/>
+                <w:color w:val="000000"/>
+                <w:lang w:eastAsia="pt-BR"/>
+              </w:rPr>
+              <w:t>R$ 1.600,00</w:t>
+            </w:r>
+          </w:p>
+        </w:tc>
+      </w:tr>
+      <w:tr>
+        <w:trPr>
+          <w:trHeight w:val="457"/>
+        </w:trPr>
+        <w:tc>
+          <w:tcPr>
+            <w:tcW w:w="279" w:type="dxa"/>
+            <w:tcBorders>
+              <w:top w:val="single" w:sz="4" w:space="0" w:color="44B3E1"/>
+              <w:left w:val="single" w:sz="4" w:space="0" w:color="44B3E1"/>
+              <w:bottom w:val="single" w:sz="4" w:space="0" w:color="44B3E1"/>
+              <w:right w:val="nil"/>
+            </w:tcBorders>
+            <w:noWrap/>
+            <w:vAlign w:val="center"/>
+            <w:hideMark/>
+          </w:tcPr>
+          <w:p>
+            <w:pPr>
+              <w:spacing w:after="0" w:line="240" w:lineRule="auto"/>
+              <w:rPr>
+                <w:rFonts w:ascii="Aptos Narrow" w:eastAsia="Times New Roman" w:hAnsi="Aptos Narrow" w:cs="Times New Roman"/>
+                <w:color w:val="000000"/>
+                <w:lang w:eastAsia="pt-BR"/>
+              </w:rPr>
+            </w:pPr>
+            <w:r>
+              <w:rPr>
+                <w:rFonts w:ascii="Aptos Narrow" w:eastAsia="Times New Roman" w:hAnsi="Aptos Narrow" w:cs="Times New Roman"/>
+                <w:color w:val="000000"/>
+                <w:lang w:eastAsia="pt-BR"/>
+              </w:rPr>
+              <w:t>4</w:t>
+            </w:r>
+          </w:p>
+        </w:tc>
+        <w:tc>
+          <w:tcPr>
+            <w:tcW w:w="6059" w:type="dxa"/>
+            <w:tcBorders>
+              <w:top w:val="single" w:sz="4" w:space="0" w:color="44B3E1"/>
+              <w:left w:val="nil"/>
+              <w:bottom w:val="single" w:sz="4" w:space="0" w:color="44B3E1"/>
+              <w:right w:val="nil"/>
+            </w:tcBorders>
+            <w:vAlign w:val="center"/>
+            <w:hideMark/>
+          </w:tcPr>
+          <w:p>
+            <w:pPr>
+              <w:spacing w:after="0" w:line="240" w:lineRule="auto"/>
+              <w:rPr>
+                <w:rFonts w:ascii="Aptos Narrow" w:eastAsia="Times New Roman" w:hAnsi="Aptos Narrow" w:cs="Times New Roman"/>
+                <w:color w:val="000000"/>
+                <w:lang w:eastAsia="pt-BR"/>
+              </w:rPr>
+            </w:pPr>
+            <w:r>
+              <w:rPr>
+                <w:rFonts w:ascii="Aptos Narrow" w:eastAsia="Times New Roman" w:hAnsi="Aptos Narrow" w:cs="Times New Roman"/>
+                <w:color w:val="000000"/>
+                <w:lang w:eastAsia="pt-BR"/>
+              </w:rPr>
+              <w:t>Gestão de equipamentos automatizados com alertas preventivos</w:t>
+            </w:r>
+          </w:p>
+        </w:tc>
+        <w:tc>
+          <w:tcPr>
+            <w:tcW w:w="693" w:type="dxa"/>
+            <w:tcBorders>
+              <w:top w:val="single" w:sz="4" w:space="0" w:color="44B3E1"/>
+              <w:left w:val="nil"/>
+              <w:bottom w:val="single" w:sz="4" w:space="0" w:color="44B3E1"/>
+              <w:right w:val="nil"/>
+            </w:tcBorders>
+            <w:noWrap/>
+            <w:vAlign w:val="center"/>
+            <w:hideMark/>
+          </w:tcPr>
+          <w:p>
+            <w:pPr>
+              <w:spacing w:after="0" w:line="240" w:lineRule="auto"/>
+              <w:jc w:val="right"/>
+              <w:rPr>
+                <w:rFonts w:ascii="Aptos Narrow" w:eastAsia="Times New Roman" w:hAnsi="Aptos Narrow" w:cs="Times New Roman"/>
+                <w:color w:val="000000"/>
+                <w:lang w:eastAsia="pt-BR"/>
+              </w:rPr>
+            </w:pPr>
+            <w:r>
+              <w:rPr>
+                <w:rFonts w:ascii="Aptos Narrow" w:eastAsia="Times New Roman" w:hAnsi="Aptos Narrow" w:cs="Times New Roman"/>
+                <w:color w:val="000000"/>
+                <w:lang w:eastAsia="pt-BR"/>
+              </w:rPr>
+              <w:t>20</w:t>
+            </w:r>
+          </w:p>
+        </w:tc>
+        <w:tc>
+          <w:tcPr>
+            <w:tcW w:w="1025" w:type="dxa"/>
+            <w:tcBorders>
+              <w:top w:val="single" w:sz="4" w:space="0" w:color="44B3E1"/>
+              <w:left w:val="nil"/>
+              <w:bottom w:val="single" w:sz="4" w:space="0" w:color="44B3E1"/>
+              <w:right w:val="nil"/>
+            </w:tcBorders>
+            <w:noWrap/>
+            <w:hideMark/>
+          </w:tcPr>
+          <w:p>
+            <w:pPr>
+              <w:spacing w:after="0" w:line="240" w:lineRule="auto"/>
+              <w:rPr>
+                <w:rFonts w:ascii="Aptos Narrow" w:eastAsia="Times New Roman" w:hAnsi="Aptos Narrow" w:cs="Times New Roman"/>
+                <w:color w:val="000000"/>
+                <w:lang w:eastAsia="pt-BR"/>
+              </w:rPr>
+            </w:pPr>
+            <w:r>
+              <w:rPr>
+                <w:rFonts w:ascii="Aptos Narrow" w:eastAsia="Times New Roman" w:hAnsi="Aptos Narrow" w:cs="Times New Roman"/>
+                <w:color w:val="000000"/>
+                <w:lang w:eastAsia="pt-BR"/>
+              </w:rPr>
+              <w:t>DEV</w:t>
+            </w:r>
+          </w:p>
+        </w:tc>
+        <w:tc>
+          <w:tcPr>
+            <w:tcW w:w="1151" w:type="dxa"/>
+            <w:tcBorders>
+              <w:top w:val="single" w:sz="4" w:space="0" w:color="44B3E1"/>
+              <w:left w:val="nil"/>
+              <w:bottom w:val="single" w:sz="4" w:space="0" w:color="44B3E1"/>
+              <w:right w:val="nil"/>
+            </w:tcBorders>
+            <w:noWrap/>
+            <w:vAlign w:val="center"/>
+            <w:hideMark/>
+          </w:tcPr>
+          <w:p>
+            <w:pPr>
+              <w:spacing w:after="0" w:line="240" w:lineRule="auto"/>
+              <w:jc w:val="right"/>
+              <w:rPr>
+                <w:rFonts w:ascii="Aptos Narrow" w:eastAsia="Times New Roman" w:hAnsi="Aptos Narrow" w:cs="Times New Roman"/>
+                <w:color w:val="000000"/>
+                <w:lang w:eastAsia="pt-BR"/>
+              </w:rPr>
+            </w:pPr>
+            <w:r>
+              <w:rPr>
+                <w:rFonts w:ascii="Aptos Narrow" w:eastAsia="Times New Roman" w:hAnsi="Aptos Narrow" w:cs="Times New Roman"/>
+                <w:color w:val="000000"/>
+                <w:lang w:eastAsia="pt-BR"/>
+              </w:rPr>
+              <w:t>R$ 100,00</w:t>
+            </w:r>
+          </w:p>
+        </w:tc>
+        <w:tc>
+          <w:tcPr>
+            <w:tcW w:w="1374" w:type="dxa"/>
+            <w:tcBorders>
+              <w:top w:val="single" w:sz="4" w:space="0" w:color="44B3E1"/>
+              <w:left w:val="nil"/>
+              <w:bottom w:val="single" w:sz="4" w:space="0" w:color="44B3E1"/>
+              <w:right w:val="single" w:sz="4" w:space="0" w:color="44B3E1"/>
+            </w:tcBorders>
+            <w:noWrap/>
+            <w:vAlign w:val="center"/>
+            <w:hideMark/>
+          </w:tcPr>
+          <w:p>
+            <w:pPr>
+              <w:spacing w:after="0" w:line="240" w:lineRule="auto"/>
+              <w:jc w:val="right"/>
+              <w:rPr>
+                <w:rFonts w:ascii="Aptos Narrow" w:eastAsia="Times New Roman" w:hAnsi="Aptos Narrow" w:cs="Times New Roman"/>
+                <w:color w:val="000000"/>
+                <w:lang w:eastAsia="pt-BR"/>
+              </w:rPr>
+            </w:pPr>
+            <w:r>
+              <w:rPr>
+                <w:rFonts w:ascii="Aptos Narrow" w:eastAsia="Times New Roman" w:hAnsi="Aptos Narrow" w:cs="Times New Roman"/>
+                <w:color w:val="000000"/>
+                <w:lang w:eastAsia="pt-BR"/>
+              </w:rPr>
+              <w:t>R$ 2.000,00</w:t>
+            </w:r>
+          </w:p>
+        </w:tc>
+      </w:tr>
+      <w:tr>
+        <w:trPr>
+          <w:trHeight w:val="228"/>
+        </w:trPr>
+        <w:tc>
+          <w:tcPr>
+            <w:tcW w:w="279" w:type="dxa"/>
+            <w:tcBorders>
+              <w:top w:val="single" w:sz="4" w:space="0" w:color="44B3E1"/>
+              <w:left w:val="single" w:sz="4" w:space="0" w:color="44B3E1"/>
+              <w:bottom w:val="single" w:sz="4" w:space="0" w:color="44B3E1"/>
+              <w:right w:val="nil"/>
+            </w:tcBorders>
+            <w:shd w:val="clear" w:color="C0E6F5" w:fill="C0E6F5"/>
+            <w:noWrap/>
+            <w:vAlign w:val="center"/>
+            <w:hideMark/>
+          </w:tcPr>
+          <w:p>
+            <w:pPr>
+              <w:spacing w:after="0" w:line="240" w:lineRule="auto"/>
+              <w:rPr>
+                <w:rFonts w:ascii="Aptos Narrow" w:eastAsia="Times New Roman" w:hAnsi="Aptos Narrow" w:cs="Times New Roman"/>
+                <w:color w:val="000000"/>
+                <w:lang w:eastAsia="pt-BR"/>
+              </w:rPr>
+            </w:pPr>
+            <w:r>
+              <w:rPr>
+                <w:rFonts w:ascii="Aptos Narrow" w:eastAsia="Times New Roman" w:hAnsi="Aptos Narrow" w:cs="Times New Roman"/>
+                <w:color w:val="000000"/>
+                <w:lang w:eastAsia="pt-BR"/>
+              </w:rPr>
+              <w:t>4</w:t>
+            </w:r>
+          </w:p>
+        </w:tc>
+        <w:tc>
+          <w:tcPr>
+            <w:tcW w:w="6059" w:type="dxa"/>
+            <w:tcBorders>
+              <w:top w:val="single" w:sz="4" w:space="0" w:color="44B3E1"/>
+              <w:left w:val="nil"/>
+              <w:bottom w:val="single" w:sz="4" w:space="0" w:color="44B3E1"/>
+              <w:right w:val="nil"/>
+            </w:tcBorders>
+            <w:shd w:val="clear" w:color="C0E6F5" w:fill="C0E6F5"/>
+            <w:vAlign w:val="center"/>
+            <w:hideMark/>
+          </w:tcPr>
+          <w:p>
+            <w:pPr>
+              <w:spacing w:after="0" w:line="240" w:lineRule="auto"/>
+              <w:rPr>
+                <w:rFonts w:ascii="Aptos Narrow" w:eastAsia="Times New Roman" w:hAnsi="Aptos Narrow" w:cs="Times New Roman"/>
+                <w:color w:val="000000"/>
+                <w:lang w:eastAsia="pt-BR"/>
+              </w:rPr>
+            </w:pPr>
+            <w:r>
+              <w:rPr>
+                <w:rFonts w:ascii="Aptos Narrow" w:eastAsia="Times New Roman" w:hAnsi="Aptos Narrow" w:cs="Times New Roman"/>
+                <w:color w:val="000000"/>
+                <w:lang w:eastAsia="pt-BR"/>
+              </w:rPr>
+              <w:t>Operação offline (PWA) com sincronização automática</w:t>
+            </w:r>
+          </w:p>
+        </w:tc>
+        <w:tc>
+          <w:tcPr>
+            <w:tcW w:w="693" w:type="dxa"/>
+            <w:tcBorders>
+              <w:top w:val="single" w:sz="4" w:space="0" w:color="44B3E1"/>
+              <w:left w:val="nil"/>
+              <w:bottom w:val="single" w:sz="4" w:space="0" w:color="44B3E1"/>
+              <w:right w:val="nil"/>
+            </w:tcBorders>
+            <w:shd w:val="clear" w:color="C0E6F5" w:fill="C0E6F5"/>
+            <w:noWrap/>
+            <w:vAlign w:val="center"/>
+            <w:hideMark/>
+          </w:tcPr>
+          <w:p>
+            <w:pPr>
+              <w:spacing w:after="0" w:line="240" w:lineRule="auto"/>
+              <w:jc w:val="right"/>
+              <w:rPr>
+                <w:rFonts w:ascii="Aptos Narrow" w:eastAsia="Times New Roman" w:hAnsi="Aptos Narrow" w:cs="Times New Roman"/>
+                <w:color w:val="000000"/>
+                <w:lang w:eastAsia="pt-BR"/>
+              </w:rPr>
+            </w:pPr>
+            <w:r>
+              <w:rPr>
+                <w:rFonts w:ascii="Aptos Narrow" w:eastAsia="Times New Roman" w:hAnsi="Aptos Narrow" w:cs="Times New Roman"/>
+                <w:color w:val="000000"/>
+                <w:lang w:eastAsia="pt-BR"/>
+              </w:rPr>
+              <w:t>32</w:t>
+            </w:r>
+          </w:p>
+        </w:tc>
+        <w:tc>
+          <w:tcPr>
+            <w:tcW w:w="1025" w:type="dxa"/>
+            <w:tcBorders>
+              <w:top w:val="single" w:sz="4" w:space="0" w:color="44B3E1"/>
+              <w:left w:val="nil"/>
+              <w:bottom w:val="single" w:sz="4" w:space="0" w:color="44B3E1"/>
+              <w:right w:val="nil"/>
+            </w:tcBorders>
+            <w:shd w:val="clear" w:color="C0E6F5" w:fill="C0E6F5"/>
+            <w:noWrap/>
+            <w:hideMark/>
+          </w:tcPr>
+          <w:p>
+            <w:pPr>
+              <w:spacing w:after="0" w:line="240" w:lineRule="auto"/>
+              <w:rPr>
+                <w:rFonts w:ascii="Aptos Narrow" w:eastAsia="Times New Roman" w:hAnsi="Aptos Narrow" w:cs="Times New Roman"/>
+                <w:color w:val="000000"/>
+                <w:lang w:eastAsia="pt-BR"/>
+              </w:rPr>
+            </w:pPr>
+            <w:r>
+              <w:rPr>
+                <w:rFonts w:ascii="Aptos Narrow" w:eastAsia="Times New Roman" w:hAnsi="Aptos Narrow" w:cs="Times New Roman"/>
+                <w:color w:val="000000"/>
+                <w:lang w:eastAsia="pt-BR"/>
+              </w:rPr>
+              <w:t>DEV</w:t>
+            </w:r>
+          </w:p>
+        </w:tc>
+        <w:tc>
+          <w:tcPr>
+            <w:tcW w:w="1151" w:type="dxa"/>
+            <w:tcBorders>
+              <w:top w:val="single" w:sz="4" w:space="0" w:color="44B3E1"/>
+              <w:left w:val="nil"/>
+              <w:bottom w:val="single" w:sz="4" w:space="0" w:color="44B3E1"/>
+              <w:right w:val="nil"/>
+            </w:tcBorders>
+            <w:shd w:val="clear" w:color="C0E6F5" w:fill="C0E6F5"/>
+            <w:noWrap/>
+            <w:vAlign w:val="center"/>
+            <w:hideMark/>
+          </w:tcPr>
+          <w:p>
+            <w:pPr>
+              <w:spacing w:after="0" w:line="240" w:lineRule="auto"/>
+              <w:jc w:val="right"/>
+              <w:rPr>
+                <w:rFonts w:ascii="Aptos Narrow" w:eastAsia="Times New Roman" w:hAnsi="Aptos Narrow" w:cs="Times New Roman"/>
+                <w:color w:val="000000"/>
+                <w:lang w:eastAsia="pt-BR"/>
+              </w:rPr>
+            </w:pPr>
+            <w:r>
+              <w:rPr>
+                <w:rFonts w:ascii="Aptos Narrow" w:eastAsia="Times New Roman" w:hAnsi="Aptos Narrow" w:cs="Times New Roman"/>
+                <w:color w:val="000000"/>
+                <w:lang w:eastAsia="pt-BR"/>
+              </w:rPr>
+              <w:t>R$ 100,00</w:t>
+            </w:r>
+          </w:p>
+        </w:tc>
+        <w:tc>
+          <w:tcPr>
+            <w:tcW w:w="1374" w:type="dxa"/>
+            <w:tcBorders>
+              <w:top w:val="single" w:sz="4" w:space="0" w:color="44B3E1"/>
+              <w:left w:val="nil"/>
+              <w:bottom w:val="single" w:sz="4" w:space="0" w:color="44B3E1"/>
+              <w:right w:val="single" w:sz="4" w:space="0" w:color="44B3E1"/>
+            </w:tcBorders>
+            <w:shd w:val="clear" w:color="C0E6F5" w:fill="C0E6F5"/>
+            <w:noWrap/>
+            <w:vAlign w:val="center"/>
+            <w:hideMark/>
+          </w:tcPr>
+          <w:p>
+            <w:pPr>
+              <w:spacing w:after="0" w:line="240" w:lineRule="auto"/>
+              <w:jc w:val="right"/>
+              <w:rPr>
+                <w:rFonts w:ascii="Aptos Narrow" w:eastAsia="Times New Roman" w:hAnsi="Aptos Narrow" w:cs="Times New Roman"/>
+                <w:color w:val="000000"/>
+                <w:lang w:eastAsia="pt-BR"/>
+              </w:rPr>
+            </w:pPr>
+            <w:r>
+              <w:rPr>
+                <w:rFonts w:ascii="Aptos Narrow" w:eastAsia="Times New Roman" w:hAnsi="Aptos Narrow" w:cs="Times New Roman"/>
+                <w:color w:val="000000"/>
+                <w:lang w:eastAsia="pt-BR"/>
+              </w:rPr>
+              <w:t>R$ 3.200,00</w:t>
+            </w:r>
+          </w:p>
+        </w:tc>
+      </w:tr>
+      <w:tr>
+        <w:trPr>
+          <w:trHeight w:val="228"/>
+        </w:trPr>
+        <w:tc>
+          <w:tcPr>
+            <w:tcW w:w="279" w:type="dxa"/>
+            <w:tcBorders>
+              <w:top w:val="single" w:sz="4" w:space="0" w:color="44B3E1"/>
+              <w:left w:val="single" w:sz="4" w:space="0" w:color="44B3E1"/>
+              <w:bottom w:val="single" w:sz="4" w:space="0" w:color="44B3E1"/>
+              <w:right w:val="nil"/>
+            </w:tcBorders>
+            <w:noWrap/>
+            <w:vAlign w:val="center"/>
+            <w:hideMark/>
+          </w:tcPr>
+          <w:p>
+            <w:pPr>
+              <w:spacing w:after="0" w:line="240" w:lineRule="auto"/>
+              <w:rPr>
+                <w:rFonts w:ascii="Aptos Narrow" w:eastAsia="Times New Roman" w:hAnsi="Aptos Narrow" w:cs="Times New Roman"/>
+                <w:color w:val="000000"/>
+                <w:lang w:eastAsia="pt-BR"/>
+              </w:rPr>
+            </w:pPr>
+            <w:r>
+              <w:rPr>
+                <w:rFonts w:ascii="Aptos Narrow" w:eastAsia="Times New Roman" w:hAnsi="Aptos Narrow" w:cs="Times New Roman"/>
+                <w:color w:val="000000"/>
+                <w:lang w:eastAsia="pt-BR"/>
+              </w:rPr>
+              <w:t>4</w:t>
+            </w:r>
+          </w:p>
+        </w:tc>
+        <w:tc>
+          <w:tcPr>
+            <w:tcW w:w="6059" w:type="dxa"/>
+            <w:tcBorders>
+              <w:top w:val="single" w:sz="4" w:space="0" w:color="44B3E1"/>
+              <w:left w:val="nil"/>
+              <w:bottom w:val="single" w:sz="4" w:space="0" w:color="44B3E1"/>
+              <w:right w:val="nil"/>
+            </w:tcBorders>
+            <w:vAlign w:val="center"/>
+            <w:hideMark/>
+          </w:tcPr>
+          <w:p>
+            <w:pPr>
+              <w:spacing w:after="0" w:line="240" w:lineRule="auto"/>
+              <w:rPr>
+                <w:rFonts w:ascii="Aptos Narrow" w:eastAsia="Times New Roman" w:hAnsi="Aptos Narrow" w:cs="Times New Roman"/>
+                <w:color w:val="000000"/>
+                <w:lang w:eastAsia="pt-BR"/>
+              </w:rPr>
+            </w:pPr>
+            <w:r>
+              <w:rPr>
+                <w:rFonts w:ascii="Aptos Narrow" w:eastAsia="Times New Roman" w:hAnsi="Aptos Narrow" w:cs="Times New Roman"/>
+                <w:color w:val="000000"/>
+                <w:lang w:eastAsia="pt-BR"/>
+              </w:rPr>
+              <w:t>Melhorias de usabilidade (UI/UX) e performance</w:t>
+            </w:r>
+          </w:p>
+        </w:tc>
+        <w:tc>
+          <w:tcPr>
+            <w:tcW w:w="693" w:type="dxa"/>
+            <w:tcBorders>
+              <w:top w:val="single" w:sz="4" w:space="0" w:color="44B3E1"/>
+              <w:left w:val="nil"/>
+              <w:bottom w:val="single" w:sz="4" w:space="0" w:color="44B3E1"/>
+              <w:right w:val="nil"/>
+            </w:tcBorders>
+            <w:noWrap/>
+            <w:vAlign w:val="center"/>
+            <w:hideMark/>
+          </w:tcPr>
+          <w:p>
+            <w:pPr>
+              <w:spacing w:after="0" w:line="240" w:lineRule="auto"/>
+              <w:jc w:val="right"/>
+              <w:rPr>
+                <w:rFonts w:ascii="Aptos Narrow" w:eastAsia="Times New Roman" w:hAnsi="Aptos Narrow" w:cs="Times New Roman"/>
+                <w:color w:val="000000"/>
+                <w:lang w:eastAsia="pt-BR"/>
+              </w:rPr>
+            </w:pPr>
+            <w:r>
+              <w:rPr>
+                <w:rFonts w:ascii="Aptos Narrow" w:eastAsia="Times New Roman" w:hAnsi="Aptos Narrow" w:cs="Times New Roman"/>
+                <w:color w:val="000000"/>
+                <w:lang w:eastAsia="pt-BR"/>
+              </w:rPr>
+              <w:t>20</w:t>
+            </w:r>
+          </w:p>
+        </w:tc>
+        <w:tc>
+          <w:tcPr>
+            <w:tcW w:w="1025" w:type="dxa"/>
+            <w:tcBorders>
+              <w:top w:val="single" w:sz="4" w:space="0" w:color="44B3E1"/>
+              <w:left w:val="nil"/>
+              <w:bottom w:val="single" w:sz="4" w:space="0" w:color="44B3E1"/>
+              <w:right w:val="nil"/>
+            </w:tcBorders>
+            <w:noWrap/>
+            <w:hideMark/>
+          </w:tcPr>
+          <w:p>
+            <w:pPr>
+              <w:spacing w:after="0" w:line="240" w:lineRule="auto"/>
+              <w:rPr>
+                <w:rFonts w:ascii="Aptos Narrow" w:eastAsia="Times New Roman" w:hAnsi="Aptos Narrow" w:cs="Times New Roman"/>
+                <w:color w:val="000000"/>
+                <w:lang w:eastAsia="pt-BR"/>
+              </w:rPr>
+            </w:pPr>
+            <w:r>
+              <w:rPr>
+                <w:rFonts w:ascii="Aptos Narrow" w:eastAsia="Times New Roman" w:hAnsi="Aptos Narrow" w:cs="Times New Roman"/>
+                <w:color w:val="000000"/>
+                <w:lang w:eastAsia="pt-BR"/>
+              </w:rPr>
+              <w:t>DEV</w:t>
+            </w:r>
+          </w:p>
+        </w:tc>
+        <w:tc>
+          <w:tcPr>
+            <w:tcW w:w="1151" w:type="dxa"/>
+            <w:tcBorders>
+              <w:top w:val="single" w:sz="4" w:space="0" w:color="44B3E1"/>
+              <w:left w:val="nil"/>
+              <w:bottom w:val="single" w:sz="4" w:space="0" w:color="44B3E1"/>
+              <w:right w:val="nil"/>
+            </w:tcBorders>
+            <w:noWrap/>
+            <w:vAlign w:val="center"/>
+            <w:hideMark/>
+          </w:tcPr>
+          <w:p>
+            <w:pPr>
+              <w:spacing w:after="0" w:line="240" w:lineRule="auto"/>
+              <w:jc w:val="right"/>
+              <w:rPr>
+                <w:rFonts w:ascii="Aptos Narrow" w:eastAsia="Times New Roman" w:hAnsi="Aptos Narrow" w:cs="Times New Roman"/>
+                <w:color w:val="000000"/>
+                <w:lang w:eastAsia="pt-BR"/>
+              </w:rPr>
+            </w:pPr>
+            <w:r>
+              <w:rPr>
+                <w:rFonts w:ascii="Aptos Narrow" w:eastAsia="Times New Roman" w:hAnsi="Aptos Narrow" w:cs="Times New Roman"/>
+                <w:color w:val="000000"/>
+                <w:lang w:eastAsia="pt-BR"/>
+              </w:rPr>
+              <w:t>R$ 100,00</w:t>
+            </w:r>
+          </w:p>
+        </w:tc>
+        <w:tc>
+          <w:tcPr>
+            <w:tcW w:w="1374" w:type="dxa"/>
+            <w:tcBorders>
+              <w:top w:val="single" w:sz="4" w:space="0" w:color="44B3E1"/>
+              <w:left w:val="nil"/>
+              <w:bottom w:val="single" w:sz="4" w:space="0" w:color="44B3E1"/>
+              <w:right w:val="single" w:sz="4" w:space="0" w:color="44B3E1"/>
+            </w:tcBorders>
+            <w:noWrap/>
+            <w:vAlign w:val="center"/>
+            <w:hideMark/>
+          </w:tcPr>
+          <w:p>
+            <w:pPr>
+              <w:spacing w:after="0" w:line="240" w:lineRule="auto"/>
+              <w:jc w:val="right"/>
+              <w:rPr>
+                <w:rFonts w:ascii="Aptos Narrow" w:eastAsia="Times New Roman" w:hAnsi="Aptos Narrow" w:cs="Times New Roman"/>
+                <w:color w:val="000000"/>
+                <w:lang w:eastAsia="pt-BR"/>
+              </w:rPr>
+            </w:pPr>
+            <w:r>
+              <w:rPr>
+                <w:rFonts w:ascii="Aptos Narrow" w:eastAsia="Times New Roman" w:hAnsi="Aptos Narrow" w:cs="Times New Roman"/>
+                <w:color w:val="000000"/>
+                <w:lang w:eastAsia="pt-BR"/>
+              </w:rPr>
+              <w:t>R$ 2.000,00</w:t>
+            </w:r>
+          </w:p>
+        </w:tc>
+      </w:tr>
+      <w:tr>
+        <w:trPr>
+          <w:trHeight w:val="228"/>
+        </w:trPr>
+        <w:tc>
+          <w:tcPr>
+            <w:tcW w:w="279" w:type="dxa"/>
+            <w:tcBorders>
+              <w:top w:val="single" w:sz="4" w:space="0" w:color="44B3E1"/>
+              <w:left w:val="single" w:sz="4" w:space="0" w:color="44B3E1"/>
+              <w:bottom w:val="single" w:sz="4" w:space="0" w:color="44B3E1"/>
+              <w:right w:val="nil"/>
+            </w:tcBorders>
+            <w:shd w:val="clear" w:color="C0E6F5" w:fill="C0E6F5"/>
+            <w:noWrap/>
+            <w:vAlign w:val="center"/>
+            <w:hideMark/>
+          </w:tcPr>
+          <w:p>
+            <w:pPr>
+              <w:spacing w:after="0" w:line="240" w:lineRule="auto"/>
+              <w:rPr>
+                <w:rFonts w:ascii="Aptos Narrow" w:eastAsia="Times New Roman" w:hAnsi="Aptos Narrow" w:cs="Times New Roman"/>
+                <w:color w:val="000000"/>
+                <w:lang w:eastAsia="pt-BR"/>
+              </w:rPr>
+            </w:pPr>
+            <w:r>
+              <w:rPr>
+                <w:rFonts w:ascii="Aptos Narrow" w:eastAsia="Times New Roman" w:hAnsi="Aptos Narrow" w:cs="Times New Roman"/>
+                <w:color w:val="000000"/>
+                <w:lang w:eastAsia="pt-BR"/>
+              </w:rPr>
+              <w:t>4</w:t>
+            </w:r>
+          </w:p>
+        </w:tc>
+        <w:tc>
+          <w:tcPr>
+            <w:tcW w:w="6059" w:type="dxa"/>
+            <w:tcBorders>
+              <w:top w:val="single" w:sz="4" w:space="0" w:color="44B3E1"/>
+              <w:left w:val="nil"/>
+              <w:bottom w:val="single" w:sz="4" w:space="0" w:color="44B3E1"/>
+              <w:right w:val="nil"/>
+            </w:tcBorders>
+            <w:shd w:val="clear" w:color="C0E6F5" w:fill="C0E6F5"/>
+            <w:vAlign w:val="center"/>
+            <w:hideMark/>
+          </w:tcPr>
+          <w:p>
+            <w:pPr>
+              <w:spacing w:after="0" w:line="240" w:lineRule="auto"/>
+              <w:rPr>
+                <w:rFonts w:ascii="Aptos Narrow" w:eastAsia="Times New Roman" w:hAnsi="Aptos Narrow" w:cs="Times New Roman"/>
+                <w:color w:val="000000"/>
+                <w:lang w:eastAsia="pt-BR"/>
+              </w:rPr>
+            </w:pPr>
+            <w:r>
+              <w:rPr>
+                <w:rFonts w:ascii="Aptos Narrow" w:eastAsia="Times New Roman" w:hAnsi="Aptos Narrow" w:cs="Times New Roman"/>
+                <w:color w:val="000000"/>
+                <w:lang w:eastAsia="pt-BR"/>
+              </w:rPr>
+              <w:t>Encerramento</w:t>
+            </w:r>
+          </w:p>
+        </w:tc>
+        <w:tc>
+          <w:tcPr>
+            <w:tcW w:w="693" w:type="dxa"/>
+            <w:tcBorders>
+              <w:top w:val="single" w:sz="4" w:space="0" w:color="44B3E1"/>
+              <w:left w:val="nil"/>
+              <w:bottom w:val="single" w:sz="4" w:space="0" w:color="44B3E1"/>
+              <w:right w:val="nil"/>
+            </w:tcBorders>
+            <w:shd w:val="clear" w:color="C0E6F5" w:fill="C0E6F5"/>
+            <w:noWrap/>
+            <w:vAlign w:val="center"/>
+            <w:hideMark/>
+          </w:tcPr>
+          <w:p>
+            <w:pPr>
+              <w:spacing w:after="0" w:line="240" w:lineRule="auto"/>
+              <w:jc w:val="right"/>
+              <w:rPr>
+                <w:rFonts w:ascii="Aptos Narrow" w:eastAsia="Times New Roman" w:hAnsi="Aptos Narrow" w:cs="Times New Roman"/>
+                <w:color w:val="000000"/>
+                <w:lang w:eastAsia="pt-BR"/>
+              </w:rPr>
+            </w:pPr>
+            <w:r>
+              <w:rPr>
+                <w:rFonts w:ascii="Aptos Narrow" w:eastAsia="Times New Roman" w:hAnsi="Aptos Narrow" w:cs="Times New Roman"/>
+                <w:color w:val="000000"/>
+                <w:lang w:eastAsia="pt-BR"/>
+              </w:rPr>
+              <w:t>4</w:t>
+            </w:r>
+          </w:p>
+        </w:tc>
+        <w:tc>
+          <w:tcPr>
+            <w:tcW w:w="1025" w:type="dxa"/>
+            <w:tcBorders>
+              <w:top w:val="single" w:sz="4" w:space="0" w:color="44B3E1"/>
+              <w:left w:val="nil"/>
+              <w:bottom w:val="single" w:sz="4" w:space="0" w:color="44B3E1"/>
+              <w:right w:val="nil"/>
+            </w:tcBorders>
+            <w:shd w:val="clear" w:color="C0E6F5" w:fill="C0E6F5"/>
+            <w:noWrap/>
+            <w:vAlign w:val="center"/>
+            <w:hideMark/>
+          </w:tcPr>
+          <w:p>
+            <w:pPr>
+              <w:spacing w:after="0" w:line="240" w:lineRule="auto"/>
+              <w:rPr>
+                <w:rFonts w:ascii="Aptos Narrow" w:eastAsia="Times New Roman" w:hAnsi="Aptos Narrow" w:cs="Times New Roman"/>
+                <w:color w:val="000000"/>
+                <w:lang w:eastAsia="pt-BR"/>
+              </w:rPr>
+            </w:pPr>
+            <w:r>
+              <w:rPr>
+                <w:rFonts w:ascii="Aptos Narrow" w:eastAsia="Times New Roman" w:hAnsi="Aptos Narrow" w:cs="Times New Roman"/>
+                <w:color w:val="000000"/>
+                <w:lang w:eastAsia="pt-BR"/>
+              </w:rPr>
+              <w:t>Arquiteto</w:t>
+            </w:r>
+          </w:p>
+        </w:tc>
+        <w:tc>
+          <w:tcPr>
+            <w:tcW w:w="1151" w:type="dxa"/>
+            <w:tcBorders>
+              <w:top w:val="single" w:sz="4" w:space="0" w:color="44B3E1"/>
+              <w:left w:val="nil"/>
+              <w:bottom w:val="single" w:sz="4" w:space="0" w:color="44B3E1"/>
+              <w:right w:val="nil"/>
+            </w:tcBorders>
+            <w:shd w:val="clear" w:color="C0E6F5" w:fill="C0E6F5"/>
+            <w:noWrap/>
+            <w:vAlign w:val="center"/>
+            <w:hideMark/>
+          </w:tcPr>
+          <w:p>
+            <w:pPr>
+              <w:spacing w:after="0" w:line="240" w:lineRule="auto"/>
+              <w:jc w:val="right"/>
+              <w:rPr>
+                <w:rFonts w:ascii="Aptos Narrow" w:eastAsia="Times New Roman" w:hAnsi="Aptos Narrow" w:cs="Times New Roman"/>
+                <w:color w:val="000000"/>
+                <w:lang w:eastAsia="pt-BR"/>
+              </w:rPr>
+            </w:pPr>
+            <w:r>
+              <w:rPr>
+                <w:rFonts w:ascii="Aptos Narrow" w:eastAsia="Times New Roman" w:hAnsi="Aptos Narrow" w:cs="Times New Roman"/>
+                <w:color w:val="000000"/>
+                <w:lang w:eastAsia="pt-BR"/>
+              </w:rPr>
+              <w:t>R$ 120,00</w:t>
+            </w:r>
+          </w:p>
+        </w:tc>
+        <w:tc>
+          <w:tcPr>
+            <w:tcW w:w="1374" w:type="dxa"/>
+            <w:tcBorders>
+              <w:top w:val="single" w:sz="4" w:space="0" w:color="44B3E1"/>
+              <w:left w:val="nil"/>
+              <w:bottom w:val="single" w:sz="4" w:space="0" w:color="44B3E1"/>
+              <w:right w:val="single" w:sz="4" w:space="0" w:color="44B3E1"/>
+            </w:tcBorders>
+            <w:shd w:val="clear" w:color="C0E6F5" w:fill="C0E6F5"/>
+            <w:noWrap/>
+            <w:vAlign w:val="center"/>
+            <w:hideMark/>
+          </w:tcPr>
+          <w:p>
+            <w:pPr>
+              <w:spacing w:after="0" w:line="240" w:lineRule="auto"/>
+              <w:jc w:val="right"/>
+              <w:rPr>
+                <w:rFonts w:ascii="Aptos Narrow" w:eastAsia="Times New Roman" w:hAnsi="Aptos Narrow" w:cs="Times New Roman"/>
+                <w:color w:val="000000"/>
+                <w:lang w:eastAsia="pt-BR"/>
+              </w:rPr>
+            </w:pPr>
+            <w:r>
+              <w:rPr>
+                <w:rFonts w:ascii="Aptos Narrow" w:eastAsia="Times New Roman" w:hAnsi="Aptos Narrow" w:cs="Times New Roman"/>
+                <w:color w:val="000000"/>
+                <w:lang w:eastAsia="pt-BR"/>
+              </w:rPr>
+              <w:t>R$ 480,00</w:t>
+            </w:r>
+          </w:p>
+        </w:tc>
+      </w:tr>
+      <w:tr>
+        <w:trPr>
+          <w:trHeight w:val="228"/>
+        </w:trPr>
+        <w:tc>
+          <w:tcPr>
+            <w:tcW w:w="279" w:type="dxa"/>
+            <w:tcBorders>
+              <w:top w:val="double" w:sz="6" w:space="0" w:color="156082"/>
+              <w:left w:val="single" w:sz="4" w:space="0" w:color="44B3E1"/>
+              <w:bottom w:val="single" w:sz="4" w:space="0" w:color="44B3E1"/>
+              <w:right w:val="nil"/>
+            </w:tcBorders>
+            <w:noWrap/>
+            <w:vAlign w:val="center"/>
+            <w:hideMark/>
+          </w:tcPr>
+          <w:p>
+            <w:pPr>
+              <w:spacing w:after="0" w:line="240" w:lineRule="auto"/>
+              <w:rPr>
+                <w:rFonts w:ascii="Aptos Narrow" w:eastAsia="Times New Roman" w:hAnsi="Aptos Narrow" w:cs="Times New Roman"/>
+                <w:b/>
+                <w:bCs/>
+                <w:color w:val="000000"/>
+                <w:lang w:eastAsia="pt-BR"/>
+              </w:rPr>
+            </w:pPr>
+            <w:r>
+              <w:rPr>
+                <w:rFonts w:ascii="Aptos Narrow" w:eastAsia="Times New Roman" w:hAnsi="Aptos Narrow" w:cs="Times New Roman"/>
+                <w:b/>
+                <w:bCs/>
+                <w:color w:val="000000"/>
+                <w:lang w:eastAsia="pt-BR"/>
+              </w:rPr>
+              <w:t>Total</w:t>
+            </w:r>
+          </w:p>
+        </w:tc>
+        <w:tc>
+          <w:tcPr>
+            <w:tcW w:w="6059" w:type="dxa"/>
+            <w:tcBorders>
+              <w:top w:val="double" w:sz="6" w:space="0" w:color="156082"/>
+              <w:left w:val="nil"/>
+              <w:bottom w:val="single" w:sz="4" w:space="0" w:color="44B3E1"/>
+              <w:right w:val="nil"/>
+            </w:tcBorders>
+            <w:vAlign w:val="center"/>
+            <w:hideMark/>
+          </w:tcPr>
+          <w:p>
+            <w:pPr>
+              <w:spacing w:after="0" w:line="240" w:lineRule="auto"/>
+              <w:rPr>
+                <w:rFonts w:ascii="Aptos Narrow" w:eastAsia="Times New Roman" w:hAnsi="Aptos Narrow" w:cs="Times New Roman"/>
+                <w:b/>
+                <w:bCs/>
+                <w:color w:val="000000"/>
+                <w:lang w:eastAsia="pt-BR"/>
+              </w:rPr>
+            </w:pPr>
+          </w:p>
+        </w:tc>
+        <w:tc>
+          <w:tcPr>
+            <w:tcW w:w="693" w:type="dxa"/>
+            <w:tcBorders>
+              <w:top w:val="double" w:sz="6" w:space="0" w:color="156082"/>
+              <w:left w:val="nil"/>
+              <w:bottom w:val="single" w:sz="4" w:space="0" w:color="44B3E1"/>
+              <w:right w:val="nil"/>
+            </w:tcBorders>
+            <w:noWrap/>
+            <w:vAlign w:val="center"/>
+            <w:hideMark/>
+          </w:tcPr>
+          <w:p>
+            <w:pPr>
+              <w:spacing w:after="0" w:line="240" w:lineRule="auto"/>
+              <w:jc w:val="right"/>
+              <w:rPr>
+                <w:rFonts w:ascii="Aptos Narrow" w:eastAsia="Times New Roman" w:hAnsi="Aptos Narrow" w:cs="Times New Roman"/>
+                <w:b/>
+                <w:bCs/>
+                <w:color w:val="000000"/>
+                <w:lang w:eastAsia="pt-BR"/>
+              </w:rPr>
+            </w:pPr>
+            <w:r>
+              <w:rPr>
+                <w:rFonts w:ascii="Aptos Narrow" w:eastAsia="Times New Roman" w:hAnsi="Aptos Narrow" w:cs="Times New Roman"/>
+                <w:b/>
+                <w:bCs/>
+                <w:color w:val="000000"/>
+                <w:lang w:eastAsia="pt-BR"/>
+              </w:rPr>
+              <w:t>398</w:t>
+            </w:r>
+          </w:p>
+        </w:tc>
+        <w:tc>
+          <w:tcPr>
+            <w:tcW w:w="1025" w:type="dxa"/>
+            <w:tcBorders>
+              <w:top w:val="double" w:sz="6" w:space="0" w:color="156082"/>
+              <w:left w:val="nil"/>
+              <w:bottom w:val="single" w:sz="4" w:space="0" w:color="44B3E1"/>
+              <w:right w:val="nil"/>
+            </w:tcBorders>
+            <w:noWrap/>
+            <w:vAlign w:val="center"/>
+            <w:hideMark/>
+          </w:tcPr>
+          <w:p>
+            <w:pPr>
+              <w:spacing w:after="0" w:line="240" w:lineRule="auto"/>
+              <w:jc w:val="right"/>
+              <w:rPr>
+                <w:rFonts w:ascii="Aptos Narrow" w:eastAsia="Times New Roman" w:hAnsi="Aptos Narrow" w:cs="Times New Roman"/>
+                <w:b/>
+                <w:bCs/>
+                <w:color w:val="000000"/>
+                <w:lang w:eastAsia="pt-BR"/>
+              </w:rPr>
+            </w:pPr>
+          </w:p>
+        </w:tc>
+        <w:tc>
+          <w:tcPr>
+            <w:tcW w:w="1151" w:type="dxa"/>
+            <w:tcBorders>
+              <w:top w:val="double" w:sz="6" w:space="0" w:color="156082"/>
+              <w:left w:val="nil"/>
+              <w:bottom w:val="single" w:sz="4" w:space="0" w:color="44B3E1"/>
+              <w:right w:val="nil"/>
+            </w:tcBorders>
+            <w:noWrap/>
+            <w:vAlign w:val="center"/>
+            <w:hideMark/>
+          </w:tcPr>
+          <w:p>
+            <w:pPr>
+              <w:spacing w:after="0" w:line="240" w:lineRule="auto"/>
+              <w:rPr>
+                <w:rFonts w:ascii="Times New Roman" w:eastAsia="Times New Roman" w:hAnsi="Times New Roman" w:cs="Times New Roman"/>
+                <w:sz w:val="20"/>
+                <w:szCs w:val="20"/>
+                <w:lang w:eastAsia="pt-BR"/>
+              </w:rPr>
+            </w:pPr>
+          </w:p>
+        </w:tc>
+        <w:tc>
+          <w:tcPr>
+            <w:tcW w:w="1374" w:type="dxa"/>
+            <w:tcBorders>
+              <w:top w:val="double" w:sz="6" w:space="0" w:color="156082"/>
+              <w:left w:val="nil"/>
+              <w:bottom w:val="single" w:sz="4" w:space="0" w:color="44B3E1"/>
+              <w:right w:val="single" w:sz="4" w:space="0" w:color="44B3E1"/>
+            </w:tcBorders>
+            <w:noWrap/>
+            <w:vAlign w:val="center"/>
+            <w:hideMark/>
+          </w:tcPr>
+          <w:p>
+            <w:pPr>
+              <w:spacing w:after="0" w:line="240" w:lineRule="auto"/>
+              <w:jc w:val="right"/>
+              <w:rPr>
+                <w:rFonts w:ascii="Aptos Narrow" w:eastAsia="Times New Roman" w:hAnsi="Aptos Narrow" w:cs="Times New Roman"/>
+                <w:b/>
+                <w:bCs/>
+                <w:color w:val="000000"/>
+                <w:lang w:eastAsia="pt-BR"/>
+              </w:rPr>
+            </w:pPr>
+            <w:r>
+              <w:rPr>
+                <w:rFonts w:ascii="Aptos Narrow" w:eastAsia="Times New Roman" w:hAnsi="Aptos Narrow" w:cs="Times New Roman"/>
+                <w:b/>
+                <w:bCs/>
+                <w:color w:val="000000"/>
+                <w:lang w:eastAsia="pt-BR"/>
+              </w:rPr>
+              <w:t>R$ 38.940,00</w:t>
             </w:r>
           </w:p>
         </w:tc>
@@ -2689,6 +6944,946 @@
     </w:tbl>
     <w:p>
       <w:pPr>
+        <w:spacing w:after="0"/>
+        <w:ind w:right="-1"/>
+        <w:jc w:val="both"/>
+        <w:rPr>
+          <w:rFonts w:asciiTheme="majorHAnsi" w:hAnsiTheme="majorHAnsi" w:cstheme="majorHAnsi"/>
+        </w:rPr>
+      </w:pPr>
+    </w:p>
+    <w:p>
+      <w:pPr>
+        <w:spacing w:after="0"/>
+        <w:ind w:right="-1"/>
+        <w:jc w:val="both"/>
+        <w:rPr>
+          <w:rFonts w:asciiTheme="majorHAnsi" w:hAnsiTheme="majorHAnsi" w:cstheme="majorHAnsi"/>
+        </w:rPr>
+      </w:pPr>
+      <w:r>
+        <w:rPr>
+          <w:rFonts w:asciiTheme="majorHAnsi" w:hAnsiTheme="majorHAnsi" w:cstheme="majorHAnsi"/>
+        </w:rPr>
+        <w:t xml:space="preserve">Valor total do projeto: </w:t>
+      </w:r>
+      <w:r>
+        <w:rPr>
+          <w:rFonts w:asciiTheme="majorHAnsi" w:hAnsiTheme="majorHAnsi" w:cstheme="majorHAnsi"/>
+          <w:b/>
+          <w:bCs/>
+        </w:rPr>
+        <w:t>R$ 38.940,00</w:t>
+      </w:r>
+    </w:p>
+    <w:p>
+      <w:pPr>
+        <w:spacing w:after="0"/>
+        <w:ind w:right="-1"/>
+        <w:jc w:val="both"/>
+        <w:rPr>
+          <w:rFonts w:asciiTheme="majorHAnsi" w:hAnsiTheme="majorHAnsi" w:cstheme="majorHAnsi"/>
+        </w:rPr>
+      </w:pPr>
+      <w:r>
+        <w:rPr>
+          <w:rFonts w:asciiTheme="majorHAnsi" w:hAnsiTheme="majorHAnsi" w:cstheme="majorHAnsi"/>
+        </w:rPr>
+        <w:t>P</w:t>
+      </w:r>
+      <w:r>
+        <w:rPr>
+          <w:rFonts w:asciiTheme="majorHAnsi" w:hAnsiTheme="majorHAnsi" w:cstheme="majorHAnsi"/>
+        </w:rPr>
+        <w:t>arceria com 33</w:t>
+      </w:r>
+      <w:r>
+        <w:rPr>
+          <w:rFonts w:asciiTheme="majorHAnsi" w:hAnsiTheme="majorHAnsi" w:cstheme="majorHAnsi"/>
+        </w:rPr>
+        <w:t>.3</w:t>
+      </w:r>
+      <w:r>
+        <w:rPr>
+          <w:rFonts w:asciiTheme="majorHAnsi" w:hAnsiTheme="majorHAnsi" w:cstheme="majorHAnsi"/>
+        </w:rPr>
+        <w:t xml:space="preserve">% </w:t>
+      </w:r>
+      <w:r>
+        <w:rPr>
+          <w:rFonts w:asciiTheme="majorHAnsi" w:hAnsiTheme="majorHAnsi" w:cstheme="majorHAnsi"/>
+        </w:rPr>
+        <w:t>no projeto</w:t>
+      </w:r>
+      <w:r>
+        <w:rPr>
+          <w:rFonts w:asciiTheme="majorHAnsi" w:hAnsiTheme="majorHAnsi" w:cstheme="majorHAnsi"/>
+        </w:rPr>
+        <w:t xml:space="preserve">: </w:t>
+      </w:r>
+      <w:r>
+        <w:rPr>
+          <w:rFonts w:asciiTheme="majorHAnsi" w:hAnsiTheme="majorHAnsi" w:cstheme="majorHAnsi"/>
+          <w:b/>
+          <w:bCs/>
+        </w:rPr>
+        <w:t>R$ 12.967,00</w:t>
+      </w:r>
+    </w:p>
+    <w:p>
+      <w:pPr>
+        <w:spacing w:after="0"/>
+        <w:ind w:right="-1"/>
+        <w:jc w:val="both"/>
+        <w:rPr>
+          <w:rFonts w:asciiTheme="majorHAnsi" w:hAnsiTheme="majorHAnsi" w:cstheme="majorHAnsi"/>
+        </w:rPr>
+      </w:pPr>
+      <w:r>
+        <w:rPr>
+          <w:rFonts w:asciiTheme="majorHAnsi" w:hAnsiTheme="majorHAnsi" w:cstheme="majorHAnsi"/>
+        </w:rPr>
+        <w:t xml:space="preserve">Saldo a ser negociado: </w:t>
+      </w:r>
+      <w:r>
+        <w:rPr>
+          <w:rFonts w:asciiTheme="majorHAnsi" w:hAnsiTheme="majorHAnsi" w:cstheme="majorHAnsi"/>
+          <w:b/>
+          <w:bCs/>
+        </w:rPr>
+        <w:t>R$ 25.973,00</w:t>
+      </w:r>
+    </w:p>
+    <w:p>
+      <w:pPr>
+        <w:spacing w:before="240"/>
+        <w:ind w:right="-1"/>
+        <w:jc w:val="both"/>
+        <w:rPr>
+          <w:rFonts w:asciiTheme="majorHAnsi" w:hAnsiTheme="majorHAnsi" w:cstheme="majorHAnsi"/>
+          <w:b/>
+          <w:bCs/>
+        </w:rPr>
+      </w:pPr>
+      <w:r>
+        <w:rPr>
+          <w:rFonts w:asciiTheme="majorHAnsi" w:hAnsiTheme="majorHAnsi" w:cstheme="majorHAnsi"/>
+          <w:b/>
+          <w:bCs/>
+        </w:rPr>
+        <w:t xml:space="preserve">Condição de pagamento: </w:t>
+      </w:r>
+    </w:p>
+    <w:tbl>
+      <w:tblPr>
+        <w:tblStyle w:val="SimplesTabela3"/>
+        <w:tblW w:w="8220" w:type="dxa"/>
+        <w:tblLook w:val="04A0" w:firstRow="1" w:lastRow="0" w:firstColumn="1" w:lastColumn="0" w:noHBand="0" w:noVBand="1"/>
+      </w:tblPr>
+      <w:tblGrid>
+        <w:gridCol w:w="4401"/>
+        <w:gridCol w:w="695"/>
+        <w:gridCol w:w="1460"/>
+        <w:gridCol w:w="1664"/>
+      </w:tblGrid>
+      <w:tr>
+        <w:trPr>
+          <w:cnfStyle w:val="100000000000" w:firstRow="1" w:lastRow="0" w:firstColumn="0" w:lastColumn="0" w:oddVBand="0" w:evenVBand="0" w:oddHBand="0" w:evenHBand="0" w:firstRowFirstColumn="0" w:firstRowLastColumn="0" w:lastRowFirstColumn="0" w:lastRowLastColumn="0"/>
+          <w:trHeight w:val="288"/>
+        </w:trPr>
+        <w:tc>
+          <w:tcPr>
+            <w:cnfStyle w:val="001000000100" w:firstRow="0" w:lastRow="0" w:firstColumn="1" w:lastColumn="0" w:oddVBand="0" w:evenVBand="0" w:oddHBand="0" w:evenHBand="0" w:firstRowFirstColumn="1" w:firstRowLastColumn="0" w:lastRowFirstColumn="0" w:lastRowLastColumn="0"/>
+            <w:tcW w:w="4400" w:type="dxa"/>
+          </w:tcPr>
+          <w:p>
+            <w:pPr>
+              <w:rPr>
+                <w:rFonts w:ascii="Aptos Narrow" w:hAnsi="Aptos Narrow"/>
+                <w:color w:val="000000"/>
+              </w:rPr>
+            </w:pPr>
+            <w:r>
+              <w:rPr>
+                <w:rFonts w:ascii="Aptos Narrow" w:hAnsi="Aptos Narrow"/>
+                <w:color w:val="000000"/>
+              </w:rPr>
+              <w:t>Parcela</w:t>
+            </w:r>
+          </w:p>
+        </w:tc>
+        <w:tc>
+          <w:tcPr>
+            <w:tcW w:w="0" w:type="auto"/>
+            <w:noWrap/>
+          </w:tcPr>
+          <w:p>
+            <w:pPr>
+              <w:jc w:val="center"/>
+              <w:cnfStyle w:val="100000000000" w:firstRow="1" w:lastRow="0" w:firstColumn="0" w:lastColumn="0" w:oddVBand="0" w:evenVBand="0" w:oddHBand="0" w:evenHBand="0" w:firstRowFirstColumn="0" w:firstRowLastColumn="0" w:lastRowFirstColumn="0" w:lastRowLastColumn="0"/>
+              <w:rPr>
+                <w:rFonts w:ascii="Aptos Narrow" w:hAnsi="Aptos Narrow"/>
+                <w:color w:val="000000"/>
+              </w:rPr>
+            </w:pPr>
+            <w:r>
+              <w:rPr>
+                <w:rFonts w:ascii="Aptos Narrow" w:hAnsi="Aptos Narrow"/>
+                <w:color w:val="000000"/>
+              </w:rPr>
+              <w:t>%</w:t>
+            </w:r>
+          </w:p>
+        </w:tc>
+        <w:tc>
+          <w:tcPr>
+            <w:tcW w:w="0" w:type="auto"/>
+            <w:noWrap/>
+          </w:tcPr>
+          <w:p>
+            <w:pPr>
+              <w:jc w:val="center"/>
+              <w:cnfStyle w:val="100000000000" w:firstRow="1" w:lastRow="0" w:firstColumn="0" w:lastColumn="0" w:oddVBand="0" w:evenVBand="0" w:oddHBand="0" w:evenHBand="0" w:firstRowFirstColumn="0" w:firstRowLastColumn="0" w:lastRowFirstColumn="0" w:lastRowLastColumn="0"/>
+              <w:rPr>
+                <w:rFonts w:ascii="Aptos Narrow" w:hAnsi="Aptos Narrow"/>
+                <w:color w:val="000000"/>
+              </w:rPr>
+            </w:pPr>
+            <w:r>
+              <w:rPr>
+                <w:rFonts w:ascii="Aptos Narrow" w:hAnsi="Aptos Narrow"/>
+                <w:color w:val="000000"/>
+              </w:rPr>
+              <w:t>Valor</w:t>
+            </w:r>
+          </w:p>
+        </w:tc>
+        <w:tc>
+          <w:tcPr>
+            <w:tcW w:w="0" w:type="auto"/>
+            <w:noWrap/>
+          </w:tcPr>
+          <w:p>
+            <w:pPr>
+              <w:jc w:val="center"/>
+              <w:cnfStyle w:val="100000000000" w:firstRow="1" w:lastRow="0" w:firstColumn="0" w:lastColumn="0" w:oddVBand="0" w:evenVBand="0" w:oddHBand="0" w:evenHBand="0" w:firstRowFirstColumn="0" w:firstRowLastColumn="0" w:lastRowFirstColumn="0" w:lastRowLastColumn="0"/>
+              <w:rPr>
+                <w:rFonts w:ascii="Aptos Narrow" w:hAnsi="Aptos Narrow"/>
+                <w:color w:val="000000"/>
+              </w:rPr>
+            </w:pPr>
+            <w:r>
+              <w:rPr>
+                <w:rFonts w:ascii="Aptos Narrow" w:hAnsi="Aptos Narrow"/>
+                <w:color w:val="000000"/>
+              </w:rPr>
+              <w:t>vencimento</w:t>
+            </w:r>
+          </w:p>
+        </w:tc>
+      </w:tr>
+      <w:tr>
+        <w:trPr>
+          <w:cnfStyle w:val="000000100000" w:firstRow="0" w:lastRow="0" w:firstColumn="0" w:lastColumn="0" w:oddVBand="0" w:evenVBand="0" w:oddHBand="1" w:evenHBand="0" w:firstRowFirstColumn="0" w:firstRowLastColumn="0" w:lastRowFirstColumn="0" w:lastRowLastColumn="0"/>
+          <w:trHeight w:val="288"/>
+        </w:trPr>
+        <w:tc>
+          <w:tcPr>
+            <w:cnfStyle w:val="001000000000" w:firstRow="0" w:lastRow="0" w:firstColumn="1" w:lastColumn="0" w:oddVBand="0" w:evenVBand="0" w:oddHBand="0" w:evenHBand="0" w:firstRowFirstColumn="0" w:firstRowLastColumn="0" w:lastRowFirstColumn="0" w:lastRowLastColumn="0"/>
+            <w:tcW w:w="4400" w:type="dxa"/>
+            <w:hideMark/>
+          </w:tcPr>
+          <w:p>
+            <w:pPr>
+              <w:rPr>
+                <w:rFonts w:ascii="Aptos Narrow" w:hAnsi="Aptos Narrow"/>
+                <w:b w:val="0"/>
+                <w:bCs w:val="0"/>
+                <w:color w:val="000000"/>
+              </w:rPr>
+            </w:pPr>
+            <w:r>
+              <w:rPr>
+                <w:rFonts w:ascii="Aptos Narrow" w:hAnsi="Aptos Narrow"/>
+                <w:color w:val="000000"/>
+              </w:rPr>
+              <w:t>Parcela 1 - Na assinatura do contrato</w:t>
+            </w:r>
+          </w:p>
+        </w:tc>
+        <w:tc>
+          <w:tcPr>
+            <w:tcW w:w="0" w:type="auto"/>
+            <w:noWrap/>
+            <w:hideMark/>
+          </w:tcPr>
+          <w:p>
+            <w:pPr>
+              <w:jc w:val="center"/>
+              <w:cnfStyle w:val="000000100000" w:firstRow="0" w:lastRow="0" w:firstColumn="0" w:lastColumn="0" w:oddVBand="0" w:evenVBand="0" w:oddHBand="1" w:evenHBand="0" w:firstRowFirstColumn="0" w:firstRowLastColumn="0" w:lastRowFirstColumn="0" w:lastRowLastColumn="0"/>
+              <w:rPr>
+                <w:rFonts w:ascii="Aptos Narrow" w:hAnsi="Aptos Narrow"/>
+                <w:color w:val="000000"/>
+              </w:rPr>
+            </w:pPr>
+            <w:r>
+              <w:rPr>
+                <w:rFonts w:ascii="Aptos Narrow" w:hAnsi="Aptos Narrow"/>
+                <w:color w:val="000000"/>
+              </w:rPr>
+              <w:t>20%</w:t>
+            </w:r>
+          </w:p>
+        </w:tc>
+        <w:tc>
+          <w:tcPr>
+            <w:tcW w:w="0" w:type="auto"/>
+            <w:noWrap/>
+            <w:hideMark/>
+          </w:tcPr>
+          <w:p>
+            <w:pPr>
+              <w:jc w:val="center"/>
+              <w:cnfStyle w:val="000000100000" w:firstRow="0" w:lastRow="0" w:firstColumn="0" w:lastColumn="0" w:oddVBand="0" w:evenVBand="0" w:oddHBand="1" w:evenHBand="0" w:firstRowFirstColumn="0" w:firstRowLastColumn="0" w:lastRowFirstColumn="0" w:lastRowLastColumn="0"/>
+              <w:rPr>
+                <w:rFonts w:ascii="Aptos Narrow" w:hAnsi="Aptos Narrow"/>
+                <w:color w:val="000000"/>
+              </w:rPr>
+            </w:pPr>
+            <w:r>
+              <w:rPr>
+                <w:rFonts w:ascii="Aptos Narrow" w:hAnsi="Aptos Narrow"/>
+                <w:color w:val="000000"/>
+              </w:rPr>
+              <w:t>R$ 5.194,60</w:t>
+            </w:r>
+          </w:p>
+        </w:tc>
+        <w:tc>
+          <w:tcPr>
+            <w:tcW w:w="0" w:type="auto"/>
+            <w:noWrap/>
+            <w:hideMark/>
+          </w:tcPr>
+          <w:p>
+            <w:pPr>
+              <w:jc w:val="center"/>
+              <w:cnfStyle w:val="000000100000" w:firstRow="0" w:lastRow="0" w:firstColumn="0" w:lastColumn="0" w:oddVBand="0" w:evenVBand="0" w:oddHBand="1" w:evenHBand="0" w:firstRowFirstColumn="0" w:firstRowLastColumn="0" w:lastRowFirstColumn="0" w:lastRowLastColumn="0"/>
+              <w:rPr>
+                <w:rFonts w:ascii="Aptos Narrow" w:hAnsi="Aptos Narrow"/>
+                <w:color w:val="000000"/>
+              </w:rPr>
+            </w:pPr>
+            <w:r>
+              <w:rPr>
+                <w:rFonts w:ascii="Aptos Narrow" w:hAnsi="Aptos Narrow"/>
+                <w:color w:val="000000"/>
+              </w:rPr>
+              <w:t>05/08/2025</w:t>
+            </w:r>
+          </w:p>
+        </w:tc>
+      </w:tr>
+      <w:tr>
+        <w:trPr>
+          <w:trHeight w:val="288"/>
+        </w:trPr>
+        <w:tc>
+          <w:tcPr>
+            <w:cnfStyle w:val="001000000000" w:firstRow="0" w:lastRow="0" w:firstColumn="1" w:lastColumn="0" w:oddVBand="0" w:evenVBand="0" w:oddHBand="0" w:evenHBand="0" w:firstRowFirstColumn="0" w:firstRowLastColumn="0" w:lastRowFirstColumn="0" w:lastRowLastColumn="0"/>
+            <w:tcW w:w="4400" w:type="dxa"/>
+            <w:hideMark/>
+          </w:tcPr>
+          <w:p>
+            <w:pPr>
+              <w:rPr>
+                <w:rFonts w:ascii="Aptos Narrow" w:hAnsi="Aptos Narrow"/>
+                <w:color w:val="000000"/>
+              </w:rPr>
+            </w:pPr>
+            <w:r>
+              <w:rPr>
+                <w:rFonts w:ascii="Aptos Narrow" w:hAnsi="Aptos Narrow"/>
+                <w:color w:val="000000"/>
+              </w:rPr>
+              <w:t>Parcela 2</w:t>
+            </w:r>
+          </w:p>
+        </w:tc>
+        <w:tc>
+          <w:tcPr>
+            <w:tcW w:w="0" w:type="auto"/>
+            <w:noWrap/>
+            <w:hideMark/>
+          </w:tcPr>
+          <w:p>
+            <w:pPr>
+              <w:jc w:val="center"/>
+              <w:cnfStyle w:val="000000000000" w:firstRow="0" w:lastRow="0" w:firstColumn="0" w:lastColumn="0" w:oddVBand="0" w:evenVBand="0" w:oddHBand="0" w:evenHBand="0" w:firstRowFirstColumn="0" w:firstRowLastColumn="0" w:lastRowFirstColumn="0" w:lastRowLastColumn="0"/>
+              <w:rPr>
+                <w:rFonts w:ascii="Aptos Narrow" w:hAnsi="Aptos Narrow"/>
+                <w:color w:val="000000"/>
+              </w:rPr>
+            </w:pPr>
+            <w:r>
+              <w:rPr>
+                <w:rFonts w:ascii="Aptos Narrow" w:hAnsi="Aptos Narrow"/>
+                <w:color w:val="000000"/>
+              </w:rPr>
+              <w:t>10%</w:t>
+            </w:r>
+          </w:p>
+        </w:tc>
+        <w:tc>
+          <w:tcPr>
+            <w:tcW w:w="0" w:type="auto"/>
+            <w:noWrap/>
+            <w:hideMark/>
+          </w:tcPr>
+          <w:p>
+            <w:pPr>
+              <w:jc w:val="center"/>
+              <w:cnfStyle w:val="000000000000" w:firstRow="0" w:lastRow="0" w:firstColumn="0" w:lastColumn="0" w:oddVBand="0" w:evenVBand="0" w:oddHBand="0" w:evenHBand="0" w:firstRowFirstColumn="0" w:firstRowLastColumn="0" w:lastRowFirstColumn="0" w:lastRowLastColumn="0"/>
+              <w:rPr>
+                <w:rFonts w:ascii="Aptos Narrow" w:hAnsi="Aptos Narrow"/>
+                <w:color w:val="000000"/>
+              </w:rPr>
+            </w:pPr>
+            <w:r>
+              <w:rPr>
+                <w:rFonts w:ascii="Aptos Narrow" w:hAnsi="Aptos Narrow"/>
+                <w:color w:val="000000"/>
+              </w:rPr>
+              <w:t>R$ 2.597,30</w:t>
+            </w:r>
+          </w:p>
+        </w:tc>
+        <w:tc>
+          <w:tcPr>
+            <w:tcW w:w="0" w:type="auto"/>
+            <w:noWrap/>
+            <w:hideMark/>
+          </w:tcPr>
+          <w:p>
+            <w:pPr>
+              <w:jc w:val="center"/>
+              <w:cnfStyle w:val="000000000000" w:firstRow="0" w:lastRow="0" w:firstColumn="0" w:lastColumn="0" w:oddVBand="0" w:evenVBand="0" w:oddHBand="0" w:evenHBand="0" w:firstRowFirstColumn="0" w:firstRowLastColumn="0" w:lastRowFirstColumn="0" w:lastRowLastColumn="0"/>
+              <w:rPr>
+                <w:rFonts w:ascii="Aptos Narrow" w:hAnsi="Aptos Narrow"/>
+                <w:color w:val="000000"/>
+              </w:rPr>
+            </w:pPr>
+            <w:r>
+              <w:rPr>
+                <w:rFonts w:ascii="Aptos Narrow" w:hAnsi="Aptos Narrow"/>
+                <w:color w:val="000000"/>
+              </w:rPr>
+              <w:t>05/09/2025</w:t>
+            </w:r>
+          </w:p>
+        </w:tc>
+      </w:tr>
+      <w:tr>
+        <w:trPr>
+          <w:cnfStyle w:val="000000100000" w:firstRow="0" w:lastRow="0" w:firstColumn="0" w:lastColumn="0" w:oddVBand="0" w:evenVBand="0" w:oddHBand="1" w:evenHBand="0" w:firstRowFirstColumn="0" w:firstRowLastColumn="0" w:lastRowFirstColumn="0" w:lastRowLastColumn="0"/>
+          <w:trHeight w:val="288"/>
+        </w:trPr>
+        <w:tc>
+          <w:tcPr>
+            <w:cnfStyle w:val="001000000000" w:firstRow="0" w:lastRow="0" w:firstColumn="1" w:lastColumn="0" w:oddVBand="0" w:evenVBand="0" w:oddHBand="0" w:evenHBand="0" w:firstRowFirstColumn="0" w:firstRowLastColumn="0" w:lastRowFirstColumn="0" w:lastRowLastColumn="0"/>
+            <w:tcW w:w="4400" w:type="dxa"/>
+            <w:hideMark/>
+          </w:tcPr>
+          <w:p>
+            <w:pPr>
+              <w:rPr>
+                <w:rFonts w:ascii="Aptos Narrow" w:hAnsi="Aptos Narrow"/>
+                <w:color w:val="000000"/>
+              </w:rPr>
+            </w:pPr>
+            <w:r>
+              <w:rPr>
+                <w:rFonts w:ascii="Aptos Narrow" w:hAnsi="Aptos Narrow"/>
+                <w:color w:val="000000"/>
+              </w:rPr>
+              <w:t>Parcela 3</w:t>
+            </w:r>
+          </w:p>
+        </w:tc>
+        <w:tc>
+          <w:tcPr>
+            <w:tcW w:w="0" w:type="auto"/>
+            <w:noWrap/>
+            <w:hideMark/>
+          </w:tcPr>
+          <w:p>
+            <w:pPr>
+              <w:jc w:val="center"/>
+              <w:cnfStyle w:val="000000100000" w:firstRow="0" w:lastRow="0" w:firstColumn="0" w:lastColumn="0" w:oddVBand="0" w:evenVBand="0" w:oddHBand="1" w:evenHBand="0" w:firstRowFirstColumn="0" w:firstRowLastColumn="0" w:lastRowFirstColumn="0" w:lastRowLastColumn="0"/>
+              <w:rPr>
+                <w:rFonts w:ascii="Aptos Narrow" w:hAnsi="Aptos Narrow"/>
+                <w:color w:val="000000"/>
+              </w:rPr>
+            </w:pPr>
+            <w:r>
+              <w:rPr>
+                <w:rFonts w:ascii="Aptos Narrow" w:hAnsi="Aptos Narrow"/>
+                <w:color w:val="000000"/>
+              </w:rPr>
+              <w:t>10%</w:t>
+            </w:r>
+          </w:p>
+        </w:tc>
+        <w:tc>
+          <w:tcPr>
+            <w:tcW w:w="0" w:type="auto"/>
+            <w:noWrap/>
+            <w:hideMark/>
+          </w:tcPr>
+          <w:p>
+            <w:pPr>
+              <w:jc w:val="center"/>
+              <w:cnfStyle w:val="000000100000" w:firstRow="0" w:lastRow="0" w:firstColumn="0" w:lastColumn="0" w:oddVBand="0" w:evenVBand="0" w:oddHBand="1" w:evenHBand="0" w:firstRowFirstColumn="0" w:firstRowLastColumn="0" w:lastRowFirstColumn="0" w:lastRowLastColumn="0"/>
+              <w:rPr>
+                <w:rFonts w:ascii="Aptos Narrow" w:hAnsi="Aptos Narrow"/>
+                <w:color w:val="000000"/>
+              </w:rPr>
+            </w:pPr>
+            <w:r>
+              <w:rPr>
+                <w:rFonts w:ascii="Aptos Narrow" w:hAnsi="Aptos Narrow"/>
+                <w:color w:val="000000"/>
+              </w:rPr>
+              <w:t>R$ 2.597,30</w:t>
+            </w:r>
+          </w:p>
+        </w:tc>
+        <w:tc>
+          <w:tcPr>
+            <w:tcW w:w="0" w:type="auto"/>
+            <w:noWrap/>
+            <w:hideMark/>
+          </w:tcPr>
+          <w:p>
+            <w:pPr>
+              <w:jc w:val="center"/>
+              <w:cnfStyle w:val="000000100000" w:firstRow="0" w:lastRow="0" w:firstColumn="0" w:lastColumn="0" w:oddVBand="0" w:evenVBand="0" w:oddHBand="1" w:evenHBand="0" w:firstRowFirstColumn="0" w:firstRowLastColumn="0" w:lastRowFirstColumn="0" w:lastRowLastColumn="0"/>
+              <w:rPr>
+                <w:rFonts w:ascii="Aptos Narrow" w:hAnsi="Aptos Narrow"/>
+                <w:color w:val="000000"/>
+              </w:rPr>
+            </w:pPr>
+            <w:r>
+              <w:rPr>
+                <w:rFonts w:ascii="Aptos Narrow" w:hAnsi="Aptos Narrow"/>
+                <w:color w:val="000000"/>
+              </w:rPr>
+              <w:t>05/10/2025</w:t>
+            </w:r>
+          </w:p>
+        </w:tc>
+      </w:tr>
+      <w:tr>
+        <w:trPr>
+          <w:trHeight w:val="288"/>
+        </w:trPr>
+        <w:tc>
+          <w:tcPr>
+            <w:cnfStyle w:val="001000000000" w:firstRow="0" w:lastRow="0" w:firstColumn="1" w:lastColumn="0" w:oddVBand="0" w:evenVBand="0" w:oddHBand="0" w:evenHBand="0" w:firstRowFirstColumn="0" w:firstRowLastColumn="0" w:lastRowFirstColumn="0" w:lastRowLastColumn="0"/>
+            <w:tcW w:w="4400" w:type="dxa"/>
+            <w:hideMark/>
+          </w:tcPr>
+          <w:p>
+            <w:pPr>
+              <w:rPr>
+                <w:rFonts w:ascii="Aptos Narrow" w:hAnsi="Aptos Narrow"/>
+                <w:color w:val="000000"/>
+              </w:rPr>
+            </w:pPr>
+            <w:r>
+              <w:rPr>
+                <w:rFonts w:ascii="Aptos Narrow" w:hAnsi="Aptos Narrow"/>
+                <w:color w:val="000000"/>
+              </w:rPr>
+              <w:t>Parcela 4</w:t>
+            </w:r>
+          </w:p>
+        </w:tc>
+        <w:tc>
+          <w:tcPr>
+            <w:tcW w:w="0" w:type="auto"/>
+            <w:noWrap/>
+            <w:hideMark/>
+          </w:tcPr>
+          <w:p>
+            <w:pPr>
+              <w:jc w:val="center"/>
+              <w:cnfStyle w:val="000000000000" w:firstRow="0" w:lastRow="0" w:firstColumn="0" w:lastColumn="0" w:oddVBand="0" w:evenVBand="0" w:oddHBand="0" w:evenHBand="0" w:firstRowFirstColumn="0" w:firstRowLastColumn="0" w:lastRowFirstColumn="0" w:lastRowLastColumn="0"/>
+              <w:rPr>
+                <w:rFonts w:ascii="Aptos Narrow" w:hAnsi="Aptos Narrow"/>
+                <w:color w:val="000000"/>
+              </w:rPr>
+            </w:pPr>
+            <w:r>
+              <w:rPr>
+                <w:rFonts w:ascii="Aptos Narrow" w:hAnsi="Aptos Narrow"/>
+                <w:color w:val="000000"/>
+              </w:rPr>
+              <w:t>10%</w:t>
+            </w:r>
+          </w:p>
+        </w:tc>
+        <w:tc>
+          <w:tcPr>
+            <w:tcW w:w="0" w:type="auto"/>
+            <w:noWrap/>
+            <w:hideMark/>
+          </w:tcPr>
+          <w:p>
+            <w:pPr>
+              <w:jc w:val="center"/>
+              <w:cnfStyle w:val="000000000000" w:firstRow="0" w:lastRow="0" w:firstColumn="0" w:lastColumn="0" w:oddVBand="0" w:evenVBand="0" w:oddHBand="0" w:evenHBand="0" w:firstRowFirstColumn="0" w:firstRowLastColumn="0" w:lastRowFirstColumn="0" w:lastRowLastColumn="0"/>
+              <w:rPr>
+                <w:rFonts w:ascii="Aptos Narrow" w:hAnsi="Aptos Narrow"/>
+                <w:color w:val="000000"/>
+              </w:rPr>
+            </w:pPr>
+            <w:r>
+              <w:rPr>
+                <w:rFonts w:ascii="Aptos Narrow" w:hAnsi="Aptos Narrow"/>
+                <w:color w:val="000000"/>
+              </w:rPr>
+              <w:t>R$ 2.597,30</w:t>
+            </w:r>
+          </w:p>
+        </w:tc>
+        <w:tc>
+          <w:tcPr>
+            <w:tcW w:w="0" w:type="auto"/>
+            <w:noWrap/>
+            <w:hideMark/>
+          </w:tcPr>
+          <w:p>
+            <w:pPr>
+              <w:jc w:val="center"/>
+              <w:cnfStyle w:val="000000000000" w:firstRow="0" w:lastRow="0" w:firstColumn="0" w:lastColumn="0" w:oddVBand="0" w:evenVBand="0" w:oddHBand="0" w:evenHBand="0" w:firstRowFirstColumn="0" w:firstRowLastColumn="0" w:lastRowFirstColumn="0" w:lastRowLastColumn="0"/>
+              <w:rPr>
+                <w:rFonts w:ascii="Aptos Narrow" w:hAnsi="Aptos Narrow"/>
+                <w:color w:val="000000"/>
+              </w:rPr>
+            </w:pPr>
+            <w:r>
+              <w:rPr>
+                <w:rFonts w:ascii="Aptos Narrow" w:hAnsi="Aptos Narrow"/>
+                <w:color w:val="000000"/>
+              </w:rPr>
+              <w:t>05/11/2025</w:t>
+            </w:r>
+          </w:p>
+        </w:tc>
+      </w:tr>
+      <w:tr>
+        <w:trPr>
+          <w:cnfStyle w:val="000000100000" w:firstRow="0" w:lastRow="0" w:firstColumn="0" w:lastColumn="0" w:oddVBand="0" w:evenVBand="0" w:oddHBand="1" w:evenHBand="0" w:firstRowFirstColumn="0" w:firstRowLastColumn="0" w:lastRowFirstColumn="0" w:lastRowLastColumn="0"/>
+          <w:trHeight w:val="288"/>
+        </w:trPr>
+        <w:tc>
+          <w:tcPr>
+            <w:cnfStyle w:val="001000000000" w:firstRow="0" w:lastRow="0" w:firstColumn="1" w:lastColumn="0" w:oddVBand="0" w:evenVBand="0" w:oddHBand="0" w:evenHBand="0" w:firstRowFirstColumn="0" w:firstRowLastColumn="0" w:lastRowFirstColumn="0" w:lastRowLastColumn="0"/>
+            <w:tcW w:w="4400" w:type="dxa"/>
+            <w:hideMark/>
+          </w:tcPr>
+          <w:p>
+            <w:pPr>
+              <w:rPr>
+                <w:rFonts w:ascii="Aptos Narrow" w:hAnsi="Aptos Narrow"/>
+                <w:color w:val="000000"/>
+              </w:rPr>
+            </w:pPr>
+            <w:r>
+              <w:rPr>
+                <w:rFonts w:ascii="Aptos Narrow" w:hAnsi="Aptos Narrow"/>
+                <w:color w:val="000000"/>
+              </w:rPr>
+              <w:t>Parcela 5</w:t>
+            </w:r>
+          </w:p>
+        </w:tc>
+        <w:tc>
+          <w:tcPr>
+            <w:tcW w:w="0" w:type="auto"/>
+            <w:noWrap/>
+            <w:hideMark/>
+          </w:tcPr>
+          <w:p>
+            <w:pPr>
+              <w:jc w:val="center"/>
+              <w:cnfStyle w:val="000000100000" w:firstRow="0" w:lastRow="0" w:firstColumn="0" w:lastColumn="0" w:oddVBand="0" w:evenVBand="0" w:oddHBand="1" w:evenHBand="0" w:firstRowFirstColumn="0" w:firstRowLastColumn="0" w:lastRowFirstColumn="0" w:lastRowLastColumn="0"/>
+              <w:rPr>
+                <w:rFonts w:ascii="Aptos Narrow" w:hAnsi="Aptos Narrow"/>
+                <w:color w:val="000000"/>
+              </w:rPr>
+            </w:pPr>
+            <w:r>
+              <w:rPr>
+                <w:rFonts w:ascii="Aptos Narrow" w:hAnsi="Aptos Narrow"/>
+                <w:color w:val="000000"/>
+              </w:rPr>
+              <w:t>10%</w:t>
+            </w:r>
+          </w:p>
+        </w:tc>
+        <w:tc>
+          <w:tcPr>
+            <w:tcW w:w="0" w:type="auto"/>
+            <w:noWrap/>
+            <w:hideMark/>
+          </w:tcPr>
+          <w:p>
+            <w:pPr>
+              <w:jc w:val="center"/>
+              <w:cnfStyle w:val="000000100000" w:firstRow="0" w:lastRow="0" w:firstColumn="0" w:lastColumn="0" w:oddVBand="0" w:evenVBand="0" w:oddHBand="1" w:evenHBand="0" w:firstRowFirstColumn="0" w:firstRowLastColumn="0" w:lastRowFirstColumn="0" w:lastRowLastColumn="0"/>
+              <w:rPr>
+                <w:rFonts w:ascii="Aptos Narrow" w:hAnsi="Aptos Narrow"/>
+                <w:color w:val="000000"/>
+              </w:rPr>
+            </w:pPr>
+            <w:r>
+              <w:rPr>
+                <w:rFonts w:ascii="Aptos Narrow" w:hAnsi="Aptos Narrow"/>
+                <w:color w:val="000000"/>
+              </w:rPr>
+              <w:t>R$ 2.597,30</w:t>
+            </w:r>
+          </w:p>
+        </w:tc>
+        <w:tc>
+          <w:tcPr>
+            <w:tcW w:w="0" w:type="auto"/>
+            <w:noWrap/>
+            <w:hideMark/>
+          </w:tcPr>
+          <w:p>
+            <w:pPr>
+              <w:jc w:val="center"/>
+              <w:cnfStyle w:val="000000100000" w:firstRow="0" w:lastRow="0" w:firstColumn="0" w:lastColumn="0" w:oddVBand="0" w:evenVBand="0" w:oddHBand="1" w:evenHBand="0" w:firstRowFirstColumn="0" w:firstRowLastColumn="0" w:lastRowFirstColumn="0" w:lastRowLastColumn="0"/>
+              <w:rPr>
+                <w:rFonts w:ascii="Aptos Narrow" w:hAnsi="Aptos Narrow"/>
+                <w:color w:val="000000"/>
+              </w:rPr>
+            </w:pPr>
+            <w:r>
+              <w:rPr>
+                <w:rFonts w:ascii="Aptos Narrow" w:hAnsi="Aptos Narrow"/>
+                <w:color w:val="000000"/>
+              </w:rPr>
+              <w:t>05/12/2025</w:t>
+            </w:r>
+          </w:p>
+        </w:tc>
+      </w:tr>
+      <w:tr>
+        <w:trPr>
+          <w:trHeight w:val="288"/>
+        </w:trPr>
+        <w:tc>
+          <w:tcPr>
+            <w:cnfStyle w:val="001000000000" w:firstRow="0" w:lastRow="0" w:firstColumn="1" w:lastColumn="0" w:oddVBand="0" w:evenVBand="0" w:oddHBand="0" w:evenHBand="0" w:firstRowFirstColumn="0" w:firstRowLastColumn="0" w:lastRowFirstColumn="0" w:lastRowLastColumn="0"/>
+            <w:tcW w:w="4400" w:type="dxa"/>
+            <w:hideMark/>
+          </w:tcPr>
+          <w:p>
+            <w:pPr>
+              <w:rPr>
+                <w:rFonts w:ascii="Aptos Narrow" w:hAnsi="Aptos Narrow"/>
+                <w:color w:val="000000"/>
+              </w:rPr>
+            </w:pPr>
+            <w:r>
+              <w:rPr>
+                <w:rFonts w:ascii="Aptos Narrow" w:hAnsi="Aptos Narrow"/>
+                <w:color w:val="000000"/>
+              </w:rPr>
+              <w:t>Parcela 6</w:t>
+            </w:r>
+          </w:p>
+        </w:tc>
+        <w:tc>
+          <w:tcPr>
+            <w:tcW w:w="0" w:type="auto"/>
+            <w:noWrap/>
+            <w:hideMark/>
+          </w:tcPr>
+          <w:p>
+            <w:pPr>
+              <w:jc w:val="center"/>
+              <w:cnfStyle w:val="000000000000" w:firstRow="0" w:lastRow="0" w:firstColumn="0" w:lastColumn="0" w:oddVBand="0" w:evenVBand="0" w:oddHBand="0" w:evenHBand="0" w:firstRowFirstColumn="0" w:firstRowLastColumn="0" w:lastRowFirstColumn="0" w:lastRowLastColumn="0"/>
+              <w:rPr>
+                <w:rFonts w:ascii="Aptos Narrow" w:hAnsi="Aptos Narrow"/>
+                <w:color w:val="000000"/>
+              </w:rPr>
+            </w:pPr>
+            <w:r>
+              <w:rPr>
+                <w:rFonts w:ascii="Aptos Narrow" w:hAnsi="Aptos Narrow"/>
+                <w:color w:val="000000"/>
+              </w:rPr>
+              <w:t>20%</w:t>
+            </w:r>
+          </w:p>
+        </w:tc>
+        <w:tc>
+          <w:tcPr>
+            <w:tcW w:w="0" w:type="auto"/>
+            <w:noWrap/>
+            <w:hideMark/>
+          </w:tcPr>
+          <w:p>
+            <w:pPr>
+              <w:jc w:val="center"/>
+              <w:cnfStyle w:val="000000000000" w:firstRow="0" w:lastRow="0" w:firstColumn="0" w:lastColumn="0" w:oddVBand="0" w:evenVBand="0" w:oddHBand="0" w:evenHBand="0" w:firstRowFirstColumn="0" w:firstRowLastColumn="0" w:lastRowFirstColumn="0" w:lastRowLastColumn="0"/>
+              <w:rPr>
+                <w:rFonts w:ascii="Aptos Narrow" w:hAnsi="Aptos Narrow"/>
+                <w:color w:val="000000"/>
+              </w:rPr>
+            </w:pPr>
+            <w:r>
+              <w:rPr>
+                <w:rFonts w:ascii="Aptos Narrow" w:hAnsi="Aptos Narrow"/>
+                <w:color w:val="000000"/>
+              </w:rPr>
+              <w:t>R$ 5.194,60</w:t>
+            </w:r>
+          </w:p>
+        </w:tc>
+        <w:tc>
+          <w:tcPr>
+            <w:tcW w:w="0" w:type="auto"/>
+            <w:noWrap/>
+            <w:hideMark/>
+          </w:tcPr>
+          <w:p>
+            <w:pPr>
+              <w:jc w:val="center"/>
+              <w:cnfStyle w:val="000000000000" w:firstRow="0" w:lastRow="0" w:firstColumn="0" w:lastColumn="0" w:oddVBand="0" w:evenVBand="0" w:oddHBand="0" w:evenHBand="0" w:firstRowFirstColumn="0" w:firstRowLastColumn="0" w:lastRowFirstColumn="0" w:lastRowLastColumn="0"/>
+              <w:rPr>
+                <w:rFonts w:ascii="Aptos Narrow" w:hAnsi="Aptos Narrow"/>
+                <w:color w:val="000000"/>
+              </w:rPr>
+            </w:pPr>
+            <w:r>
+              <w:rPr>
+                <w:rFonts w:ascii="Aptos Narrow" w:hAnsi="Aptos Narrow"/>
+                <w:color w:val="000000"/>
+              </w:rPr>
+              <w:t>05/01/2026</w:t>
+            </w:r>
+          </w:p>
+        </w:tc>
+      </w:tr>
+      <w:tr>
+        <w:trPr>
+          <w:cnfStyle w:val="000000100000" w:firstRow="0" w:lastRow="0" w:firstColumn="0" w:lastColumn="0" w:oddVBand="0" w:evenVBand="0" w:oddHBand="1" w:evenHBand="0" w:firstRowFirstColumn="0" w:firstRowLastColumn="0" w:lastRowFirstColumn="0" w:lastRowLastColumn="0"/>
+          <w:trHeight w:val="288"/>
+        </w:trPr>
+        <w:tc>
+          <w:tcPr>
+            <w:cnfStyle w:val="001000000000" w:firstRow="0" w:lastRow="0" w:firstColumn="1" w:lastColumn="0" w:oddVBand="0" w:evenVBand="0" w:oddHBand="0" w:evenHBand="0" w:firstRowFirstColumn="0" w:firstRowLastColumn="0" w:lastRowFirstColumn="0" w:lastRowLastColumn="0"/>
+            <w:tcW w:w="4400" w:type="dxa"/>
+            <w:hideMark/>
+          </w:tcPr>
+          <w:p>
+            <w:pPr>
+              <w:rPr>
+                <w:rFonts w:ascii="Aptos Narrow" w:hAnsi="Aptos Narrow"/>
+                <w:color w:val="000000"/>
+              </w:rPr>
+            </w:pPr>
+            <w:r>
+              <w:rPr>
+                <w:rFonts w:ascii="Aptos Narrow" w:hAnsi="Aptos Narrow"/>
+                <w:color w:val="000000"/>
+              </w:rPr>
+              <w:t>Parcela 7</w:t>
+            </w:r>
+          </w:p>
+        </w:tc>
+        <w:tc>
+          <w:tcPr>
+            <w:tcW w:w="0" w:type="auto"/>
+            <w:noWrap/>
+            <w:hideMark/>
+          </w:tcPr>
+          <w:p>
+            <w:pPr>
+              <w:jc w:val="center"/>
+              <w:cnfStyle w:val="000000100000" w:firstRow="0" w:lastRow="0" w:firstColumn="0" w:lastColumn="0" w:oddVBand="0" w:evenVBand="0" w:oddHBand="1" w:evenHBand="0" w:firstRowFirstColumn="0" w:firstRowLastColumn="0" w:lastRowFirstColumn="0" w:lastRowLastColumn="0"/>
+              <w:rPr>
+                <w:rFonts w:ascii="Aptos Narrow" w:hAnsi="Aptos Narrow"/>
+                <w:color w:val="000000"/>
+              </w:rPr>
+            </w:pPr>
+            <w:r>
+              <w:rPr>
+                <w:rFonts w:ascii="Aptos Narrow" w:hAnsi="Aptos Narrow"/>
+                <w:color w:val="000000"/>
+              </w:rPr>
+              <w:t>20%</w:t>
+            </w:r>
+          </w:p>
+        </w:tc>
+        <w:tc>
+          <w:tcPr>
+            <w:tcW w:w="0" w:type="auto"/>
+            <w:noWrap/>
+            <w:hideMark/>
+          </w:tcPr>
+          <w:p>
+            <w:pPr>
+              <w:jc w:val="center"/>
+              <w:cnfStyle w:val="000000100000" w:firstRow="0" w:lastRow="0" w:firstColumn="0" w:lastColumn="0" w:oddVBand="0" w:evenVBand="0" w:oddHBand="1" w:evenHBand="0" w:firstRowFirstColumn="0" w:firstRowLastColumn="0" w:lastRowFirstColumn="0" w:lastRowLastColumn="0"/>
+              <w:rPr>
+                <w:rFonts w:ascii="Aptos Narrow" w:hAnsi="Aptos Narrow"/>
+                <w:color w:val="000000"/>
+              </w:rPr>
+            </w:pPr>
+            <w:r>
+              <w:rPr>
+                <w:rFonts w:ascii="Aptos Narrow" w:hAnsi="Aptos Narrow"/>
+                <w:color w:val="000000"/>
+              </w:rPr>
+              <w:t>R$ 5.194,60</w:t>
+            </w:r>
+          </w:p>
+        </w:tc>
+        <w:tc>
+          <w:tcPr>
+            <w:tcW w:w="0" w:type="auto"/>
+            <w:noWrap/>
+            <w:hideMark/>
+          </w:tcPr>
+          <w:p>
+            <w:pPr>
+              <w:jc w:val="center"/>
+              <w:cnfStyle w:val="000000100000" w:firstRow="0" w:lastRow="0" w:firstColumn="0" w:lastColumn="0" w:oddVBand="0" w:evenVBand="0" w:oddHBand="1" w:evenHBand="0" w:firstRowFirstColumn="0" w:firstRowLastColumn="0" w:lastRowFirstColumn="0" w:lastRowLastColumn="0"/>
+              <w:rPr>
+                <w:rFonts w:ascii="Aptos Narrow" w:hAnsi="Aptos Narrow"/>
+                <w:color w:val="000000"/>
+              </w:rPr>
+            </w:pPr>
+            <w:r>
+              <w:rPr>
+                <w:rFonts w:ascii="Aptos Narrow" w:hAnsi="Aptos Narrow"/>
+                <w:color w:val="000000"/>
+              </w:rPr>
+              <w:t>05/02/2026</w:t>
+            </w:r>
+          </w:p>
+        </w:tc>
+      </w:tr>
+    </w:tbl>
+    <w:p>
+      <w:pPr>
         <w:spacing w:before="240"/>
         <w:ind w:right="-1"/>
         <w:jc w:val="both"/>
@@ -2931,103 +8126,6 @@
         </w:pBdr>
         <w:spacing w:after="240"/>
         <w:rPr>
-          <w:sz w:val="20"/>
-          <w:szCs w:val="20"/>
-        </w:rPr>
-      </w:pPr>
-      <w:r>
-        <w:t>11. CONCLUSÃO</w:t>
-      </w:r>
-    </w:p>
-    <w:p>
-      <w:pPr>
-        <w:ind w:right="-1"/>
-        <w:jc w:val="both"/>
-        <w:rPr>
-          <w:rFonts w:asciiTheme="majorHAnsi" w:hAnsiTheme="majorHAnsi" w:cstheme="majorHAnsi"/>
-        </w:rPr>
-      </w:pPr>
-      <w:r>
-        <w:rPr>
-          <w:rFonts w:asciiTheme="majorHAnsi" w:hAnsiTheme="majorHAnsi" w:cstheme="majorHAnsi"/>
-        </w:rPr>
-        <w:t>O projeto proporcionará à</w:t>
-      </w:r>
-      <w:r>
-        <w:rPr>
-          <w:rFonts w:asciiTheme="majorHAnsi" w:hAnsiTheme="majorHAnsi" w:cstheme="majorHAnsi"/>
-        </w:rPr>
-        <w:t xml:space="preserve"> CONTRATADA</w:t>
-      </w:r>
-      <w:r>
-        <w:rPr>
-          <w:rFonts w:asciiTheme="majorHAnsi" w:hAnsiTheme="majorHAnsi" w:cstheme="majorHAnsi"/>
-        </w:rPr>
-        <w:t xml:space="preserve"> uma solução moderna, escalável e eficiente, permitindo otimizar operações, reduzir custos e melhorar o relacionamento com os clientes.</w:t>
-      </w:r>
-    </w:p>
-    <w:p>
-      <w:pPr>
-        <w:ind w:right="-1"/>
-        <w:jc w:val="both"/>
-        <w:rPr>
-          <w:rFonts w:asciiTheme="majorHAnsi" w:hAnsiTheme="majorHAnsi" w:cstheme="majorHAnsi"/>
-        </w:rPr>
-      </w:pPr>
-      <w:r>
-        <w:rPr>
-          <w:rFonts w:asciiTheme="majorHAnsi" w:hAnsiTheme="majorHAnsi" w:cstheme="majorHAnsi"/>
-        </w:rPr>
-        <w:t xml:space="preserve">Com o uso de </w:t>
-      </w:r>
-      <w:r>
-        <w:rPr>
-          <w:rFonts w:asciiTheme="majorHAnsi" w:hAnsiTheme="majorHAnsi" w:cstheme="majorHAnsi"/>
-          <w:b/>
-          <w:bCs/>
-        </w:rPr>
-        <w:t>tecnologias atualizadas, apoio de IA e operação assistida</w:t>
-      </w:r>
-      <w:r>
-        <w:rPr>
-          <w:rFonts w:asciiTheme="majorHAnsi" w:hAnsiTheme="majorHAnsi" w:cstheme="majorHAnsi"/>
-        </w:rPr>
-        <w:t xml:space="preserve">, será possível ter um </w:t>
-      </w:r>
-      <w:r>
-        <w:rPr>
-          <w:rFonts w:asciiTheme="majorHAnsi" w:hAnsiTheme="majorHAnsi" w:cstheme="majorHAnsi"/>
-          <w:b/>
-          <w:bCs/>
-        </w:rPr>
-        <w:t>MVP funcional em apenas ~6 semanas</w:t>
-      </w:r>
-      <w:r>
-        <w:rPr>
-          <w:rFonts w:asciiTheme="majorHAnsi" w:hAnsiTheme="majorHAnsi" w:cstheme="majorHAnsi"/>
-        </w:rPr>
-        <w:t>, garantindo que a equipe se adapte com segurança antes de evoluir para novas funcionalidades.</w:t>
-      </w:r>
-    </w:p>
-    <w:p>
-      <w:pPr>
-        <w:ind w:right="-1"/>
-        <w:jc w:val="both"/>
-        <w:rPr>
-          <w:rFonts w:asciiTheme="majorHAnsi" w:hAnsiTheme="majorHAnsi" w:cstheme="majorHAnsi"/>
-          <w:sz w:val="18"/>
-          <w:szCs w:val="18"/>
-        </w:rPr>
-      </w:pPr>
-    </w:p>
-    <w:p>
-      <w:pPr>
-        <w:pStyle w:val="Ttulo1"/>
-        <w:pBdr>
-          <w:bottom w:val="single" w:sz="12" w:space="1" w:color="auto"/>
-        </w:pBdr>
-        <w:spacing w:after="240"/>
-        <w:rPr>
           <w:rFonts w:cstheme="majorHAnsi"/>
           <w:sz w:val="18"/>
           <w:szCs w:val="18"/>
@@ -3142,22 +8240,11 @@
         </w:rPr>
         <w:t>projeto.</w:t>
       </w:r>
-    </w:p>
-    <w:p>
-      <w:pPr>
-        <w:ind w:right="-1"/>
-        <w:jc w:val="both"/>
-        <w:rPr>
-          <w:rFonts w:asciiTheme="majorHAnsi" w:hAnsiTheme="majorHAnsi" w:cstheme="majorHAnsi"/>
-          <w:sz w:val="18"/>
-          <w:szCs w:val="18"/>
-        </w:rPr>
-      </w:pPr>
     </w:p>
     <w:sectPr>
       <w:footerReference w:type="default" r:id="rId11"/>
       <w:pgSz w:w="12240" w:h="15840"/>
-      <w:pgMar w:top="993" w:right="758" w:bottom="709" w:left="851" w:header="720" w:footer="147" w:gutter="0"/>
+      <w:pgMar w:top="709" w:right="758" w:bottom="709" w:left="851" w:header="720" w:footer="147" w:gutter="0"/>
       <w:cols w:space="720"/>
       <w:docGrid w:linePitch="360"/>
     </w:sectPr>
@@ -18754,6 +23841,99 @@
       <w:shd w:val="clear" w:color="auto" w:fill="E1DFDD"/>
     </w:rPr>
   </w:style>
+  <w:style w:type="table" w:styleId="SimplesTabela3">
+    <w:name w:val="Plain Table 3"/>
+    <w:basedOn w:val="Tabelanormal"/>
+    <w:uiPriority w:val="99"/>
+    <w:rsid w:val="00555D8C"/>
+    <w:pPr>
+      <w:spacing w:after="0" w:line="240" w:lineRule="auto"/>
+    </w:pPr>
+    <w:tblPr>
+      <w:tblStyleRowBandSize w:val="1"/>
+      <w:tblStyleColBandSize w:val="1"/>
+    </w:tblPr>
+    <w:tblStylePr w:type="firstRow">
+      <w:rPr>
+        <w:b/>
+        <w:bCs/>
+        <w:caps/>
+      </w:rPr>
+      <w:tblPr/>
+      <w:tcPr>
+        <w:tcBorders>
+          <w:bottom w:val="single" w:sz="4" w:space="0" w:color="7F7F7F" w:themeColor="text1" w:themeTint="80"/>
+        </w:tcBorders>
+      </w:tcPr>
+    </w:tblStylePr>
+    <w:tblStylePr w:type="lastRow">
+      <w:rPr>
+        <w:b/>
+        <w:bCs/>
+        <w:caps/>
+      </w:rPr>
+      <w:tblPr/>
+      <w:tcPr>
+        <w:tcBorders>
+          <w:top w:val="nil"/>
+        </w:tcBorders>
+      </w:tcPr>
+    </w:tblStylePr>
+    <w:tblStylePr w:type="firstCol">
+      <w:rPr>
+        <w:b/>
+        <w:bCs/>
+        <w:caps/>
+      </w:rPr>
+      <w:tblPr/>
+      <w:tcPr>
+        <w:tcBorders>
+          <w:right w:val="single" w:sz="4" w:space="0" w:color="7F7F7F" w:themeColor="text1" w:themeTint="80"/>
+        </w:tcBorders>
+      </w:tcPr>
+    </w:tblStylePr>
+    <w:tblStylePr w:type="lastCol">
+      <w:rPr>
+        <w:b/>
+        <w:bCs/>
+        <w:caps/>
+      </w:rPr>
+      <w:tblPr/>
+      <w:tcPr>
+        <w:tcBorders>
+          <w:left w:val="nil"/>
+        </w:tcBorders>
+      </w:tcPr>
+    </w:tblStylePr>
+    <w:tblStylePr w:type="band1Vert">
+      <w:tblPr/>
+      <w:tcPr>
+        <w:shd w:val="clear" w:color="auto" w:fill="F2F2F2" w:themeFill="background1" w:themeFillShade="F2"/>
+      </w:tcPr>
+    </w:tblStylePr>
+    <w:tblStylePr w:type="band1Horz">
+      <w:tblPr/>
+      <w:tcPr>
+        <w:shd w:val="clear" w:color="auto" w:fill="F2F2F2" w:themeFill="background1" w:themeFillShade="F2"/>
+      </w:tcPr>
+    </w:tblStylePr>
+    <w:tblStylePr w:type="neCell">
+      <w:tblPr/>
+      <w:tcPr>
+        <w:tcBorders>
+          <w:left w:val="nil"/>
+        </w:tcBorders>
+      </w:tcPr>
+    </w:tblStylePr>
+    <w:tblStylePr w:type="nwCell">
+      <w:tblPr/>
+      <w:tcPr>
+        <w:tcBorders>
+          <w:right w:val="nil"/>
+        </w:tcBorders>
+      </w:tcPr>
+    </w:tblStylePr>
+  </w:style>
 </w:styles>
 </file>
 
